--- a/storage/templates/m1.docx
+++ b/storage/templates/m1.docx
@@ -28,7 +28,6 @@
           <w:rFonts w:ascii="Calibri" w:hAnsi="Calibri" w:cs="Calibri"/>
           <w:sz w:val="18"/>
           <w:szCs w:val="18"/>
-          <w:highlight w:val="none"/>
           <w:lang w:val="es-CO" w:eastAsia="es-CO"/>
         </w:rPr>
       </w:r>
@@ -37,7 +36,6 @@
           <w:rFonts w:ascii="Calibri" w:hAnsi="Calibri" w:cs="Calibri"/>
           <w:sz w:val="18"/>
           <w:szCs w:val="18"/>
-          <w:highlight w:val="none"/>
           <w:lang w:val="es-CO" w:eastAsia="es-CO"/>
         </w:rPr>
       </w:r>
@@ -146,6 +144,7 @@
           <w:rFonts w:ascii="Calibri" w:hAnsi="Calibri" w:cs="Calibri"/>
           <w:sz w:val="18"/>
           <w:szCs w:val="18"/>
+          <w:highlight w:val="none"/>
           <w:lang w:val="es-CO" w:eastAsia="es-CO"/>
         </w:rPr>
       </w:r>
@@ -154,6 +153,7 @@
           <w:rFonts w:ascii="Calibri" w:hAnsi="Calibri" w:cs="Calibri"/>
           <w:sz w:val="18"/>
           <w:szCs w:val="18"/>
+          <w:highlight w:val="none"/>
           <w:lang w:val="es-CO" w:eastAsia="es-CO"/>
         </w:rPr>
       </w:r>
@@ -191,7 +191,6 @@
           <w:szCs w:val="18"/>
           <w:lang w:val="es-CO" w:eastAsia="es-CO"/>
         </w:rPr>
-        <w:tab/>
       </w:r>
       <w:r>
         <w:rPr>
@@ -4714,7 +4713,7 @@
 <w:ftr xmlns:wpc="http://schemas.microsoft.com/office/word/2010/wordprocessingCanvas" xmlns:mc="http://schemas.openxmlformats.org/markup-compatibility/2006" xmlns:o="urn:schemas-microsoft-com:office:office" xmlns:r="http://schemas.openxmlformats.org/officeDocument/2006/relationships" xmlns:m="http://schemas.openxmlformats.org/officeDocument/2006/math" xmlns:v="urn:schemas-microsoft-com:vml" xmlns:wp14="http://schemas.microsoft.com/office/word/2010/wordprocessingDrawing" xmlns:wp="http://schemas.openxmlformats.org/drawingml/2006/wordprocessingDrawing" xmlns:w10="urn:schemas-microsoft-com:office:word" xmlns:w="http://schemas.openxmlformats.org/wordprocessingml/2006/main" xmlns:w14="http://schemas.microsoft.com/office/word/2010/wordml" xmlns:w15="http://schemas.microsoft.com/office/word/2012/wordml" xmlns:wpg="http://schemas.microsoft.com/office/word/2010/wordprocessingGroup" xmlns:wpi="http://schemas.microsoft.com/office/word/2010/wordprocessingInk" xmlns:wne="http://schemas.microsoft.com/office/word/2006/wordml" xmlns:a="http://schemas.openxmlformats.org/drawingml/2006/main" xmlns:wps="http://schemas.microsoft.com/office/word/2010/wordprocessingShape" mc:Ignorable="w14 w15 wp14">
   <w:p>
     <w:pPr>
-      <w:pStyle w:val="1447"/>
+      <w:pStyle w:val="1373"/>
       <w:pBdr/>
       <w:spacing/>
       <w:ind/>
@@ -4793,7 +4792,7 @@
 <w:ftr xmlns:wpc="http://schemas.microsoft.com/office/word/2010/wordprocessingCanvas" xmlns:mc="http://schemas.openxmlformats.org/markup-compatibility/2006" xmlns:o="urn:schemas-microsoft-com:office:office" xmlns:r="http://schemas.openxmlformats.org/officeDocument/2006/relationships" xmlns:m="http://schemas.openxmlformats.org/officeDocument/2006/math" xmlns:v="urn:schemas-microsoft-com:vml" xmlns:wp14="http://schemas.microsoft.com/office/word/2010/wordprocessingDrawing" xmlns:wp="http://schemas.openxmlformats.org/drawingml/2006/wordprocessingDrawing" xmlns:w10="urn:schemas-microsoft-com:office:word" xmlns:w="http://schemas.openxmlformats.org/wordprocessingml/2006/main" xmlns:w14="http://schemas.microsoft.com/office/word/2010/wordml" xmlns:w15="http://schemas.microsoft.com/office/word/2012/wordml" xmlns:wpg="http://schemas.microsoft.com/office/word/2010/wordprocessingGroup" xmlns:wpi="http://schemas.microsoft.com/office/word/2010/wordprocessingInk" xmlns:wne="http://schemas.microsoft.com/office/word/2006/wordml" xmlns:a="http://schemas.openxmlformats.org/drawingml/2006/main" xmlns:wps="http://schemas.microsoft.com/office/word/2010/wordprocessingShape" mc:Ignorable="w14 w15 wp14">
   <w:p>
     <w:pPr>
-      <w:pStyle w:val="1447"/>
+      <w:pStyle w:val="1373"/>
       <w:pBdr/>
       <w:spacing/>
       <w:ind/>
@@ -4857,7 +4856,7 @@
   </w:p>
   <w:p>
     <w:pPr>
-      <w:pStyle w:val="1447"/>
+      <w:pStyle w:val="1373"/>
       <w:pBdr/>
       <w:spacing/>
       <w:ind/>
@@ -4905,7 +4904,7 @@
 <w:ftr xmlns:wpc="http://schemas.microsoft.com/office/word/2010/wordprocessingCanvas" xmlns:mc="http://schemas.openxmlformats.org/markup-compatibility/2006" xmlns:o="urn:schemas-microsoft-com:office:office" xmlns:r="http://schemas.openxmlformats.org/officeDocument/2006/relationships" xmlns:m="http://schemas.openxmlformats.org/officeDocument/2006/math" xmlns:v="urn:schemas-microsoft-com:vml" xmlns:wp14="http://schemas.microsoft.com/office/word/2010/wordprocessingDrawing" xmlns:wp="http://schemas.openxmlformats.org/drawingml/2006/wordprocessingDrawing" xmlns:w10="urn:schemas-microsoft-com:office:word" xmlns:w="http://schemas.openxmlformats.org/wordprocessingml/2006/main" xmlns:w14="http://schemas.microsoft.com/office/word/2010/wordml" xmlns:w15="http://schemas.microsoft.com/office/word/2012/wordml" xmlns:wpg="http://schemas.microsoft.com/office/word/2010/wordprocessingGroup" xmlns:wpi="http://schemas.microsoft.com/office/word/2010/wordprocessingInk" xmlns:wne="http://schemas.microsoft.com/office/word/2006/wordml" xmlns:a="http://schemas.openxmlformats.org/drawingml/2006/main" xmlns:wps="http://schemas.microsoft.com/office/word/2010/wordprocessingShape" mc:Ignorable="w14 w15 wp14">
   <w:p>
     <w:pPr>
-      <w:pStyle w:val="1447"/>
+      <w:pStyle w:val="1373"/>
       <w:pBdr/>
       <w:spacing/>
       <w:ind/>
@@ -4979,7 +4978,7 @@
   </w:p>
   <w:p>
     <w:pPr>
-      <w:pStyle w:val="1447"/>
+      <w:pStyle w:val="1373"/>
       <w:pBdr/>
       <w:spacing/>
       <w:ind/>
@@ -4995,7 +4994,7 @@
 <w:ftr xmlns:wpc="http://schemas.microsoft.com/office/word/2010/wordprocessingCanvas" xmlns:mc="http://schemas.openxmlformats.org/markup-compatibility/2006" xmlns:o="urn:schemas-microsoft-com:office:office" xmlns:r="http://schemas.openxmlformats.org/officeDocument/2006/relationships" xmlns:m="http://schemas.openxmlformats.org/officeDocument/2006/math" xmlns:v="urn:schemas-microsoft-com:vml" xmlns:wp14="http://schemas.microsoft.com/office/word/2010/wordprocessingDrawing" xmlns:wp="http://schemas.openxmlformats.org/drawingml/2006/wordprocessingDrawing" xmlns:w10="urn:schemas-microsoft-com:office:word" xmlns:w="http://schemas.openxmlformats.org/wordprocessingml/2006/main" xmlns:w14="http://schemas.microsoft.com/office/word/2010/wordml" xmlns:w15="http://schemas.microsoft.com/office/word/2012/wordml" xmlns:wpg="http://schemas.microsoft.com/office/word/2010/wordprocessingGroup" xmlns:wpi="http://schemas.microsoft.com/office/word/2010/wordprocessingInk" xmlns:wne="http://schemas.microsoft.com/office/word/2006/wordml" xmlns:a="http://schemas.openxmlformats.org/drawingml/2006/main" xmlns:wps="http://schemas.microsoft.com/office/word/2010/wordprocessingShape" mc:Ignorable="w14 w15 wp14">
   <w:p>
     <w:pPr>
-      <w:pStyle w:val="1447"/>
+      <w:pStyle w:val="1373"/>
       <w:pBdr/>
       <w:spacing/>
       <w:ind/>
@@ -5069,7 +5068,7 @@
   </w:p>
   <w:p>
     <w:pPr>
-      <w:pStyle w:val="1447"/>
+      <w:pStyle w:val="1373"/>
       <w:pBdr/>
       <w:spacing/>
       <w:ind/>
@@ -5118,7 +5117,7 @@
 <w:hdr xmlns:wpc="http://schemas.microsoft.com/office/word/2010/wordprocessingCanvas" xmlns:mc="http://schemas.openxmlformats.org/markup-compatibility/2006" xmlns:o="urn:schemas-microsoft-com:office:office" xmlns:r="http://schemas.openxmlformats.org/officeDocument/2006/relationships" xmlns:m="http://schemas.openxmlformats.org/officeDocument/2006/math" xmlns:v="urn:schemas-microsoft-com:vml" xmlns:wp14="http://schemas.microsoft.com/office/word/2010/wordprocessingDrawing" xmlns:wp="http://schemas.openxmlformats.org/drawingml/2006/wordprocessingDrawing" xmlns:w10="urn:schemas-microsoft-com:office:word" xmlns:w="http://schemas.openxmlformats.org/wordprocessingml/2006/main" xmlns:w14="http://schemas.microsoft.com/office/word/2010/wordml" xmlns:w15="http://schemas.microsoft.com/office/word/2012/wordml" xmlns:wpg="http://schemas.microsoft.com/office/word/2010/wordprocessingGroup" xmlns:wpi="http://schemas.microsoft.com/office/word/2010/wordprocessingInk" xmlns:wne="http://schemas.microsoft.com/office/word/2006/wordml" xmlns:a="http://schemas.openxmlformats.org/drawingml/2006/main" xmlns:wps="http://schemas.microsoft.com/office/word/2010/wordprocessingShape" mc:Ignorable="w14 w15 wp14">
   <w:p>
     <w:pPr>
-      <w:pStyle w:val="1445"/>
+      <w:pStyle w:val="1371"/>
       <w:pBdr/>
       <w:spacing/>
       <w:ind/>
@@ -5129,7 +5128,7 @@
   </w:p>
   <w:p>
     <w:pPr>
-      <w:pStyle w:val="1445"/>
+      <w:pStyle w:val="1371"/>
       <w:pBdr/>
       <w:spacing/>
       <w:ind/>
@@ -5218,7 +5217,7 @@
 <w:hdr xmlns:wpc="http://schemas.microsoft.com/office/word/2010/wordprocessingCanvas" xmlns:mc="http://schemas.openxmlformats.org/markup-compatibility/2006" xmlns:o="urn:schemas-microsoft-com:office:office" xmlns:r="http://schemas.openxmlformats.org/officeDocument/2006/relationships" xmlns:m="http://schemas.openxmlformats.org/officeDocument/2006/math" xmlns:v="urn:schemas-microsoft-com:vml" xmlns:wp14="http://schemas.microsoft.com/office/word/2010/wordprocessingDrawing" xmlns:wp="http://schemas.openxmlformats.org/drawingml/2006/wordprocessingDrawing" xmlns:w10="urn:schemas-microsoft-com:office:word" xmlns:w="http://schemas.openxmlformats.org/wordprocessingml/2006/main" xmlns:w14="http://schemas.microsoft.com/office/word/2010/wordml" xmlns:w15="http://schemas.microsoft.com/office/word/2012/wordml" xmlns:wpg="http://schemas.microsoft.com/office/word/2010/wordprocessingGroup" xmlns:wpi="http://schemas.microsoft.com/office/word/2010/wordprocessingInk" xmlns:wne="http://schemas.microsoft.com/office/word/2006/wordml" xmlns:a="http://schemas.openxmlformats.org/drawingml/2006/main" xmlns:wps="http://schemas.microsoft.com/office/word/2010/wordprocessingShape" mc:Ignorable="w14 w15 wp14">
   <w:p>
     <w:pPr>
-      <w:pStyle w:val="1445"/>
+      <w:pStyle w:val="1371"/>
       <w:pBdr/>
       <w:spacing/>
       <w:ind/>
@@ -5307,7 +5306,7 @@
 <w:hdr xmlns:wpc="http://schemas.microsoft.com/office/word/2010/wordprocessingCanvas" xmlns:mc="http://schemas.openxmlformats.org/markup-compatibility/2006" xmlns:o="urn:schemas-microsoft-com:office:office" xmlns:r="http://schemas.openxmlformats.org/officeDocument/2006/relationships" xmlns:m="http://schemas.openxmlformats.org/officeDocument/2006/math" xmlns:v="urn:schemas-microsoft-com:vml" xmlns:wp14="http://schemas.microsoft.com/office/word/2010/wordprocessingDrawing" xmlns:wp="http://schemas.openxmlformats.org/drawingml/2006/wordprocessingDrawing" xmlns:w10="urn:schemas-microsoft-com:office:word" xmlns:w="http://schemas.openxmlformats.org/wordprocessingml/2006/main" xmlns:w14="http://schemas.microsoft.com/office/word/2010/wordml" xmlns:w15="http://schemas.microsoft.com/office/word/2012/wordml" xmlns:wpg="http://schemas.microsoft.com/office/word/2010/wordprocessingGroup" xmlns:wpi="http://schemas.microsoft.com/office/word/2010/wordprocessingInk" xmlns:wne="http://schemas.microsoft.com/office/word/2006/wordml" xmlns:a="http://schemas.openxmlformats.org/drawingml/2006/main" xmlns:wps="http://schemas.microsoft.com/office/word/2010/wordprocessingShape" mc:Ignorable="w14 w15 wp14">
   <w:p>
     <w:pPr>
-      <w:pStyle w:val="1445"/>
+      <w:pStyle w:val="1371"/>
       <w:pBdr/>
       <w:spacing/>
       <w:ind/>
@@ -5391,7 +5390,7 @@
   </w:p>
   <w:p>
     <w:pPr>
-      <w:pStyle w:val="1445"/>
+      <w:pStyle w:val="1371"/>
       <w:pBdr/>
       <w:spacing/>
       <w:ind/>
@@ -5420,7 +5419,7 @@
         <w:spacing/>
         <w:ind w:hanging="720" w:left="720"/>
       </w:pPr>
-      <w:pStyle w:val="1107"/>
+      <w:pStyle w:val="1033"/>
       <w:rPr/>
       <w:start w:val="1"/>
       <w:suff w:val="tab"/>
@@ -5877,9 +5876,9 @@
     <w:lsdException w:name="Bibliography" w:uiPriority="37"/>
     <w:lsdException w:name="TOC Heading" w:uiPriority="39" w:qFormat="1"/>
   </w:latentStyles>
-  <w:style w:type="table" w:styleId="923">
+  <w:style w:type="table" w:styleId="849">
     <w:name w:val="Table Grid Light"/>
-    <w:basedOn w:val="1102"/>
+    <w:basedOn w:val="1028"/>
     <w:uiPriority w:val="59"/>
     <w:pPr>
       <w:pBdr/>
@@ -6076,9 +6075,9 @@
       </w:tcPr>
     </w:tblStylePr>
   </w:style>
-  <w:style w:type="table" w:styleId="924">
+  <w:style w:type="table" w:styleId="850">
     <w:name w:val="Plain Table 1"/>
-    <w:basedOn w:val="1102"/>
+    <w:basedOn w:val="1028"/>
     <w:uiPriority w:val="59"/>
     <w:pPr>
       <w:pBdr/>
@@ -6301,9 +6300,9 @@
       </w:tcPr>
     </w:tblStylePr>
   </w:style>
-  <w:style w:type="table" w:styleId="925">
+  <w:style w:type="table" w:styleId="851">
     <w:name w:val="Plain Table 2"/>
-    <w:basedOn w:val="1102"/>
+    <w:basedOn w:val="1028"/>
     <w:uiPriority w:val="59"/>
     <w:pPr>
       <w:pBdr/>
@@ -6534,9 +6533,9 @@
       </w:tcPr>
     </w:tblStylePr>
   </w:style>
-  <w:style w:type="table" w:styleId="926">
+  <w:style w:type="table" w:styleId="852">
     <w:name w:val="Plain Table 3"/>
-    <w:basedOn w:val="1102"/>
+    <w:basedOn w:val="1028"/>
     <w:uiPriority w:val="99"/>
     <w:pPr>
       <w:pBdr/>
@@ -6764,9 +6763,9 @@
       </w:tcPr>
     </w:tblStylePr>
   </w:style>
-  <w:style w:type="table" w:styleId="927">
+  <w:style w:type="table" w:styleId="853">
     <w:name w:val="Plain Table 4"/>
-    <w:basedOn w:val="1102"/>
+    <w:basedOn w:val="1028"/>
     <w:uiPriority w:val="99"/>
     <w:pPr>
       <w:pBdr/>
@@ -6980,9 +6979,9 @@
       </w:tcPr>
     </w:tblStylePr>
   </w:style>
-  <w:style w:type="table" w:styleId="928">
+  <w:style w:type="table" w:styleId="854">
     <w:name w:val="Plain Table 5"/>
-    <w:basedOn w:val="1102"/>
+    <w:basedOn w:val="1028"/>
     <w:uiPriority w:val="99"/>
     <w:pPr>
       <w:pBdr/>
@@ -7213,9 +7212,9 @@
       </w:tcPr>
     </w:tblStylePr>
   </w:style>
-  <w:style w:type="table" w:styleId="929">
+  <w:style w:type="table" w:styleId="855">
     <w:name w:val="Grid Table 1 Light"/>
-    <w:basedOn w:val="1102"/>
+    <w:basedOn w:val="1028"/>
     <w:uiPriority w:val="99"/>
     <w:pPr>
       <w:pBdr/>
@@ -7436,9 +7435,9 @@
       </w:tcPr>
     </w:tblStylePr>
   </w:style>
-  <w:style w:type="table" w:styleId="930">
+  <w:style w:type="table" w:styleId="856">
     <w:name w:val="Grid Table 1 Light - Accent 1"/>
-    <w:basedOn w:val="1102"/>
+    <w:basedOn w:val="1028"/>
     <w:uiPriority w:val="99"/>
     <w:pPr>
       <w:pBdr/>
@@ -7659,9 +7658,9 @@
       </w:tcPr>
     </w:tblStylePr>
   </w:style>
-  <w:style w:type="table" w:styleId="931">
+  <w:style w:type="table" w:styleId="857">
     <w:name w:val="Grid Table 1 Light - Accent 2"/>
-    <w:basedOn w:val="1102"/>
+    <w:basedOn w:val="1028"/>
     <w:uiPriority w:val="99"/>
     <w:pPr>
       <w:pBdr/>
@@ -7882,9 +7881,9 @@
       </w:tcPr>
     </w:tblStylePr>
   </w:style>
-  <w:style w:type="table" w:styleId="932">
+  <w:style w:type="table" w:styleId="858">
     <w:name w:val="Grid Table 1 Light - Accent 3"/>
-    <w:basedOn w:val="1102"/>
+    <w:basedOn w:val="1028"/>
     <w:uiPriority w:val="99"/>
     <w:pPr>
       <w:pBdr/>
@@ -8105,9 +8104,9 @@
       </w:tcPr>
     </w:tblStylePr>
   </w:style>
-  <w:style w:type="table" w:styleId="933">
+  <w:style w:type="table" w:styleId="859">
     <w:name w:val="Grid Table 1 Light - Accent 4"/>
-    <w:basedOn w:val="1102"/>
+    <w:basedOn w:val="1028"/>
     <w:uiPriority w:val="99"/>
     <w:pPr>
       <w:pBdr/>
@@ -8328,9 +8327,9 @@
       </w:tcPr>
     </w:tblStylePr>
   </w:style>
-  <w:style w:type="table" w:styleId="934">
+  <w:style w:type="table" w:styleId="860">
     <w:name w:val="Grid Table 1 Light - Accent 5"/>
-    <w:basedOn w:val="1102"/>
+    <w:basedOn w:val="1028"/>
     <w:uiPriority w:val="99"/>
     <w:pPr>
       <w:pBdr/>
@@ -8551,9 +8550,9 @@
       </w:tcPr>
     </w:tblStylePr>
   </w:style>
-  <w:style w:type="table" w:styleId="935">
+  <w:style w:type="table" w:styleId="861">
     <w:name w:val="Grid Table 1 Light - Accent 6"/>
-    <w:basedOn w:val="1102"/>
+    <w:basedOn w:val="1028"/>
     <w:uiPriority w:val="99"/>
     <w:pPr>
       <w:pBdr/>
@@ -8774,9 +8773,9 @@
       </w:tcPr>
     </w:tblStylePr>
   </w:style>
-  <w:style w:type="table" w:styleId="936">
+  <w:style w:type="table" w:styleId="862">
     <w:name w:val="Grid Table 2"/>
-    <w:basedOn w:val="1102"/>
+    <w:basedOn w:val="1028"/>
     <w:uiPriority w:val="99"/>
     <w:pPr>
       <w:pBdr/>
@@ -9006,9 +9005,9 @@
       </w:tcPr>
     </w:tblStylePr>
   </w:style>
-  <w:style w:type="table" w:styleId="937">
+  <w:style w:type="table" w:styleId="863">
     <w:name w:val="Grid Table 2 - Accent 1"/>
-    <w:basedOn w:val="1102"/>
+    <w:basedOn w:val="1028"/>
     <w:uiPriority w:val="99"/>
     <w:pPr>
       <w:pBdr/>
@@ -9238,9 +9237,9 @@
       </w:tcPr>
     </w:tblStylePr>
   </w:style>
-  <w:style w:type="table" w:styleId="938">
+  <w:style w:type="table" w:styleId="864">
     <w:name w:val="Grid Table 2 - Accent 2"/>
-    <w:basedOn w:val="1102"/>
+    <w:basedOn w:val="1028"/>
     <w:uiPriority w:val="99"/>
     <w:pPr>
       <w:pBdr/>
@@ -9470,9 +9469,9 @@
       </w:tcPr>
     </w:tblStylePr>
   </w:style>
-  <w:style w:type="table" w:styleId="939">
+  <w:style w:type="table" w:styleId="865">
     <w:name w:val="Grid Table 2 - Accent 3"/>
-    <w:basedOn w:val="1102"/>
+    <w:basedOn w:val="1028"/>
     <w:uiPriority w:val="99"/>
     <w:pPr>
       <w:pBdr/>
@@ -9702,9 +9701,9 @@
       </w:tcPr>
     </w:tblStylePr>
   </w:style>
-  <w:style w:type="table" w:styleId="940">
+  <w:style w:type="table" w:styleId="866">
     <w:name w:val="Grid Table 2 - Accent 4"/>
-    <w:basedOn w:val="1102"/>
+    <w:basedOn w:val="1028"/>
     <w:uiPriority w:val="99"/>
     <w:pPr>
       <w:pBdr/>
@@ -9934,9 +9933,9 @@
       </w:tcPr>
     </w:tblStylePr>
   </w:style>
-  <w:style w:type="table" w:styleId="941">
+  <w:style w:type="table" w:styleId="867">
     <w:name w:val="Grid Table 2 - Accent 5"/>
-    <w:basedOn w:val="1102"/>
+    <w:basedOn w:val="1028"/>
     <w:uiPriority w:val="99"/>
     <w:pPr>
       <w:pBdr/>
@@ -10166,9 +10165,9 @@
       </w:tcPr>
     </w:tblStylePr>
   </w:style>
-  <w:style w:type="table" w:styleId="942">
+  <w:style w:type="table" w:styleId="868">
     <w:name w:val="Grid Table 2 - Accent 6"/>
-    <w:basedOn w:val="1102"/>
+    <w:basedOn w:val="1028"/>
     <w:uiPriority w:val="99"/>
     <w:pPr>
       <w:pBdr/>
@@ -10398,9 +10397,9 @@
       </w:tcPr>
     </w:tblStylePr>
   </w:style>
-  <w:style w:type="table" w:styleId="943">
+  <w:style w:type="table" w:styleId="869">
     <w:name w:val="Grid Table 3"/>
-    <w:basedOn w:val="1102"/>
+    <w:basedOn w:val="1028"/>
     <w:uiPriority w:val="99"/>
     <w:pPr>
       <w:pBdr/>
@@ -10643,9 +10642,9 @@
       </w:tcPr>
     </w:tblStylePr>
   </w:style>
-  <w:style w:type="table" w:styleId="944">
+  <w:style w:type="table" w:styleId="870">
     <w:name w:val="Grid Table 3 - Accent 1"/>
-    <w:basedOn w:val="1102"/>
+    <w:basedOn w:val="1028"/>
     <w:uiPriority w:val="99"/>
     <w:pPr>
       <w:pBdr/>
@@ -10888,9 +10887,9 @@
       </w:tcPr>
     </w:tblStylePr>
   </w:style>
-  <w:style w:type="table" w:styleId="945">
+  <w:style w:type="table" w:styleId="871">
     <w:name w:val="Grid Table 3 - Accent 2"/>
-    <w:basedOn w:val="1102"/>
+    <w:basedOn w:val="1028"/>
     <w:uiPriority w:val="99"/>
     <w:pPr>
       <w:pBdr/>
@@ -11133,9 +11132,9 @@
       </w:tcPr>
     </w:tblStylePr>
   </w:style>
-  <w:style w:type="table" w:styleId="946">
+  <w:style w:type="table" w:styleId="872">
     <w:name w:val="Grid Table 3 - Accent 3"/>
-    <w:basedOn w:val="1102"/>
+    <w:basedOn w:val="1028"/>
     <w:uiPriority w:val="99"/>
     <w:pPr>
       <w:pBdr/>
@@ -11378,9 +11377,9 @@
       </w:tcPr>
     </w:tblStylePr>
   </w:style>
-  <w:style w:type="table" w:styleId="947">
+  <w:style w:type="table" w:styleId="873">
     <w:name w:val="Grid Table 3 - Accent 4"/>
-    <w:basedOn w:val="1102"/>
+    <w:basedOn w:val="1028"/>
     <w:uiPriority w:val="99"/>
     <w:pPr>
       <w:pBdr/>
@@ -11623,9 +11622,9 @@
       </w:tcPr>
     </w:tblStylePr>
   </w:style>
-  <w:style w:type="table" w:styleId="948">
+  <w:style w:type="table" w:styleId="874">
     <w:name w:val="Grid Table 3 - Accent 5"/>
-    <w:basedOn w:val="1102"/>
+    <w:basedOn w:val="1028"/>
     <w:uiPriority w:val="99"/>
     <w:pPr>
       <w:pBdr/>
@@ -11868,9 +11867,9 @@
       </w:tcPr>
     </w:tblStylePr>
   </w:style>
-  <w:style w:type="table" w:styleId="949">
+  <w:style w:type="table" w:styleId="875">
     <w:name w:val="Grid Table 3 - Accent 6"/>
-    <w:basedOn w:val="1102"/>
+    <w:basedOn w:val="1028"/>
     <w:uiPriority w:val="99"/>
     <w:pPr>
       <w:pBdr/>
@@ -12113,9 +12112,9 @@
       </w:tcPr>
     </w:tblStylePr>
   </w:style>
-  <w:style w:type="table" w:styleId="950">
+  <w:style w:type="table" w:styleId="876">
     <w:name w:val="Grid Table 4 - Accent 1"/>
-    <w:basedOn w:val="1102"/>
+    <w:basedOn w:val="1028"/>
     <w:uiPriority w:val="59"/>
     <w:pPr>
       <w:pBdr/>
@@ -12346,9 +12345,9 @@
       </w:tcPr>
     </w:tblStylePr>
   </w:style>
-  <w:style w:type="table" w:styleId="951">
+  <w:style w:type="table" w:styleId="877">
     <w:name w:val="Grid Table 4 - Accent 2"/>
-    <w:basedOn w:val="1102"/>
+    <w:basedOn w:val="1028"/>
     <w:uiPriority w:val="59"/>
     <w:pPr>
       <w:pBdr/>
@@ -12579,9 +12578,9 @@
       </w:tcPr>
     </w:tblStylePr>
   </w:style>
-  <w:style w:type="table" w:styleId="952">
+  <w:style w:type="table" w:styleId="878">
     <w:name w:val="Grid Table 4 - Accent 3"/>
-    <w:basedOn w:val="1102"/>
+    <w:basedOn w:val="1028"/>
     <w:uiPriority w:val="59"/>
     <w:pPr>
       <w:pBdr/>
@@ -12812,9 +12811,9 @@
       </w:tcPr>
     </w:tblStylePr>
   </w:style>
-  <w:style w:type="table" w:styleId="953">
+  <w:style w:type="table" w:styleId="879">
     <w:name w:val="Grid Table 4 - Accent 4"/>
-    <w:basedOn w:val="1102"/>
+    <w:basedOn w:val="1028"/>
     <w:uiPriority w:val="59"/>
     <w:pPr>
       <w:pBdr/>
@@ -13045,9 +13044,9 @@
       </w:tcPr>
     </w:tblStylePr>
   </w:style>
-  <w:style w:type="table" w:styleId="954">
+  <w:style w:type="table" w:styleId="880">
     <w:name w:val="Grid Table 4 - Accent 5"/>
-    <w:basedOn w:val="1102"/>
+    <w:basedOn w:val="1028"/>
     <w:uiPriority w:val="59"/>
     <w:pPr>
       <w:pBdr/>
@@ -13278,9 +13277,9 @@
       </w:tcPr>
     </w:tblStylePr>
   </w:style>
-  <w:style w:type="table" w:styleId="955">
+  <w:style w:type="table" w:styleId="881">
     <w:name w:val="Grid Table 4 - Accent 6"/>
-    <w:basedOn w:val="1102"/>
+    <w:basedOn w:val="1028"/>
     <w:uiPriority w:val="59"/>
     <w:pPr>
       <w:pBdr/>
@@ -13511,9 +13510,9 @@
       </w:tcPr>
     </w:tblStylePr>
   </w:style>
-  <w:style w:type="table" w:styleId="956">
+  <w:style w:type="table" w:styleId="882">
     <w:name w:val="Grid Table 5 Dark"/>
-    <w:basedOn w:val="1102"/>
+    <w:basedOn w:val="1028"/>
     <w:uiPriority w:val="99"/>
     <w:pPr>
       <w:pBdr/>
@@ -13739,9 +13738,9 @@
       </w:tcPr>
     </w:tblStylePr>
   </w:style>
-  <w:style w:type="table" w:styleId="957">
+  <w:style w:type="table" w:styleId="883">
     <w:name w:val="Grid Table 5 Dark- Accent 1"/>
-    <w:basedOn w:val="1102"/>
+    <w:basedOn w:val="1028"/>
     <w:uiPriority w:val="99"/>
     <w:pPr>
       <w:pBdr/>
@@ -13967,9 +13966,9 @@
       </w:tcPr>
     </w:tblStylePr>
   </w:style>
-  <w:style w:type="table" w:styleId="958">
+  <w:style w:type="table" w:styleId="884">
     <w:name w:val="Grid Table 5 Dark - Accent 2"/>
-    <w:basedOn w:val="1102"/>
+    <w:basedOn w:val="1028"/>
     <w:uiPriority w:val="99"/>
     <w:pPr>
       <w:pBdr/>
@@ -14195,9 +14194,9 @@
       </w:tcPr>
     </w:tblStylePr>
   </w:style>
-  <w:style w:type="table" w:styleId="959">
+  <w:style w:type="table" w:styleId="885">
     <w:name w:val="Grid Table 5 Dark - Accent 3"/>
-    <w:basedOn w:val="1102"/>
+    <w:basedOn w:val="1028"/>
     <w:uiPriority w:val="99"/>
     <w:pPr>
       <w:pBdr/>
@@ -14423,9 +14422,9 @@
       </w:tcPr>
     </w:tblStylePr>
   </w:style>
-  <w:style w:type="table" w:styleId="960">
+  <w:style w:type="table" w:styleId="886">
     <w:name w:val="Grid Table 5 Dark- Accent 4"/>
-    <w:basedOn w:val="1102"/>
+    <w:basedOn w:val="1028"/>
     <w:uiPriority w:val="99"/>
     <w:pPr>
       <w:pBdr/>
@@ -14651,9 +14650,9 @@
       </w:tcPr>
     </w:tblStylePr>
   </w:style>
-  <w:style w:type="table" w:styleId="961">
+  <w:style w:type="table" w:styleId="887">
     <w:name w:val="Grid Table 5 Dark - Accent 5"/>
-    <w:basedOn w:val="1102"/>
+    <w:basedOn w:val="1028"/>
     <w:uiPriority w:val="99"/>
     <w:pPr>
       <w:pBdr/>
@@ -14879,9 +14878,9 @@
       </w:tcPr>
     </w:tblStylePr>
   </w:style>
-  <w:style w:type="table" w:styleId="962">
+  <w:style w:type="table" w:styleId="888">
     <w:name w:val="Grid Table 5 Dark - Accent 6"/>
-    <w:basedOn w:val="1102"/>
+    <w:basedOn w:val="1028"/>
     <w:uiPriority w:val="99"/>
     <w:pPr>
       <w:pBdr/>
@@ -15107,9 +15106,9 @@
       </w:tcPr>
     </w:tblStylePr>
   </w:style>
-  <w:style w:type="table" w:styleId="963">
+  <w:style w:type="table" w:styleId="889">
     <w:name w:val="Grid Table 6 Colorful"/>
-    <w:basedOn w:val="1102"/>
+    <w:basedOn w:val="1028"/>
     <w:uiPriority w:val="99"/>
     <w:pPr>
       <w:pBdr/>
@@ -15337,9 +15336,9 @@
       </w:tcPr>
     </w:tblStylePr>
   </w:style>
-  <w:style w:type="table" w:styleId="964">
+  <w:style w:type="table" w:styleId="890">
     <w:name w:val="Grid Table 6 Colorful - Accent 1"/>
-    <w:basedOn w:val="1102"/>
+    <w:basedOn w:val="1028"/>
     <w:uiPriority w:val="99"/>
     <w:pPr>
       <w:pBdr/>
@@ -15567,9 +15566,9 @@
       </w:tcPr>
     </w:tblStylePr>
   </w:style>
-  <w:style w:type="table" w:styleId="965">
+  <w:style w:type="table" w:styleId="891">
     <w:name w:val="Grid Table 6 Colorful - Accent 2"/>
-    <w:basedOn w:val="1102"/>
+    <w:basedOn w:val="1028"/>
     <w:uiPriority w:val="99"/>
     <w:pPr>
       <w:pBdr/>
@@ -15797,9 +15796,9 @@
       </w:tcPr>
     </w:tblStylePr>
   </w:style>
-  <w:style w:type="table" w:styleId="966">
+  <w:style w:type="table" w:styleId="892">
     <w:name w:val="Grid Table 6 Colorful - Accent 3"/>
-    <w:basedOn w:val="1102"/>
+    <w:basedOn w:val="1028"/>
     <w:uiPriority w:val="99"/>
     <w:pPr>
       <w:pBdr/>
@@ -16027,9 +16026,9 @@
       </w:tcPr>
     </w:tblStylePr>
   </w:style>
-  <w:style w:type="table" w:styleId="967">
+  <w:style w:type="table" w:styleId="893">
     <w:name w:val="Grid Table 6 Colorful - Accent 4"/>
-    <w:basedOn w:val="1102"/>
+    <w:basedOn w:val="1028"/>
     <w:uiPriority w:val="99"/>
     <w:pPr>
       <w:pBdr/>
@@ -16257,9 +16256,9 @@
       </w:tcPr>
     </w:tblStylePr>
   </w:style>
-  <w:style w:type="table" w:styleId="968">
+  <w:style w:type="table" w:styleId="894">
     <w:name w:val="Grid Table 6 Colorful - Accent 5"/>
-    <w:basedOn w:val="1102"/>
+    <w:basedOn w:val="1028"/>
     <w:uiPriority w:val="99"/>
     <w:pPr>
       <w:pBdr/>
@@ -16487,9 +16486,9 @@
       </w:tcPr>
     </w:tblStylePr>
   </w:style>
-  <w:style w:type="table" w:styleId="969">
+  <w:style w:type="table" w:styleId="895">
     <w:name w:val="Grid Table 6 Colorful - Accent 6"/>
-    <w:basedOn w:val="1102"/>
+    <w:basedOn w:val="1028"/>
     <w:uiPriority w:val="99"/>
     <w:pPr>
       <w:pBdr/>
@@ -16717,9 +16716,9 @@
       </w:tcPr>
     </w:tblStylePr>
   </w:style>
-  <w:style w:type="table" w:styleId="970">
+  <w:style w:type="table" w:styleId="896">
     <w:name w:val="Grid Table 7 Colorful"/>
-    <w:basedOn w:val="1102"/>
+    <w:basedOn w:val="1028"/>
     <w:uiPriority w:val="99"/>
     <w:pPr>
       <w:pBdr/>
@@ -16971,9 +16970,9 @@
       </w:tcPr>
     </w:tblStylePr>
   </w:style>
-  <w:style w:type="table" w:styleId="971">
+  <w:style w:type="table" w:styleId="897">
     <w:name w:val="Grid Table 7 Colorful - Accent 1"/>
-    <w:basedOn w:val="1102"/>
+    <w:basedOn w:val="1028"/>
     <w:uiPriority w:val="99"/>
     <w:pPr>
       <w:pBdr/>
@@ -17225,9 +17224,9 @@
       </w:tcPr>
     </w:tblStylePr>
   </w:style>
-  <w:style w:type="table" w:styleId="972">
+  <w:style w:type="table" w:styleId="898">
     <w:name w:val="Grid Table 7 Colorful - Accent 2"/>
-    <w:basedOn w:val="1102"/>
+    <w:basedOn w:val="1028"/>
     <w:uiPriority w:val="99"/>
     <w:pPr>
       <w:pBdr/>
@@ -17479,9 +17478,9 @@
       </w:tcPr>
     </w:tblStylePr>
   </w:style>
-  <w:style w:type="table" w:styleId="973">
+  <w:style w:type="table" w:styleId="899">
     <w:name w:val="Grid Table 7 Colorful - Accent 3"/>
-    <w:basedOn w:val="1102"/>
+    <w:basedOn w:val="1028"/>
     <w:uiPriority w:val="99"/>
     <w:pPr>
       <w:pBdr/>
@@ -17733,9 +17732,9 @@
       </w:tcPr>
     </w:tblStylePr>
   </w:style>
-  <w:style w:type="table" w:styleId="974">
+  <w:style w:type="table" w:styleId="900">
     <w:name w:val="Grid Table 7 Colorful - Accent 4"/>
-    <w:basedOn w:val="1102"/>
+    <w:basedOn w:val="1028"/>
     <w:uiPriority w:val="99"/>
     <w:pPr>
       <w:pBdr/>
@@ -17987,9 +17986,9 @@
       </w:tcPr>
     </w:tblStylePr>
   </w:style>
-  <w:style w:type="table" w:styleId="975">
+  <w:style w:type="table" w:styleId="901">
     <w:name w:val="Grid Table 7 Colorful - Accent 5"/>
-    <w:basedOn w:val="1102"/>
+    <w:basedOn w:val="1028"/>
     <w:uiPriority w:val="99"/>
     <w:pPr>
       <w:pBdr/>
@@ -18241,9 +18240,9 @@
       </w:tcPr>
     </w:tblStylePr>
   </w:style>
-  <w:style w:type="table" w:styleId="976">
+  <w:style w:type="table" w:styleId="902">
     <w:name w:val="Grid Table 7 Colorful - Accent 6"/>
-    <w:basedOn w:val="1102"/>
+    <w:basedOn w:val="1028"/>
     <w:uiPriority w:val="99"/>
     <w:pPr>
       <w:pBdr/>
@@ -18495,9 +18494,9 @@
       </w:tcPr>
     </w:tblStylePr>
   </w:style>
-  <w:style w:type="table" w:styleId="977">
+  <w:style w:type="table" w:styleId="903">
     <w:name w:val="List Table 1 Light"/>
-    <w:basedOn w:val="1102"/>
+    <w:basedOn w:val="1028"/>
     <w:uiPriority w:val="99"/>
     <w:pPr>
       <w:pBdr/>
@@ -18711,9 +18710,9 @@
       </w:tcPr>
     </w:tblStylePr>
   </w:style>
-  <w:style w:type="table" w:styleId="978">
+  <w:style w:type="table" w:styleId="904">
     <w:name w:val="List Table 1 Light - Accent 1"/>
-    <w:basedOn w:val="1102"/>
+    <w:basedOn w:val="1028"/>
     <w:uiPriority w:val="99"/>
     <w:pPr>
       <w:pBdr/>
@@ -18927,9 +18926,9 @@
       </w:tcPr>
     </w:tblStylePr>
   </w:style>
-  <w:style w:type="table" w:styleId="979">
+  <w:style w:type="table" w:styleId="905">
     <w:name w:val="List Table 1 Light - Accent 2"/>
-    <w:basedOn w:val="1102"/>
+    <w:basedOn w:val="1028"/>
     <w:uiPriority w:val="99"/>
     <w:pPr>
       <w:pBdr/>
@@ -19143,9 +19142,9 @@
       </w:tcPr>
     </w:tblStylePr>
   </w:style>
-  <w:style w:type="table" w:styleId="980">
+  <w:style w:type="table" w:styleId="906">
     <w:name w:val="List Table 1 Light - Accent 3"/>
-    <w:basedOn w:val="1102"/>
+    <w:basedOn w:val="1028"/>
     <w:uiPriority w:val="99"/>
     <w:pPr>
       <w:pBdr/>
@@ -19359,9 +19358,9 @@
       </w:tcPr>
     </w:tblStylePr>
   </w:style>
-  <w:style w:type="table" w:styleId="981">
+  <w:style w:type="table" w:styleId="907">
     <w:name w:val="List Table 1 Light - Accent 4"/>
-    <w:basedOn w:val="1102"/>
+    <w:basedOn w:val="1028"/>
     <w:uiPriority w:val="99"/>
     <w:pPr>
       <w:pBdr/>
@@ -19575,9 +19574,9 @@
       </w:tcPr>
     </w:tblStylePr>
   </w:style>
-  <w:style w:type="table" w:styleId="982">
+  <w:style w:type="table" w:styleId="908">
     <w:name w:val="List Table 1 Light - Accent 5"/>
-    <w:basedOn w:val="1102"/>
+    <w:basedOn w:val="1028"/>
     <w:uiPriority w:val="99"/>
     <w:pPr>
       <w:pBdr/>
@@ -19791,9 +19790,9 @@
       </w:tcPr>
     </w:tblStylePr>
   </w:style>
-  <w:style w:type="table" w:styleId="983">
+  <w:style w:type="table" w:styleId="909">
     <w:name w:val="List Table 1 Light - Accent 6"/>
-    <w:basedOn w:val="1102"/>
+    <w:basedOn w:val="1028"/>
     <w:uiPriority w:val="99"/>
     <w:pPr>
       <w:pBdr/>
@@ -20007,9 +20006,9 @@
       </w:tcPr>
     </w:tblStylePr>
   </w:style>
-  <w:style w:type="table" w:styleId="984">
+  <w:style w:type="table" w:styleId="910">
     <w:name w:val="List Table 2"/>
-    <w:basedOn w:val="1102"/>
+    <w:basedOn w:val="1028"/>
     <w:uiPriority w:val="99"/>
     <w:pPr>
       <w:pBdr/>
@@ -20245,9 +20244,9 @@
       </w:tcPr>
     </w:tblStylePr>
   </w:style>
-  <w:style w:type="table" w:styleId="985">
+  <w:style w:type="table" w:styleId="911">
     <w:name w:val="List Table 2 - Accent 1"/>
-    <w:basedOn w:val="1102"/>
+    <w:basedOn w:val="1028"/>
     <w:uiPriority w:val="99"/>
     <w:pPr>
       <w:pBdr/>
@@ -20483,9 +20482,9 @@
       </w:tcPr>
     </w:tblStylePr>
   </w:style>
-  <w:style w:type="table" w:styleId="986">
+  <w:style w:type="table" w:styleId="912">
     <w:name w:val="List Table 2 - Accent 2"/>
-    <w:basedOn w:val="1102"/>
+    <w:basedOn w:val="1028"/>
     <w:uiPriority w:val="99"/>
     <w:pPr>
       <w:pBdr/>
@@ -20721,9 +20720,9 @@
       </w:tcPr>
     </w:tblStylePr>
   </w:style>
-  <w:style w:type="table" w:styleId="987">
+  <w:style w:type="table" w:styleId="913">
     <w:name w:val="List Table 2 - Accent 3"/>
-    <w:basedOn w:val="1102"/>
+    <w:basedOn w:val="1028"/>
     <w:uiPriority w:val="99"/>
     <w:pPr>
       <w:pBdr/>
@@ -20959,9 +20958,9 @@
       </w:tcPr>
     </w:tblStylePr>
   </w:style>
-  <w:style w:type="table" w:styleId="988">
+  <w:style w:type="table" w:styleId="914">
     <w:name w:val="List Table 2 - Accent 4"/>
-    <w:basedOn w:val="1102"/>
+    <w:basedOn w:val="1028"/>
     <w:uiPriority w:val="99"/>
     <w:pPr>
       <w:pBdr/>
@@ -21197,9 +21196,9 @@
       </w:tcPr>
     </w:tblStylePr>
   </w:style>
-  <w:style w:type="table" w:styleId="989">
+  <w:style w:type="table" w:styleId="915">
     <w:name w:val="List Table 2 - Accent 5"/>
-    <w:basedOn w:val="1102"/>
+    <w:basedOn w:val="1028"/>
     <w:uiPriority w:val="99"/>
     <w:pPr>
       <w:pBdr/>
@@ -21435,9 +21434,9 @@
       </w:tcPr>
     </w:tblStylePr>
   </w:style>
-  <w:style w:type="table" w:styleId="990">
+  <w:style w:type="table" w:styleId="916">
     <w:name w:val="List Table 2 - Accent 6"/>
-    <w:basedOn w:val="1102"/>
+    <w:basedOn w:val="1028"/>
     <w:uiPriority w:val="99"/>
     <w:pPr>
       <w:pBdr/>
@@ -21673,9 +21672,9 @@
       </w:tcPr>
     </w:tblStylePr>
   </w:style>
-  <w:style w:type="table" w:styleId="991">
+  <w:style w:type="table" w:styleId="917">
     <w:name w:val="List Table 3"/>
-    <w:basedOn w:val="1102"/>
+    <w:basedOn w:val="1028"/>
     <w:uiPriority w:val="99"/>
     <w:pPr>
       <w:pBdr/>
@@ -21901,9 +21900,9 @@
       </w:tcPr>
     </w:tblStylePr>
   </w:style>
-  <w:style w:type="table" w:styleId="992">
+  <w:style w:type="table" w:styleId="918">
     <w:name w:val="List Table 3 - Accent 1"/>
-    <w:basedOn w:val="1102"/>
+    <w:basedOn w:val="1028"/>
     <w:uiPriority w:val="99"/>
     <w:pPr>
       <w:pBdr/>
@@ -22129,9 +22128,9 @@
       </w:tcPr>
     </w:tblStylePr>
   </w:style>
-  <w:style w:type="table" w:styleId="993">
+  <w:style w:type="table" w:styleId="919">
     <w:name w:val="List Table 3 - Accent 2"/>
-    <w:basedOn w:val="1102"/>
+    <w:basedOn w:val="1028"/>
     <w:uiPriority w:val="99"/>
     <w:pPr>
       <w:pBdr/>
@@ -22357,9 +22356,9 @@
       </w:tcPr>
     </w:tblStylePr>
   </w:style>
-  <w:style w:type="table" w:styleId="994">
+  <w:style w:type="table" w:styleId="920">
     <w:name w:val="List Table 3 - Accent 3"/>
-    <w:basedOn w:val="1102"/>
+    <w:basedOn w:val="1028"/>
     <w:uiPriority w:val="99"/>
     <w:pPr>
       <w:pBdr/>
@@ -22585,9 +22584,9 @@
       </w:tcPr>
     </w:tblStylePr>
   </w:style>
-  <w:style w:type="table" w:styleId="995">
+  <w:style w:type="table" w:styleId="921">
     <w:name w:val="List Table 3 - Accent 4"/>
-    <w:basedOn w:val="1102"/>
+    <w:basedOn w:val="1028"/>
     <w:uiPriority w:val="99"/>
     <w:pPr>
       <w:pBdr/>
@@ -22813,9 +22812,9 @@
       </w:tcPr>
     </w:tblStylePr>
   </w:style>
-  <w:style w:type="table" w:styleId="996">
+  <w:style w:type="table" w:styleId="922">
     <w:name w:val="List Table 3 - Accent 5"/>
-    <w:basedOn w:val="1102"/>
+    <w:basedOn w:val="1028"/>
     <w:uiPriority w:val="99"/>
     <w:pPr>
       <w:pBdr/>
@@ -23041,9 +23040,9 @@
       </w:tcPr>
     </w:tblStylePr>
   </w:style>
-  <w:style w:type="table" w:styleId="997">
+  <w:style w:type="table" w:styleId="923">
     <w:name w:val="List Table 3 - Accent 6"/>
-    <w:basedOn w:val="1102"/>
+    <w:basedOn w:val="1028"/>
     <w:uiPriority w:val="99"/>
     <w:pPr>
       <w:pBdr/>
@@ -23269,9 +23268,9 @@
       </w:tcPr>
     </w:tblStylePr>
   </w:style>
-  <w:style w:type="table" w:styleId="998">
+  <w:style w:type="table" w:styleId="924">
     <w:name w:val="List Table 4"/>
-    <w:basedOn w:val="1102"/>
+    <w:basedOn w:val="1028"/>
     <w:uiPriority w:val="99"/>
     <w:pPr>
       <w:pBdr/>
@@ -23494,9 +23493,9 @@
       </w:tcPr>
     </w:tblStylePr>
   </w:style>
-  <w:style w:type="table" w:styleId="999">
+  <w:style w:type="table" w:styleId="925">
     <w:name w:val="List Table 4 - Accent 1"/>
-    <w:basedOn w:val="1102"/>
+    <w:basedOn w:val="1028"/>
     <w:uiPriority w:val="99"/>
     <w:pPr>
       <w:pBdr/>
@@ -23719,9 +23718,9 @@
       </w:tcPr>
     </w:tblStylePr>
   </w:style>
-  <w:style w:type="table" w:styleId="1000">
+  <w:style w:type="table" w:styleId="926">
     <w:name w:val="List Table 4 - Accent 2"/>
-    <w:basedOn w:val="1102"/>
+    <w:basedOn w:val="1028"/>
     <w:uiPriority w:val="99"/>
     <w:pPr>
       <w:pBdr/>
@@ -23944,9 +23943,9 @@
       </w:tcPr>
     </w:tblStylePr>
   </w:style>
-  <w:style w:type="table" w:styleId="1001">
+  <w:style w:type="table" w:styleId="927">
     <w:name w:val="List Table 4 - Accent 3"/>
-    <w:basedOn w:val="1102"/>
+    <w:basedOn w:val="1028"/>
     <w:uiPriority w:val="99"/>
     <w:pPr>
       <w:pBdr/>
@@ -24169,9 +24168,9 @@
       </w:tcPr>
     </w:tblStylePr>
   </w:style>
-  <w:style w:type="table" w:styleId="1002">
+  <w:style w:type="table" w:styleId="928">
     <w:name w:val="List Table 4 - Accent 4"/>
-    <w:basedOn w:val="1102"/>
+    <w:basedOn w:val="1028"/>
     <w:uiPriority w:val="99"/>
     <w:pPr>
       <w:pBdr/>
@@ -24394,9 +24393,9 @@
       </w:tcPr>
     </w:tblStylePr>
   </w:style>
-  <w:style w:type="table" w:styleId="1003">
+  <w:style w:type="table" w:styleId="929">
     <w:name w:val="List Table 4 - Accent 5"/>
-    <w:basedOn w:val="1102"/>
+    <w:basedOn w:val="1028"/>
     <w:uiPriority w:val="99"/>
     <w:pPr>
       <w:pBdr/>
@@ -24619,9 +24618,9 @@
       </w:tcPr>
     </w:tblStylePr>
   </w:style>
-  <w:style w:type="table" w:styleId="1004">
+  <w:style w:type="table" w:styleId="930">
     <w:name w:val="List Table 4 - Accent 6"/>
-    <w:basedOn w:val="1102"/>
+    <w:basedOn w:val="1028"/>
     <w:uiPriority w:val="99"/>
     <w:pPr>
       <w:pBdr/>
@@ -24844,9 +24843,9 @@
       </w:tcPr>
     </w:tblStylePr>
   </w:style>
-  <w:style w:type="table" w:styleId="1005">
+  <w:style w:type="table" w:styleId="931">
     <w:name w:val="List Table 5 Dark"/>
-    <w:basedOn w:val="1102"/>
+    <w:basedOn w:val="1028"/>
     <w:uiPriority w:val="99"/>
     <w:pPr>
       <w:pBdr/>
@@ -25086,9 +25085,9 @@
       </w:tcPr>
     </w:tblStylePr>
   </w:style>
-  <w:style w:type="table" w:styleId="1006">
+  <w:style w:type="table" w:styleId="932">
     <w:name w:val="List Table 5 Dark - Accent 1"/>
-    <w:basedOn w:val="1102"/>
+    <w:basedOn w:val="1028"/>
     <w:uiPriority w:val="99"/>
     <w:pPr>
       <w:pBdr/>
@@ -25328,9 +25327,9 @@
       </w:tcPr>
     </w:tblStylePr>
   </w:style>
-  <w:style w:type="table" w:styleId="1007">
+  <w:style w:type="table" w:styleId="933">
     <w:name w:val="List Table 5 Dark - Accent 2"/>
-    <w:basedOn w:val="1102"/>
+    <w:basedOn w:val="1028"/>
     <w:uiPriority w:val="99"/>
     <w:pPr>
       <w:pBdr/>
@@ -25570,9 +25569,9 @@
       </w:tcPr>
     </w:tblStylePr>
   </w:style>
-  <w:style w:type="table" w:styleId="1008">
+  <w:style w:type="table" w:styleId="934">
     <w:name w:val="List Table 5 Dark - Accent 3"/>
-    <w:basedOn w:val="1102"/>
+    <w:basedOn w:val="1028"/>
     <w:uiPriority w:val="99"/>
     <w:pPr>
       <w:pBdr/>
@@ -25812,9 +25811,9 @@
       </w:tcPr>
     </w:tblStylePr>
   </w:style>
-  <w:style w:type="table" w:styleId="1009">
+  <w:style w:type="table" w:styleId="935">
     <w:name w:val="List Table 5 Dark - Accent 4"/>
-    <w:basedOn w:val="1102"/>
+    <w:basedOn w:val="1028"/>
     <w:uiPriority w:val="99"/>
     <w:pPr>
       <w:pBdr/>
@@ -26054,9 +26053,9 @@
       </w:tcPr>
     </w:tblStylePr>
   </w:style>
-  <w:style w:type="table" w:styleId="1010">
+  <w:style w:type="table" w:styleId="936">
     <w:name w:val="List Table 5 Dark - Accent 5"/>
-    <w:basedOn w:val="1102"/>
+    <w:basedOn w:val="1028"/>
     <w:uiPriority w:val="99"/>
     <w:pPr>
       <w:pBdr/>
@@ -26296,9 +26295,9 @@
       </w:tcPr>
     </w:tblStylePr>
   </w:style>
-  <w:style w:type="table" w:styleId="1011">
+  <w:style w:type="table" w:styleId="937">
     <w:name w:val="List Table 5 Dark - Accent 6"/>
-    <w:basedOn w:val="1102"/>
+    <w:basedOn w:val="1028"/>
     <w:uiPriority w:val="99"/>
     <w:pPr>
       <w:pBdr/>
@@ -26538,9 +26537,9 @@
       </w:tcPr>
     </w:tblStylePr>
   </w:style>
-  <w:style w:type="table" w:styleId="1012">
+  <w:style w:type="table" w:styleId="938">
     <w:name w:val="List Table 6 Colorful"/>
-    <w:basedOn w:val="1102"/>
+    <w:basedOn w:val="1028"/>
     <w:uiPriority w:val="99"/>
     <w:pPr>
       <w:pBdr/>
@@ -26761,9 +26760,9 @@
       </w:tcPr>
     </w:tblStylePr>
   </w:style>
-  <w:style w:type="table" w:styleId="1013">
+  <w:style w:type="table" w:styleId="939">
     <w:name w:val="List Table 6 Colorful - Accent 1"/>
-    <w:basedOn w:val="1102"/>
+    <w:basedOn w:val="1028"/>
     <w:uiPriority w:val="99"/>
     <w:pPr>
       <w:pBdr/>
@@ -26984,9 +26983,9 @@
       </w:tcPr>
     </w:tblStylePr>
   </w:style>
-  <w:style w:type="table" w:styleId="1014">
+  <w:style w:type="table" w:styleId="940">
     <w:name w:val="List Table 6 Colorful - Accent 2"/>
-    <w:basedOn w:val="1102"/>
+    <w:basedOn w:val="1028"/>
     <w:uiPriority w:val="99"/>
     <w:pPr>
       <w:pBdr/>
@@ -27207,9 +27206,9 @@
       </w:tcPr>
     </w:tblStylePr>
   </w:style>
-  <w:style w:type="table" w:styleId="1015">
+  <w:style w:type="table" w:styleId="941">
     <w:name w:val="List Table 6 Colorful - Accent 3"/>
-    <w:basedOn w:val="1102"/>
+    <w:basedOn w:val="1028"/>
     <w:uiPriority w:val="99"/>
     <w:pPr>
       <w:pBdr/>
@@ -27430,9 +27429,9 @@
       </w:tcPr>
     </w:tblStylePr>
   </w:style>
-  <w:style w:type="table" w:styleId="1016">
+  <w:style w:type="table" w:styleId="942">
     <w:name w:val="List Table 6 Colorful - Accent 4"/>
-    <w:basedOn w:val="1102"/>
+    <w:basedOn w:val="1028"/>
     <w:uiPriority w:val="99"/>
     <w:pPr>
       <w:pBdr/>
@@ -27653,9 +27652,9 @@
       </w:tcPr>
     </w:tblStylePr>
   </w:style>
-  <w:style w:type="table" w:styleId="1017">
+  <w:style w:type="table" w:styleId="943">
     <w:name w:val="List Table 6 Colorful - Accent 5"/>
-    <w:basedOn w:val="1102"/>
+    <w:basedOn w:val="1028"/>
     <w:uiPriority w:val="99"/>
     <w:pPr>
       <w:pBdr/>
@@ -27876,9 +27875,9 @@
       </w:tcPr>
     </w:tblStylePr>
   </w:style>
-  <w:style w:type="table" w:styleId="1018">
+  <w:style w:type="table" w:styleId="944">
     <w:name w:val="List Table 6 Colorful - Accent 6"/>
-    <w:basedOn w:val="1102"/>
+    <w:basedOn w:val="1028"/>
     <w:uiPriority w:val="99"/>
     <w:pPr>
       <w:pBdr/>
@@ -28099,9 +28098,9 @@
       </w:tcPr>
     </w:tblStylePr>
   </w:style>
-  <w:style w:type="table" w:styleId="1019">
+  <w:style w:type="table" w:styleId="945">
     <w:name w:val="List Table 7 Colorful"/>
-    <w:basedOn w:val="1102"/>
+    <w:basedOn w:val="1028"/>
     <w:uiPriority w:val="99"/>
     <w:pPr>
       <w:pBdr/>
@@ -28355,9 +28354,9 @@
       </w:tcPr>
     </w:tblStylePr>
   </w:style>
-  <w:style w:type="table" w:styleId="1020">
+  <w:style w:type="table" w:styleId="946">
     <w:name w:val="List Table 7 Colorful - Accent 1"/>
-    <w:basedOn w:val="1102"/>
+    <w:basedOn w:val="1028"/>
     <w:uiPriority w:val="99"/>
     <w:pPr>
       <w:pBdr/>
@@ -28611,9 +28610,9 @@
       </w:tcPr>
     </w:tblStylePr>
   </w:style>
-  <w:style w:type="table" w:styleId="1021">
+  <w:style w:type="table" w:styleId="947">
     <w:name w:val="List Table 7 Colorful - Accent 2"/>
-    <w:basedOn w:val="1102"/>
+    <w:basedOn w:val="1028"/>
     <w:uiPriority w:val="99"/>
     <w:pPr>
       <w:pBdr/>
@@ -28867,9 +28866,9 @@
       </w:tcPr>
     </w:tblStylePr>
   </w:style>
-  <w:style w:type="table" w:styleId="1022">
+  <w:style w:type="table" w:styleId="948">
     <w:name w:val="List Table 7 Colorful - Accent 3"/>
-    <w:basedOn w:val="1102"/>
+    <w:basedOn w:val="1028"/>
     <w:uiPriority w:val="99"/>
     <w:pPr>
       <w:pBdr/>
@@ -29123,9 +29122,9 @@
       </w:tcPr>
     </w:tblStylePr>
   </w:style>
-  <w:style w:type="table" w:styleId="1023">
+  <w:style w:type="table" w:styleId="949">
     <w:name w:val="List Table 7 Colorful - Accent 4"/>
-    <w:basedOn w:val="1102"/>
+    <w:basedOn w:val="1028"/>
     <w:uiPriority w:val="99"/>
     <w:pPr>
       <w:pBdr/>
@@ -29379,9 +29378,9 @@
       </w:tcPr>
     </w:tblStylePr>
   </w:style>
-  <w:style w:type="table" w:styleId="1024">
+  <w:style w:type="table" w:styleId="950">
     <w:name w:val="List Table 7 Colorful - Accent 5"/>
-    <w:basedOn w:val="1102"/>
+    <w:basedOn w:val="1028"/>
     <w:uiPriority w:val="99"/>
     <w:pPr>
       <w:pBdr/>
@@ -29635,9 +29634,9 @@
       </w:tcPr>
     </w:tblStylePr>
   </w:style>
-  <w:style w:type="table" w:styleId="1025">
+  <w:style w:type="table" w:styleId="951">
     <w:name w:val="List Table 7 Colorful - Accent 6"/>
-    <w:basedOn w:val="1102"/>
+    <w:basedOn w:val="1028"/>
     <w:uiPriority w:val="99"/>
     <w:pPr>
       <w:pBdr/>
@@ -29891,9 +29890,9 @@
       </w:tcPr>
     </w:tblStylePr>
   </w:style>
-  <w:style w:type="table" w:styleId="1026">
+  <w:style w:type="table" w:styleId="952">
     <w:name w:val="Lined - Accent"/>
-    <w:basedOn w:val="1102"/>
+    <w:basedOn w:val="1028"/>
     <w:uiPriority w:val="99"/>
     <w:pPr>
       <w:pBdr/>
@@ -30128,9 +30127,9 @@
       </w:tcPr>
     </w:tblStylePr>
   </w:style>
-  <w:style w:type="table" w:styleId="1027">
+  <w:style w:type="table" w:styleId="953">
     <w:name w:val="Lined - Accent 1"/>
-    <w:basedOn w:val="1102"/>
+    <w:basedOn w:val="1028"/>
     <w:uiPriority w:val="99"/>
     <w:pPr>
       <w:pBdr/>
@@ -30365,9 +30364,9 @@
       </w:tcPr>
     </w:tblStylePr>
   </w:style>
-  <w:style w:type="table" w:styleId="1028">
+  <w:style w:type="table" w:styleId="954">
     <w:name w:val="Lined - Accent 2"/>
-    <w:basedOn w:val="1102"/>
+    <w:basedOn w:val="1028"/>
     <w:uiPriority w:val="99"/>
     <w:pPr>
       <w:pBdr/>
@@ -30602,9 +30601,9 @@
       </w:tcPr>
     </w:tblStylePr>
   </w:style>
-  <w:style w:type="table" w:styleId="1029">
+  <w:style w:type="table" w:styleId="955">
     <w:name w:val="Lined - Accent 3"/>
-    <w:basedOn w:val="1102"/>
+    <w:basedOn w:val="1028"/>
     <w:uiPriority w:val="99"/>
     <w:pPr>
       <w:pBdr/>
@@ -30839,9 +30838,9 @@
       </w:tcPr>
     </w:tblStylePr>
   </w:style>
-  <w:style w:type="table" w:styleId="1030">
+  <w:style w:type="table" w:styleId="956">
     <w:name w:val="Lined - Accent 4"/>
-    <w:basedOn w:val="1102"/>
+    <w:basedOn w:val="1028"/>
     <w:uiPriority w:val="99"/>
     <w:pPr>
       <w:pBdr/>
@@ -31076,9 +31075,9 @@
       </w:tcPr>
     </w:tblStylePr>
   </w:style>
-  <w:style w:type="table" w:styleId="1031">
+  <w:style w:type="table" w:styleId="957">
     <w:name w:val="Lined - Accent 5"/>
-    <w:basedOn w:val="1102"/>
+    <w:basedOn w:val="1028"/>
     <w:uiPriority w:val="99"/>
     <w:pPr>
       <w:pBdr/>
@@ -31313,9 +31312,9 @@
       </w:tcPr>
     </w:tblStylePr>
   </w:style>
-  <w:style w:type="table" w:styleId="1032">
+  <w:style w:type="table" w:styleId="958">
     <w:name w:val="Lined - Accent 6"/>
-    <w:basedOn w:val="1102"/>
+    <w:basedOn w:val="1028"/>
     <w:uiPriority w:val="99"/>
     <w:pPr>
       <w:pBdr/>
@@ -31550,9 +31549,9 @@
       </w:tcPr>
     </w:tblStylePr>
   </w:style>
-  <w:style w:type="table" w:styleId="1033">
+  <w:style w:type="table" w:styleId="959">
     <w:name w:val="Bordered &amp; Lined - Accent"/>
-    <w:basedOn w:val="1102"/>
+    <w:basedOn w:val="1028"/>
     <w:uiPriority w:val="99"/>
     <w:pPr>
       <w:pBdr/>
@@ -31794,9 +31793,9 @@
       </w:tcPr>
     </w:tblStylePr>
   </w:style>
-  <w:style w:type="table" w:styleId="1034">
+  <w:style w:type="table" w:styleId="960">
     <w:name w:val="Bordered &amp; Lined - Accent 1"/>
-    <w:basedOn w:val="1102"/>
+    <w:basedOn w:val="1028"/>
     <w:uiPriority w:val="99"/>
     <w:pPr>
       <w:pBdr/>
@@ -32038,9 +32037,9 @@
       </w:tcPr>
     </w:tblStylePr>
   </w:style>
-  <w:style w:type="table" w:styleId="1035">
+  <w:style w:type="table" w:styleId="961">
     <w:name w:val="Bordered &amp; Lined - Accent 2"/>
-    <w:basedOn w:val="1102"/>
+    <w:basedOn w:val="1028"/>
     <w:uiPriority w:val="99"/>
     <w:pPr>
       <w:pBdr/>
@@ -32282,9 +32281,9 @@
       </w:tcPr>
     </w:tblStylePr>
   </w:style>
-  <w:style w:type="table" w:styleId="1036">
+  <w:style w:type="table" w:styleId="962">
     <w:name w:val="Bordered &amp; Lined - Accent 3"/>
-    <w:basedOn w:val="1102"/>
+    <w:basedOn w:val="1028"/>
     <w:uiPriority w:val="99"/>
     <w:pPr>
       <w:pBdr/>
@@ -32526,9 +32525,9 @@
       </w:tcPr>
     </w:tblStylePr>
   </w:style>
-  <w:style w:type="table" w:styleId="1037">
+  <w:style w:type="table" w:styleId="963">
     <w:name w:val="Bordered &amp; Lined - Accent 4"/>
-    <w:basedOn w:val="1102"/>
+    <w:basedOn w:val="1028"/>
     <w:uiPriority w:val="99"/>
     <w:pPr>
       <w:pBdr/>
@@ -32770,9 +32769,9 @@
       </w:tcPr>
     </w:tblStylePr>
   </w:style>
-  <w:style w:type="table" w:styleId="1038">
+  <w:style w:type="table" w:styleId="964">
     <w:name w:val="Bordered &amp; Lined - Accent 5"/>
-    <w:basedOn w:val="1102"/>
+    <w:basedOn w:val="1028"/>
     <w:uiPriority w:val="99"/>
     <w:pPr>
       <w:pBdr/>
@@ -33014,9 +33013,9 @@
       </w:tcPr>
     </w:tblStylePr>
   </w:style>
-  <w:style w:type="table" w:styleId="1039">
+  <w:style w:type="table" w:styleId="965">
     <w:name w:val="Bordered &amp; Lined - Accent 6"/>
-    <w:basedOn w:val="1102"/>
+    <w:basedOn w:val="1028"/>
     <w:uiPriority w:val="99"/>
     <w:pPr>
       <w:pBdr/>
@@ -33258,9 +33257,9 @@
       </w:tcPr>
     </w:tblStylePr>
   </w:style>
-  <w:style w:type="table" w:styleId="1040">
+  <w:style w:type="table" w:styleId="966">
     <w:name w:val="Bordered"/>
-    <w:basedOn w:val="1102"/>
+    <w:basedOn w:val="1028"/>
     <w:uiPriority w:val="99"/>
     <w:pPr>
       <w:pBdr/>
@@ -33489,9 +33488,9 @@
       </w:tcPr>
     </w:tblStylePr>
   </w:style>
-  <w:style w:type="table" w:styleId="1041">
+  <w:style w:type="table" w:styleId="967">
     <w:name w:val="Bordered - Accent 1"/>
-    <w:basedOn w:val="1102"/>
+    <w:basedOn w:val="1028"/>
     <w:uiPriority w:val="99"/>
     <w:pPr>
       <w:pBdr/>
@@ -33720,9 +33719,9 @@
       </w:tcPr>
     </w:tblStylePr>
   </w:style>
-  <w:style w:type="table" w:styleId="1042">
+  <w:style w:type="table" w:styleId="968">
     <w:name w:val="Bordered - Accent 2"/>
-    <w:basedOn w:val="1102"/>
+    <w:basedOn w:val="1028"/>
     <w:uiPriority w:val="99"/>
     <w:pPr>
       <w:pBdr/>
@@ -33951,9 +33950,9 @@
       </w:tcPr>
     </w:tblStylePr>
   </w:style>
-  <w:style w:type="table" w:styleId="1043">
+  <w:style w:type="table" w:styleId="969">
     <w:name w:val="Bordered - Accent 3"/>
-    <w:basedOn w:val="1102"/>
+    <w:basedOn w:val="1028"/>
     <w:uiPriority w:val="99"/>
     <w:pPr>
       <w:pBdr/>
@@ -34182,9 +34181,9 @@
       </w:tcPr>
     </w:tblStylePr>
   </w:style>
-  <w:style w:type="table" w:styleId="1044">
+  <w:style w:type="table" w:styleId="970">
     <w:name w:val="Bordered - Accent 4"/>
-    <w:basedOn w:val="1102"/>
+    <w:basedOn w:val="1028"/>
     <w:uiPriority w:val="99"/>
     <w:pPr>
       <w:pBdr/>
@@ -34413,9 +34412,9 @@
       </w:tcPr>
     </w:tblStylePr>
   </w:style>
-  <w:style w:type="table" w:styleId="1045">
+  <w:style w:type="table" w:styleId="971">
     <w:name w:val="Bordered - Accent 5"/>
-    <w:basedOn w:val="1102"/>
+    <w:basedOn w:val="1028"/>
     <w:uiPriority w:val="99"/>
     <w:pPr>
       <w:pBdr/>
@@ -34644,9 +34643,9 @@
       </w:tcPr>
     </w:tblStylePr>
   </w:style>
-  <w:style w:type="table" w:styleId="1046">
+  <w:style w:type="table" w:styleId="972">
     <w:name w:val="Bordered - Accent 6"/>
-    <w:basedOn w:val="1102"/>
+    <w:basedOn w:val="1028"/>
     <w:uiPriority w:val="99"/>
     <w:pPr>
       <w:pBdr/>
@@ -34875,11 +34874,11 @@
       </w:tcPr>
     </w:tblStylePr>
   </w:style>
-  <w:style w:type="paragraph" w:styleId="1047">
+  <w:style w:type="paragraph" w:styleId="973">
     <w:name w:val="Heading 4"/>
-    <w:basedOn w:val="1097"/>
-    <w:next w:val="1097"/>
-    <w:link w:val="1056"/>
+    <w:basedOn w:val="1023"/>
+    <w:next w:val="1023"/>
+    <w:link w:val="982"/>
     <w:uiPriority w:val="9"/>
     <w:unhideWhenUsed/>
     <w:qFormat/>
@@ -34898,11 +34897,11 @@
       <w:color w:val="0f4761" w:themeColor="accent1" w:themeShade="BF"/>
     </w:rPr>
   </w:style>
-  <w:style w:type="paragraph" w:styleId="1048">
+  <w:style w:type="paragraph" w:styleId="974">
     <w:name w:val="Heading 5"/>
-    <w:basedOn w:val="1097"/>
-    <w:next w:val="1097"/>
-    <w:link w:val="1057"/>
+    <w:basedOn w:val="1023"/>
+    <w:next w:val="1023"/>
+    <w:link w:val="983"/>
     <w:uiPriority w:val="9"/>
     <w:unhideWhenUsed/>
     <w:qFormat/>
@@ -34919,11 +34918,11 @@
       <w:color w:val="0f4761" w:themeColor="accent1" w:themeShade="BF"/>
     </w:rPr>
   </w:style>
-  <w:style w:type="paragraph" w:styleId="1049">
+  <w:style w:type="paragraph" w:styleId="975">
     <w:name w:val="Heading 6"/>
-    <w:basedOn w:val="1097"/>
-    <w:next w:val="1097"/>
-    <w:link w:val="1058"/>
+    <w:basedOn w:val="1023"/>
+    <w:next w:val="1023"/>
+    <w:link w:val="984"/>
     <w:uiPriority w:val="9"/>
     <w:unhideWhenUsed/>
     <w:qFormat/>
@@ -34942,11 +34941,11 @@
       <w:color w:val="595959" w:themeColor="text1" w:themeTint="A6"/>
     </w:rPr>
   </w:style>
-  <w:style w:type="paragraph" w:styleId="1050">
+  <w:style w:type="paragraph" w:styleId="976">
     <w:name w:val="Heading 7"/>
-    <w:basedOn w:val="1097"/>
-    <w:next w:val="1097"/>
-    <w:link w:val="1059"/>
+    <w:basedOn w:val="1023"/>
+    <w:next w:val="1023"/>
+    <w:link w:val="985"/>
     <w:uiPriority w:val="9"/>
     <w:unhideWhenUsed/>
     <w:qFormat/>
@@ -34963,11 +34962,11 @@
       <w:color w:val="595959" w:themeColor="text1" w:themeTint="A6"/>
     </w:rPr>
   </w:style>
-  <w:style w:type="paragraph" w:styleId="1051">
+  <w:style w:type="paragraph" w:styleId="977">
     <w:name w:val="Heading 8"/>
-    <w:basedOn w:val="1097"/>
-    <w:next w:val="1097"/>
-    <w:link w:val="1060"/>
+    <w:basedOn w:val="1023"/>
+    <w:next w:val="1023"/>
+    <w:link w:val="986"/>
     <w:uiPriority w:val="9"/>
     <w:unhideWhenUsed/>
     <w:qFormat/>
@@ -34986,11 +34985,11 @@
       <w:color w:val="272727" w:themeColor="text1" w:themeTint="D8"/>
     </w:rPr>
   </w:style>
-  <w:style w:type="paragraph" w:styleId="1052">
+  <w:style w:type="paragraph" w:styleId="978">
     <w:name w:val="Heading 9"/>
-    <w:basedOn w:val="1097"/>
-    <w:next w:val="1097"/>
-    <w:link w:val="1061"/>
+    <w:basedOn w:val="1023"/>
+    <w:next w:val="1023"/>
+    <w:link w:val="987"/>
     <w:uiPriority w:val="9"/>
     <w:unhideWhenUsed/>
     <w:qFormat/>
@@ -35009,10 +35008,10 @@
       <w:color w:val="272727" w:themeColor="text1" w:themeTint="D8"/>
     </w:rPr>
   </w:style>
-  <w:style w:type="character" w:styleId="1053">
+  <w:style w:type="character" w:styleId="979">
     <w:name w:val="Heading 1 Char"/>
-    <w:basedOn w:val="1101"/>
-    <w:link w:val="1098"/>
+    <w:basedOn w:val="1027"/>
+    <w:link w:val="1024"/>
     <w:uiPriority w:val="9"/>
     <w:pPr>
       <w:pBdr/>
@@ -35026,10 +35025,10 @@
       <w:szCs w:val="40"/>
     </w:rPr>
   </w:style>
-  <w:style w:type="character" w:styleId="1054">
+  <w:style w:type="character" w:styleId="980">
     <w:name w:val="Heading 2 Char"/>
-    <w:basedOn w:val="1101"/>
-    <w:link w:val="1099"/>
+    <w:basedOn w:val="1027"/>
+    <w:link w:val="1025"/>
     <w:uiPriority w:val="9"/>
     <w:pPr>
       <w:pBdr/>
@@ -35043,10 +35042,10 @@
       <w:szCs w:val="32"/>
     </w:rPr>
   </w:style>
-  <w:style w:type="character" w:styleId="1055">
+  <w:style w:type="character" w:styleId="981">
     <w:name w:val="Heading 3 Char"/>
-    <w:basedOn w:val="1101"/>
-    <w:link w:val="1100"/>
+    <w:basedOn w:val="1027"/>
+    <w:link w:val="1026"/>
     <w:uiPriority w:val="9"/>
     <w:pPr>
       <w:pBdr/>
@@ -35060,10 +35059,10 @@
       <w:szCs w:val="28"/>
     </w:rPr>
   </w:style>
-  <w:style w:type="character" w:styleId="1056">
+  <w:style w:type="character" w:styleId="982">
     <w:name w:val="Heading 4 Char"/>
-    <w:basedOn w:val="1101"/>
-    <w:link w:val="1047"/>
+    <w:basedOn w:val="1027"/>
+    <w:link w:val="973"/>
     <w:uiPriority w:val="9"/>
     <w:pPr>
       <w:pBdr/>
@@ -35077,10 +35076,10 @@
       <w:color w:val="0f4761" w:themeColor="accent1" w:themeShade="BF"/>
     </w:rPr>
   </w:style>
-  <w:style w:type="character" w:styleId="1057">
+  <w:style w:type="character" w:styleId="983">
     <w:name w:val="Heading 5 Char"/>
-    <w:basedOn w:val="1101"/>
-    <w:link w:val="1048"/>
+    <w:basedOn w:val="1027"/>
+    <w:link w:val="974"/>
     <w:uiPriority w:val="9"/>
     <w:pPr>
       <w:pBdr/>
@@ -35092,10 +35091,10 @@
       <w:color w:val="0f4761" w:themeColor="accent1" w:themeShade="BF"/>
     </w:rPr>
   </w:style>
-  <w:style w:type="character" w:styleId="1058">
+  <w:style w:type="character" w:styleId="984">
     <w:name w:val="Heading 6 Char"/>
-    <w:basedOn w:val="1101"/>
-    <w:link w:val="1049"/>
+    <w:basedOn w:val="1027"/>
+    <w:link w:val="975"/>
     <w:uiPriority w:val="9"/>
     <w:pPr>
       <w:pBdr/>
@@ -35109,10 +35108,10 @@
       <w:color w:val="595959" w:themeColor="text1" w:themeTint="A6"/>
     </w:rPr>
   </w:style>
-  <w:style w:type="character" w:styleId="1059">
+  <w:style w:type="character" w:styleId="985">
     <w:name w:val="Heading 7 Char"/>
-    <w:basedOn w:val="1101"/>
-    <w:link w:val="1050"/>
+    <w:basedOn w:val="1027"/>
+    <w:link w:val="976"/>
     <w:uiPriority w:val="9"/>
     <w:pPr>
       <w:pBdr/>
@@ -35124,10 +35123,10 @@
       <w:color w:val="595959" w:themeColor="text1" w:themeTint="A6"/>
     </w:rPr>
   </w:style>
-  <w:style w:type="character" w:styleId="1060">
+  <w:style w:type="character" w:styleId="986">
     <w:name w:val="Heading 8 Char"/>
-    <w:basedOn w:val="1101"/>
-    <w:link w:val="1051"/>
+    <w:basedOn w:val="1027"/>
+    <w:link w:val="977"/>
     <w:uiPriority w:val="9"/>
     <w:pPr>
       <w:pBdr/>
@@ -35141,10 +35140,10 @@
       <w:color w:val="272727" w:themeColor="text1" w:themeTint="D8"/>
     </w:rPr>
   </w:style>
-  <w:style w:type="character" w:styleId="1061">
+  <w:style w:type="character" w:styleId="987">
     <w:name w:val="Heading 9 Char"/>
-    <w:basedOn w:val="1101"/>
-    <w:link w:val="1052"/>
+    <w:basedOn w:val="1027"/>
+    <w:link w:val="978"/>
     <w:uiPriority w:val="9"/>
     <w:pPr>
       <w:pBdr/>
@@ -35158,11 +35157,11 @@
       <w:color w:val="272727" w:themeColor="text1" w:themeTint="D8"/>
     </w:rPr>
   </w:style>
-  <w:style w:type="paragraph" w:styleId="1062">
+  <w:style w:type="paragraph" w:styleId="988">
     <w:name w:val="Title"/>
-    <w:basedOn w:val="1097"/>
-    <w:next w:val="1097"/>
-    <w:link w:val="1063"/>
+    <w:basedOn w:val="1023"/>
+    <w:next w:val="1023"/>
+    <w:link w:val="989"/>
     <w:uiPriority w:val="10"/>
     <w:qFormat/>
     <w:pPr>
@@ -35178,10 +35177,10 @@
       <w:szCs w:val="56"/>
     </w:rPr>
   </w:style>
-  <w:style w:type="character" w:styleId="1063">
+  <w:style w:type="character" w:styleId="989">
     <w:name w:val="Title Char"/>
-    <w:basedOn w:val="1101"/>
-    <w:link w:val="1062"/>
+    <w:basedOn w:val="1027"/>
+    <w:link w:val="988"/>
     <w:uiPriority w:val="10"/>
     <w:pPr>
       <w:pBdr/>
@@ -35195,10 +35194,10 @@
       <w:szCs w:val="56"/>
     </w:rPr>
   </w:style>
-  <w:style w:type="character" w:styleId="1064">
+  <w:style w:type="character" w:styleId="990">
     <w:name w:val="Subtitle Char"/>
-    <w:basedOn w:val="1101"/>
-    <w:link w:val="1104"/>
+    <w:basedOn w:val="1027"/>
+    <w:link w:val="1030"/>
     <w:uiPriority w:val="11"/>
     <w:pPr>
       <w:pBdr/>
@@ -35212,11 +35211,11 @@
       <w:szCs w:val="28"/>
     </w:rPr>
   </w:style>
-  <w:style w:type="paragraph" w:styleId="1065">
+  <w:style w:type="paragraph" w:styleId="991">
     <w:name w:val="Quote"/>
-    <w:basedOn w:val="1097"/>
-    <w:next w:val="1097"/>
-    <w:link w:val="1066"/>
+    <w:basedOn w:val="1023"/>
+    <w:next w:val="1023"/>
+    <w:link w:val="992"/>
     <w:uiPriority w:val="29"/>
     <w:qFormat/>
     <w:pPr>
@@ -35231,10 +35230,10 @@
       <w:color w:val="404040" w:themeColor="text1" w:themeTint="BF"/>
     </w:rPr>
   </w:style>
-  <w:style w:type="character" w:styleId="1066">
+  <w:style w:type="character" w:styleId="992">
     <w:name w:val="Quote Char"/>
-    <w:basedOn w:val="1101"/>
-    <w:link w:val="1065"/>
+    <w:basedOn w:val="1027"/>
+    <w:link w:val="991"/>
     <w:uiPriority w:val="29"/>
     <w:pPr>
       <w:pBdr/>
@@ -35247,9 +35246,9 @@
       <w:color w:val="404040" w:themeColor="text1" w:themeTint="BF"/>
     </w:rPr>
   </w:style>
-  <w:style w:type="character" w:styleId="1067">
+  <w:style w:type="character" w:styleId="993">
     <w:name w:val="Intense Emphasis"/>
-    <w:basedOn w:val="1101"/>
+    <w:basedOn w:val="1027"/>
     <w:uiPriority w:val="21"/>
     <w:qFormat/>
     <w:pPr>
@@ -35263,11 +35262,11 @@
       <w:color w:val="0f4761" w:themeColor="accent1" w:themeShade="BF"/>
     </w:rPr>
   </w:style>
-  <w:style w:type="paragraph" w:styleId="1068">
+  <w:style w:type="paragraph" w:styleId="994">
     <w:name w:val="Intense Quote"/>
-    <w:basedOn w:val="1097"/>
-    <w:next w:val="1097"/>
-    <w:link w:val="1069"/>
+    <w:basedOn w:val="1023"/>
+    <w:next w:val="1023"/>
+    <w:link w:val="995"/>
     <w:uiPriority w:val="30"/>
     <w:qFormat/>
     <w:pPr>
@@ -35285,10 +35284,10 @@
       <w:color w:val="0f4761" w:themeColor="accent1" w:themeShade="BF"/>
     </w:rPr>
   </w:style>
-  <w:style w:type="character" w:styleId="1069">
+  <w:style w:type="character" w:styleId="995">
     <w:name w:val="Intense Quote Char"/>
-    <w:basedOn w:val="1101"/>
-    <w:link w:val="1068"/>
+    <w:basedOn w:val="1027"/>
+    <w:link w:val="994"/>
     <w:uiPriority w:val="30"/>
     <w:pPr>
       <w:pBdr/>
@@ -35301,9 +35300,9 @@
       <w:color w:val="0f4761" w:themeColor="accent1" w:themeShade="BF"/>
     </w:rPr>
   </w:style>
-  <w:style w:type="character" w:styleId="1070">
+  <w:style w:type="character" w:styleId="996">
     <w:name w:val="Intense Reference"/>
-    <w:basedOn w:val="1101"/>
+    <w:basedOn w:val="1027"/>
     <w:uiPriority w:val="32"/>
     <w:qFormat/>
     <w:pPr>
@@ -35319,9 +35318,9 @@
       <w:spacing w:val="5"/>
     </w:rPr>
   </w:style>
-  <w:style w:type="character" w:styleId="1071">
+  <w:style w:type="character" w:styleId="997">
     <w:name w:val="Subtle Emphasis"/>
-    <w:basedOn w:val="1101"/>
+    <w:basedOn w:val="1027"/>
     <w:uiPriority w:val="19"/>
     <w:qFormat/>
     <w:pPr>
@@ -35335,9 +35334,9 @@
       <w:color w:val="404040" w:themeColor="text1" w:themeTint="BF"/>
     </w:rPr>
   </w:style>
-  <w:style w:type="character" w:styleId="1072">
+  <w:style w:type="character" w:styleId="998">
     <w:name w:val="Emphasis"/>
-    <w:basedOn w:val="1101"/>
+    <w:basedOn w:val="1027"/>
     <w:uiPriority w:val="20"/>
     <w:qFormat/>
     <w:pPr>
@@ -35350,9 +35349,9 @@
       <w:iCs/>
     </w:rPr>
   </w:style>
-  <w:style w:type="character" w:styleId="1073">
+  <w:style w:type="character" w:styleId="999">
     <w:name w:val="Strong"/>
-    <w:basedOn w:val="1101"/>
+    <w:basedOn w:val="1027"/>
     <w:uiPriority w:val="22"/>
     <w:qFormat/>
     <w:pPr>
@@ -35365,9 +35364,9 @@
       <w:bCs/>
     </w:rPr>
   </w:style>
-  <w:style w:type="character" w:styleId="1074">
+  <w:style w:type="character" w:styleId="1000">
     <w:name w:val="Subtle Reference"/>
-    <w:basedOn w:val="1101"/>
+    <w:basedOn w:val="1027"/>
     <w:uiPriority w:val="31"/>
     <w:qFormat/>
     <w:pPr>
@@ -35380,9 +35379,9 @@
       <w:color w:val="5a5a5a" w:themeColor="text1" w:themeTint="A5"/>
     </w:rPr>
   </w:style>
-  <w:style w:type="character" w:styleId="1075">
+  <w:style w:type="character" w:styleId="1001">
     <w:name w:val="Book Title"/>
-    <w:basedOn w:val="1101"/>
+    <w:basedOn w:val="1027"/>
     <w:uiPriority w:val="33"/>
     <w:qFormat/>
     <w:pPr>
@@ -35398,10 +35397,10 @@
       <w:spacing w:val="5"/>
     </w:rPr>
   </w:style>
-  <w:style w:type="character" w:styleId="1076">
+  <w:style w:type="character" w:styleId="1002">
     <w:name w:val="Header Char"/>
-    <w:basedOn w:val="1101"/>
-    <w:link w:val="1445"/>
+    <w:basedOn w:val="1027"/>
+    <w:link w:val="1371"/>
     <w:uiPriority w:val="99"/>
     <w:pPr>
       <w:pBdr/>
@@ -35409,10 +35408,10 @@
       <w:ind/>
     </w:pPr>
   </w:style>
-  <w:style w:type="character" w:styleId="1077">
+  <w:style w:type="character" w:styleId="1003">
     <w:name w:val="Footer Char"/>
-    <w:basedOn w:val="1101"/>
-    <w:link w:val="1447"/>
+    <w:basedOn w:val="1027"/>
+    <w:link w:val="1373"/>
     <w:uiPriority w:val="99"/>
     <w:pPr>
       <w:pBdr/>
@@ -35420,10 +35419,10 @@
       <w:ind/>
     </w:pPr>
   </w:style>
-  <w:style w:type="paragraph" w:styleId="1078">
+  <w:style w:type="paragraph" w:styleId="1004">
     <w:name w:val="Caption"/>
-    <w:basedOn w:val="1097"/>
-    <w:next w:val="1097"/>
+    <w:basedOn w:val="1023"/>
+    <w:next w:val="1023"/>
     <w:uiPriority w:val="35"/>
     <w:unhideWhenUsed/>
     <w:qFormat/>
@@ -35440,10 +35439,10 @@
       <w:szCs w:val="18"/>
     </w:rPr>
   </w:style>
-  <w:style w:type="paragraph" w:styleId="1079">
+  <w:style w:type="paragraph" w:styleId="1005">
     <w:name w:val="footnote text"/>
-    <w:basedOn w:val="1097"/>
-    <w:link w:val="1080"/>
+    <w:basedOn w:val="1023"/>
+    <w:link w:val="1006"/>
     <w:uiPriority w:val="99"/>
     <w:semiHidden/>
     <w:unhideWhenUsed/>
@@ -35457,10 +35456,10 @@
       <w:szCs w:val="20"/>
     </w:rPr>
   </w:style>
-  <w:style w:type="character" w:styleId="1080">
+  <w:style w:type="character" w:styleId="1006">
     <w:name w:val="Footnote Text Char"/>
-    <w:basedOn w:val="1101"/>
-    <w:link w:val="1079"/>
+    <w:basedOn w:val="1027"/>
+    <w:link w:val="1005"/>
     <w:uiPriority w:val="99"/>
     <w:semiHidden/>
     <w:pPr>
@@ -35473,9 +35472,9 @@
       <w:szCs w:val="20"/>
     </w:rPr>
   </w:style>
-  <w:style w:type="character" w:styleId="1081">
+  <w:style w:type="character" w:styleId="1007">
     <w:name w:val="footnote reference"/>
-    <w:basedOn w:val="1101"/>
+    <w:basedOn w:val="1027"/>
     <w:uiPriority w:val="99"/>
     <w:semiHidden/>
     <w:unhideWhenUsed/>
@@ -35488,10 +35487,10 @@
       <w:vertAlign w:val="superscript"/>
     </w:rPr>
   </w:style>
-  <w:style w:type="paragraph" w:styleId="1082">
+  <w:style w:type="paragraph" w:styleId="1008">
     <w:name w:val="endnote text"/>
-    <w:basedOn w:val="1097"/>
-    <w:link w:val="1083"/>
+    <w:basedOn w:val="1023"/>
+    <w:link w:val="1009"/>
     <w:uiPriority w:val="99"/>
     <w:semiHidden/>
     <w:unhideWhenUsed/>
@@ -35505,10 +35504,10 @@
       <w:szCs w:val="20"/>
     </w:rPr>
   </w:style>
-  <w:style w:type="character" w:styleId="1083">
+  <w:style w:type="character" w:styleId="1009">
     <w:name w:val="Endnote Text Char"/>
-    <w:basedOn w:val="1101"/>
-    <w:link w:val="1082"/>
+    <w:basedOn w:val="1027"/>
+    <w:link w:val="1008"/>
     <w:uiPriority w:val="99"/>
     <w:semiHidden/>
     <w:pPr>
@@ -35521,9 +35520,9 @@
       <w:szCs w:val="20"/>
     </w:rPr>
   </w:style>
-  <w:style w:type="character" w:styleId="1084">
+  <w:style w:type="character" w:styleId="1010">
     <w:name w:val="endnote reference"/>
-    <w:basedOn w:val="1101"/>
+    <w:basedOn w:val="1027"/>
     <w:uiPriority w:val="99"/>
     <w:semiHidden/>
     <w:unhideWhenUsed/>
@@ -35536,10 +35535,10 @@
       <w:vertAlign w:val="superscript"/>
     </w:rPr>
   </w:style>
-  <w:style w:type="paragraph" w:styleId="1085">
+  <w:style w:type="paragraph" w:styleId="1011">
     <w:name w:val="toc 1"/>
-    <w:basedOn w:val="1097"/>
-    <w:next w:val="1097"/>
+    <w:basedOn w:val="1023"/>
+    <w:next w:val="1023"/>
     <w:uiPriority w:val="39"/>
     <w:unhideWhenUsed/>
     <w:pPr>
@@ -35548,10 +35547,10 @@
       <w:ind/>
     </w:pPr>
   </w:style>
-  <w:style w:type="paragraph" w:styleId="1086">
+  <w:style w:type="paragraph" w:styleId="1012">
     <w:name w:val="toc 2"/>
-    <w:basedOn w:val="1097"/>
-    <w:next w:val="1097"/>
+    <w:basedOn w:val="1023"/>
+    <w:next w:val="1023"/>
     <w:uiPriority w:val="39"/>
     <w:unhideWhenUsed/>
     <w:pPr>
@@ -35560,10 +35559,10 @@
       <w:ind w:left="220"/>
     </w:pPr>
   </w:style>
-  <w:style w:type="paragraph" w:styleId="1087">
+  <w:style w:type="paragraph" w:styleId="1013">
     <w:name w:val="toc 3"/>
-    <w:basedOn w:val="1097"/>
-    <w:next w:val="1097"/>
+    <w:basedOn w:val="1023"/>
+    <w:next w:val="1023"/>
     <w:uiPriority w:val="39"/>
     <w:unhideWhenUsed/>
     <w:pPr>
@@ -35572,10 +35571,10 @@
       <w:ind w:left="440"/>
     </w:pPr>
   </w:style>
-  <w:style w:type="paragraph" w:styleId="1088">
+  <w:style w:type="paragraph" w:styleId="1014">
     <w:name w:val="toc 4"/>
-    <w:basedOn w:val="1097"/>
-    <w:next w:val="1097"/>
+    <w:basedOn w:val="1023"/>
+    <w:next w:val="1023"/>
     <w:uiPriority w:val="39"/>
     <w:unhideWhenUsed/>
     <w:pPr>
@@ -35584,10 +35583,10 @@
       <w:ind w:left="660"/>
     </w:pPr>
   </w:style>
-  <w:style w:type="paragraph" w:styleId="1089">
+  <w:style w:type="paragraph" w:styleId="1015">
     <w:name w:val="toc 5"/>
-    <w:basedOn w:val="1097"/>
-    <w:next w:val="1097"/>
+    <w:basedOn w:val="1023"/>
+    <w:next w:val="1023"/>
     <w:uiPriority w:val="39"/>
     <w:unhideWhenUsed/>
     <w:pPr>
@@ -35596,10 +35595,10 @@
       <w:ind w:left="880"/>
     </w:pPr>
   </w:style>
-  <w:style w:type="paragraph" w:styleId="1090">
+  <w:style w:type="paragraph" w:styleId="1016">
     <w:name w:val="toc 6"/>
-    <w:basedOn w:val="1097"/>
-    <w:next w:val="1097"/>
+    <w:basedOn w:val="1023"/>
+    <w:next w:val="1023"/>
     <w:uiPriority w:val="39"/>
     <w:unhideWhenUsed/>
     <w:pPr>
@@ -35608,10 +35607,10 @@
       <w:ind w:left="1100"/>
     </w:pPr>
   </w:style>
-  <w:style w:type="paragraph" w:styleId="1091">
+  <w:style w:type="paragraph" w:styleId="1017">
     <w:name w:val="toc 7"/>
-    <w:basedOn w:val="1097"/>
-    <w:next w:val="1097"/>
+    <w:basedOn w:val="1023"/>
+    <w:next w:val="1023"/>
     <w:uiPriority w:val="39"/>
     <w:unhideWhenUsed/>
     <w:pPr>
@@ -35620,10 +35619,10 @@
       <w:ind w:left="1320"/>
     </w:pPr>
   </w:style>
-  <w:style w:type="paragraph" w:styleId="1092">
+  <w:style w:type="paragraph" w:styleId="1018">
     <w:name w:val="toc 8"/>
-    <w:basedOn w:val="1097"/>
-    <w:next w:val="1097"/>
+    <w:basedOn w:val="1023"/>
+    <w:next w:val="1023"/>
     <w:uiPriority w:val="39"/>
     <w:unhideWhenUsed/>
     <w:pPr>
@@ -35632,10 +35631,10 @@
       <w:ind w:left="1540"/>
     </w:pPr>
   </w:style>
-  <w:style w:type="paragraph" w:styleId="1093">
+  <w:style w:type="paragraph" w:styleId="1019">
     <w:name w:val="toc 9"/>
-    <w:basedOn w:val="1097"/>
-    <w:next w:val="1097"/>
+    <w:basedOn w:val="1023"/>
+    <w:next w:val="1023"/>
     <w:uiPriority w:val="39"/>
     <w:unhideWhenUsed/>
     <w:pPr>
@@ -35644,9 +35643,9 @@
       <w:ind w:left="1760"/>
     </w:pPr>
   </w:style>
-  <w:style w:type="character" w:styleId="1094">
+  <w:style w:type="character" w:styleId="1020">
     <w:name w:val="Placeholder Text"/>
-    <w:basedOn w:val="1101"/>
+    <w:basedOn w:val="1027"/>
     <w:uiPriority w:val="99"/>
     <w:semiHidden/>
     <w:pPr>
@@ -35658,7 +35657,7 @@
       <w:color w:val="666666"/>
     </w:rPr>
   </w:style>
-  <w:style w:type="paragraph" w:styleId="1095">
+  <w:style w:type="paragraph" w:styleId="1021">
     <w:name w:val="TOC Heading"/>
     <w:uiPriority w:val="39"/>
     <w:unhideWhenUsed/>
@@ -35668,10 +35667,10 @@
       <w:ind/>
     </w:pPr>
   </w:style>
-  <w:style w:type="paragraph" w:styleId="1096">
+  <w:style w:type="paragraph" w:styleId="1022">
     <w:name w:val="table of figures"/>
-    <w:basedOn w:val="1097"/>
-    <w:next w:val="1097"/>
+    <w:basedOn w:val="1023"/>
+    <w:next w:val="1023"/>
     <w:uiPriority w:val="99"/>
     <w:unhideWhenUsed/>
     <w:pPr>
@@ -35680,7 +35679,7 @@
       <w:ind/>
     </w:pPr>
   </w:style>
-  <w:style w:type="paragraph" w:styleId="1097" w:default="1">
+  <w:style w:type="paragraph" w:styleId="1023" w:default="1">
     <w:name w:val="Normal"/>
     <w:qFormat/>
     <w:pPr>
@@ -35696,11 +35695,11 @@
       <w:lang w:val="es-ES" w:eastAsia="es-ES_tradnl"/>
     </w:rPr>
   </w:style>
-  <w:style w:type="paragraph" w:styleId="1098">
+  <w:style w:type="paragraph" w:styleId="1024">
     <w:name w:val="Heading 1"/>
-    <w:basedOn w:val="1097"/>
-    <w:next w:val="1097"/>
-    <w:link w:val="1106"/>
+    <w:basedOn w:val="1023"/>
+    <w:next w:val="1023"/>
+    <w:link w:val="1032"/>
     <w:uiPriority w:val="9"/>
     <w:qFormat/>
     <w:pPr>
@@ -35714,11 +35713,11 @@
       <w:b/>
     </w:rPr>
   </w:style>
-  <w:style w:type="paragraph" w:styleId="1099">
+  <w:style w:type="paragraph" w:styleId="1025">
     <w:name w:val="Heading 2"/>
-    <w:basedOn w:val="1098"/>
-    <w:next w:val="1097"/>
-    <w:link w:val="1109"/>
+    <w:basedOn w:val="1024"/>
+    <w:next w:val="1023"/>
+    <w:link w:val="1035"/>
     <w:uiPriority w:val="9"/>
     <w:unhideWhenUsed/>
     <w:qFormat/>
@@ -35735,11 +35734,11 @@
       <w:szCs w:val="26"/>
     </w:rPr>
   </w:style>
-  <w:style w:type="paragraph" w:styleId="1100">
+  <w:style w:type="paragraph" w:styleId="1026">
     <w:name w:val="Heading 3"/>
-    <w:basedOn w:val="1099"/>
-    <w:next w:val="1097"/>
-    <w:link w:val="1110"/>
+    <w:basedOn w:val="1025"/>
+    <w:next w:val="1023"/>
+    <w:link w:val="1036"/>
     <w:uiPriority w:val="9"/>
     <w:unhideWhenUsed/>
     <w:qFormat/>
@@ -35754,7 +35753,7 @@
       <w:lang w:eastAsia="es-CO"/>
     </w:rPr>
   </w:style>
-  <w:style w:type="character" w:styleId="1101" w:default="1">
+  <w:style w:type="character" w:styleId="1027" w:default="1">
     <w:name w:val="Default Paragraph Font"/>
     <w:uiPriority w:val="1"/>
     <w:semiHidden/>
@@ -35765,7 +35764,7 @@
       <w:ind/>
     </w:pPr>
   </w:style>
-  <w:style w:type="table" w:styleId="1102" w:default="1">
+  <w:style w:type="table" w:styleId="1028" w:default="1">
     <w:name w:val="Normal Table"/>
     <w:uiPriority w:val="99"/>
     <w:semiHidden/>
@@ -35958,7 +35957,7 @@
       </w:tcPr>
     </w:tblStylePr>
   </w:style>
-  <w:style w:type="numbering" w:styleId="1103" w:default="1">
+  <w:style w:type="numbering" w:styleId="1029" w:default="1">
     <w:name w:val="No List"/>
     <w:uiPriority w:val="99"/>
     <w:semiHidden/>
@@ -35969,11 +35968,11 @@
       <w:ind/>
     </w:pPr>
   </w:style>
-  <w:style w:type="paragraph" w:styleId="1104">
+  <w:style w:type="paragraph" w:styleId="1030">
     <w:name w:val="Subtitle"/>
-    <w:basedOn w:val="1098"/>
-    <w:next w:val="1097"/>
-    <w:link w:val="1105"/>
+    <w:basedOn w:val="1024"/>
+    <w:next w:val="1023"/>
+    <w:link w:val="1031"/>
     <w:qFormat/>
     <w:pPr>
       <w:numPr>
@@ -35988,10 +35987,10 @@
       <w:spacing w:val="15"/>
     </w:rPr>
   </w:style>
-  <w:style w:type="character" w:styleId="1105" w:customStyle="1">
+  <w:style w:type="character" w:styleId="1031" w:customStyle="1">
     <w:name w:val="Subtítulo Car"/>
-    <w:basedOn w:val="1101"/>
-    <w:link w:val="1104"/>
+    <w:basedOn w:val="1027"/>
+    <w:link w:val="1030"/>
     <w:pPr>
       <w:pBdr/>
       <w:spacing/>
@@ -36005,10 +36004,10 @@
       <w:lang w:val="es-ES_tradnl"/>
     </w:rPr>
   </w:style>
-  <w:style w:type="character" w:styleId="1106" w:customStyle="1">
+  <w:style w:type="character" w:styleId="1032" w:customStyle="1">
     <w:name w:val="Título 1 Car"/>
-    <w:basedOn w:val="1101"/>
-    <w:link w:val="1098"/>
+    <w:basedOn w:val="1027"/>
+    <w:link w:val="1024"/>
     <w:uiPriority w:val="9"/>
     <w:pPr>
       <w:pBdr/>
@@ -36020,10 +36019,10 @@
       <w:b/>
     </w:rPr>
   </w:style>
-  <w:style w:type="paragraph" w:styleId="1107" w:customStyle="1">
+  <w:style w:type="paragraph" w:styleId="1033" w:customStyle="1">
     <w:name w:val="TITULO 2"/>
-    <w:basedOn w:val="1098"/>
-    <w:link w:val="1108"/>
+    <w:basedOn w:val="1024"/>
+    <w:link w:val="1034"/>
     <w:qFormat/>
     <w:pPr>
       <w:numPr>
@@ -36037,10 +36036,10 @@
       <w:rFonts w:eastAsiaTheme="minorHAnsi" w:cstheme="minorBidi"/>
     </w:rPr>
   </w:style>
-  <w:style w:type="character" w:styleId="1108" w:customStyle="1">
+  <w:style w:type="character" w:styleId="1034" w:customStyle="1">
     <w:name w:val="TITULO 2 Car"/>
-    <w:basedOn w:val="1106"/>
-    <w:link w:val="1107"/>
+    <w:basedOn w:val="1032"/>
+    <w:link w:val="1033"/>
     <w:pPr>
       <w:pBdr/>
       <w:spacing/>
@@ -36055,10 +36054,10 @@
       <w14:ligatures w14:val="none"/>
     </w:rPr>
   </w:style>
-  <w:style w:type="character" w:styleId="1109" w:customStyle="1">
+  <w:style w:type="character" w:styleId="1035" w:customStyle="1">
     <w:name w:val="Título 2 Car"/>
-    <w:basedOn w:val="1101"/>
-    <w:link w:val="1099"/>
+    <w:basedOn w:val="1027"/>
+    <w:link w:val="1025"/>
     <w:uiPriority w:val="9"/>
     <w:pPr>
       <w:pBdr/>
@@ -36071,10 +36070,10 @@
       <w:szCs w:val="26"/>
     </w:rPr>
   </w:style>
-  <w:style w:type="character" w:styleId="1110" w:customStyle="1">
+  <w:style w:type="character" w:styleId="1036" w:customStyle="1">
     <w:name w:val="Título 3 Car"/>
-    <w:basedOn w:val="1101"/>
-    <w:link w:val="1100"/>
+    <w:basedOn w:val="1027"/>
+    <w:link w:val="1026"/>
     <w:uiPriority w:val="9"/>
     <w:pPr>
       <w:pBdr/>
@@ -36087,9 +36086,9 @@
       <w:lang w:eastAsia="es-CO"/>
     </w:rPr>
   </w:style>
-  <w:style w:type="character" w:styleId="1111">
+  <w:style w:type="character" w:styleId="1037">
     <w:name w:val="Hyperlink"/>
-    <w:basedOn w:val="1101"/>
+    <w:basedOn w:val="1027"/>
     <w:uiPriority w:val="99"/>
     <w:semiHidden/>
     <w:unhideWhenUsed/>
@@ -36103,9 +36102,9 @@
       <w:u w:val="single"/>
     </w:rPr>
   </w:style>
-  <w:style w:type="character" w:styleId="1112">
+  <w:style w:type="character" w:styleId="1038">
     <w:name w:val="FollowedHyperlink"/>
-    <w:basedOn w:val="1101"/>
+    <w:basedOn w:val="1027"/>
     <w:uiPriority w:val="99"/>
     <w:semiHidden/>
     <w:unhideWhenUsed/>
@@ -36119,9 +36118,9 @@
       <w:u w:val="single"/>
     </w:rPr>
   </w:style>
-  <w:style w:type="paragraph" w:styleId="1113" w:customStyle="1">
+  <w:style w:type="paragraph" w:styleId="1039" w:customStyle="1">
     <w:name w:val="msonormal"/>
-    <w:basedOn w:val="1097"/>
+    <w:basedOn w:val="1023"/>
     <w:pPr>
       <w:pBdr/>
       <w:spacing w:after="100" w:afterAutospacing="1" w:before="100" w:beforeAutospacing="1"/>
@@ -36133,9 +36132,9 @@
       <w:lang w:val="es-CO" w:eastAsia="es-CO"/>
     </w:rPr>
   </w:style>
-  <w:style w:type="paragraph" w:styleId="1114" w:customStyle="1">
+  <w:style w:type="paragraph" w:styleId="1040" w:customStyle="1">
     <w:name w:val="font0"/>
-    <w:basedOn w:val="1097"/>
+    <w:basedOn w:val="1023"/>
     <w:pPr>
       <w:pBdr/>
       <w:spacing w:after="100" w:afterAutospacing="1" w:before="100" w:beforeAutospacing="1"/>
@@ -36148,9 +36147,9 @@
       <w:lang w:val="es-CO" w:eastAsia="es-CO"/>
     </w:rPr>
   </w:style>
-  <w:style w:type="paragraph" w:styleId="1115" w:customStyle="1">
+  <w:style w:type="paragraph" w:styleId="1041" w:customStyle="1">
     <w:name w:val="font5"/>
-    <w:basedOn w:val="1097"/>
+    <w:basedOn w:val="1023"/>
     <w:pPr>
       <w:pBdr/>
       <w:spacing w:after="100" w:afterAutospacing="1" w:before="100" w:beforeAutospacing="1"/>
@@ -36162,9 +36161,9 @@
       <w:lang w:val="es-CO" w:eastAsia="es-CO"/>
     </w:rPr>
   </w:style>
-  <w:style w:type="paragraph" w:styleId="1116" w:customStyle="1">
+  <w:style w:type="paragraph" w:styleId="1042" w:customStyle="1">
     <w:name w:val="font6"/>
-    <w:basedOn w:val="1097"/>
+    <w:basedOn w:val="1023"/>
     <w:pPr>
       <w:pBdr/>
       <w:spacing w:after="100" w:afterAutospacing="1" w:before="100" w:beforeAutospacing="1"/>
@@ -36179,9 +36178,9 @@
       <w:lang w:val="es-CO" w:eastAsia="es-CO"/>
     </w:rPr>
   </w:style>
-  <w:style w:type="paragraph" w:styleId="1117" w:customStyle="1">
+  <w:style w:type="paragraph" w:styleId="1043" w:customStyle="1">
     <w:name w:val="font7"/>
-    <w:basedOn w:val="1097"/>
+    <w:basedOn w:val="1023"/>
     <w:pPr>
       <w:pBdr/>
       <w:spacing w:after="100" w:afterAutospacing="1" w:before="100" w:beforeAutospacing="1"/>
@@ -36196,9 +36195,9 @@
       <w:lang w:val="es-CO" w:eastAsia="es-CO"/>
     </w:rPr>
   </w:style>
-  <w:style w:type="paragraph" w:styleId="1118" w:customStyle="1">
+  <w:style w:type="paragraph" w:styleId="1044" w:customStyle="1">
     <w:name w:val="font8"/>
-    <w:basedOn w:val="1097"/>
+    <w:basedOn w:val="1023"/>
     <w:pPr>
       <w:pBdr/>
       <w:spacing w:after="100" w:afterAutospacing="1" w:before="100" w:beforeAutospacing="1"/>
@@ -36211,9 +36210,9 @@
       <w:lang w:val="es-CO" w:eastAsia="es-CO"/>
     </w:rPr>
   </w:style>
-  <w:style w:type="paragraph" w:styleId="1119" w:customStyle="1">
+  <w:style w:type="paragraph" w:styleId="1045" w:customStyle="1">
     <w:name w:val="font9"/>
-    <w:basedOn w:val="1097"/>
+    <w:basedOn w:val="1023"/>
     <w:pPr>
       <w:pBdr/>
       <w:spacing w:after="100" w:afterAutospacing="1" w:before="100" w:beforeAutospacing="1"/>
@@ -36230,9 +36229,9 @@
       <w:lang w:val="es-CO" w:eastAsia="es-CO"/>
     </w:rPr>
   </w:style>
-  <w:style w:type="paragraph" w:styleId="1120" w:customStyle="1">
+  <w:style w:type="paragraph" w:styleId="1046" w:customStyle="1">
     <w:name w:val="font10"/>
-    <w:basedOn w:val="1097"/>
+    <w:basedOn w:val="1023"/>
     <w:pPr>
       <w:pBdr/>
       <w:spacing w:after="100" w:afterAutospacing="1" w:before="100" w:beforeAutospacing="1"/>
@@ -36245,9 +36244,9 @@
       <w:lang w:val="es-CO" w:eastAsia="es-CO"/>
     </w:rPr>
   </w:style>
-  <w:style w:type="paragraph" w:styleId="1121" w:customStyle="1">
+  <w:style w:type="paragraph" w:styleId="1047" w:customStyle="1">
     <w:name w:val="font11"/>
-    <w:basedOn w:val="1097"/>
+    <w:basedOn w:val="1023"/>
     <w:pPr>
       <w:pBdr/>
       <w:spacing w:after="100" w:afterAutospacing="1" w:before="100" w:beforeAutospacing="1"/>
@@ -36262,9 +36261,9 @@
       <w:lang w:val="es-CO" w:eastAsia="es-CO"/>
     </w:rPr>
   </w:style>
-  <w:style w:type="paragraph" w:styleId="1122" w:customStyle="1">
+  <w:style w:type="paragraph" w:styleId="1048" w:customStyle="1">
     <w:name w:val="font12"/>
-    <w:basedOn w:val="1097"/>
+    <w:basedOn w:val="1023"/>
     <w:pPr>
       <w:pBdr/>
       <w:spacing w:after="100" w:afterAutospacing="1" w:before="100" w:beforeAutospacing="1"/>
@@ -36279,9 +36278,9 @@
       <w:lang w:val="es-CO" w:eastAsia="es-CO"/>
     </w:rPr>
   </w:style>
-  <w:style w:type="paragraph" w:styleId="1123" w:customStyle="1">
+  <w:style w:type="paragraph" w:styleId="1049" w:customStyle="1">
     <w:name w:val="font13"/>
-    <w:basedOn w:val="1097"/>
+    <w:basedOn w:val="1023"/>
     <w:pPr>
       <w:pBdr/>
       <w:spacing w:after="100" w:afterAutospacing="1" w:before="100" w:beforeAutospacing="1"/>
@@ -36296,9 +36295,9 @@
       <w:lang w:val="es-CO" w:eastAsia="es-CO"/>
     </w:rPr>
   </w:style>
-  <w:style w:type="paragraph" w:styleId="1124" w:customStyle="1">
+  <w:style w:type="paragraph" w:styleId="1050" w:customStyle="1">
     <w:name w:val="font14"/>
-    <w:basedOn w:val="1097"/>
+    <w:basedOn w:val="1023"/>
     <w:pPr>
       <w:pBdr/>
       <w:spacing w:after="100" w:afterAutospacing="1" w:before="100" w:beforeAutospacing="1"/>
@@ -36314,9 +36313,9 @@
       <w:lang w:val="es-CO" w:eastAsia="es-CO"/>
     </w:rPr>
   </w:style>
-  <w:style w:type="paragraph" w:styleId="1125" w:customStyle="1">
+  <w:style w:type="paragraph" w:styleId="1051" w:customStyle="1">
     <w:name w:val="font15"/>
-    <w:basedOn w:val="1097"/>
+    <w:basedOn w:val="1023"/>
     <w:pPr>
       <w:pBdr/>
       <w:spacing w:after="100" w:afterAutospacing="1" w:before="100" w:beforeAutospacing="1"/>
@@ -36335,9 +36334,9 @@
       <w:lang w:val="es-CO" w:eastAsia="es-CO"/>
     </w:rPr>
   </w:style>
-  <w:style w:type="paragraph" w:styleId="1126" w:customStyle="1">
+  <w:style w:type="paragraph" w:styleId="1052" w:customStyle="1">
     <w:name w:val="font16"/>
-    <w:basedOn w:val="1097"/>
+    <w:basedOn w:val="1023"/>
     <w:pPr>
       <w:pBdr/>
       <w:spacing w:after="100" w:afterAutospacing="1" w:before="100" w:beforeAutospacing="1"/>
@@ -36351,9 +36350,9 @@
       <w:lang w:val="es-CO" w:eastAsia="es-CO"/>
     </w:rPr>
   </w:style>
-  <w:style w:type="paragraph" w:styleId="1127" w:customStyle="1">
+  <w:style w:type="paragraph" w:styleId="1053" w:customStyle="1">
     <w:name w:val="font17"/>
-    <w:basedOn w:val="1097"/>
+    <w:basedOn w:val="1023"/>
     <w:pPr>
       <w:pBdr/>
       <w:spacing w:after="100" w:afterAutospacing="1" w:before="100" w:beforeAutospacing="1"/>
@@ -36367,9 +36366,9 @@
       <w:lang w:val="es-CO" w:eastAsia="es-CO"/>
     </w:rPr>
   </w:style>
-  <w:style w:type="paragraph" w:styleId="1128" w:customStyle="1">
+  <w:style w:type="paragraph" w:styleId="1054" w:customStyle="1">
     <w:name w:val="font18"/>
-    <w:basedOn w:val="1097"/>
+    <w:basedOn w:val="1023"/>
     <w:pPr>
       <w:pBdr/>
       <w:spacing w:after="100" w:afterAutospacing="1" w:before="100" w:beforeAutospacing="1"/>
@@ -36388,9 +36387,9 @@
       <w:lang w:val="es-CO" w:eastAsia="es-CO"/>
     </w:rPr>
   </w:style>
-  <w:style w:type="paragraph" w:styleId="1129" w:customStyle="1">
+  <w:style w:type="paragraph" w:styleId="1055" w:customStyle="1">
     <w:name w:val="font19"/>
-    <w:basedOn w:val="1097"/>
+    <w:basedOn w:val="1023"/>
     <w:pPr>
       <w:pBdr/>
       <w:spacing w:after="100" w:afterAutospacing="1" w:before="100" w:beforeAutospacing="1"/>
@@ -36405,9 +36404,9 @@
       <w:lang w:val="es-CO" w:eastAsia="es-CO"/>
     </w:rPr>
   </w:style>
-  <w:style w:type="paragraph" w:styleId="1130" w:customStyle="1">
+  <w:style w:type="paragraph" w:styleId="1056" w:customStyle="1">
     <w:name w:val="font20"/>
-    <w:basedOn w:val="1097"/>
+    <w:basedOn w:val="1023"/>
     <w:pPr>
       <w:pBdr/>
       <w:spacing w:after="100" w:afterAutospacing="1" w:before="100" w:beforeAutospacing="1"/>
@@ -36422,9 +36421,9 @@
       <w:lang w:val="es-CO" w:eastAsia="es-CO"/>
     </w:rPr>
   </w:style>
-  <w:style w:type="paragraph" w:styleId="1131" w:customStyle="1">
+  <w:style w:type="paragraph" w:styleId="1057" w:customStyle="1">
     <w:name w:val="font21"/>
-    <w:basedOn w:val="1097"/>
+    <w:basedOn w:val="1023"/>
     <w:pPr>
       <w:pBdr/>
       <w:spacing w:after="100" w:afterAutospacing="1" w:before="100" w:beforeAutospacing="1"/>
@@ -36440,9 +36439,9 @@
       <w:lang w:val="es-CO" w:eastAsia="es-CO"/>
     </w:rPr>
   </w:style>
-  <w:style w:type="paragraph" w:styleId="1132" w:customStyle="1">
+  <w:style w:type="paragraph" w:styleId="1058" w:customStyle="1">
     <w:name w:val="font22"/>
-    <w:basedOn w:val="1097"/>
+    <w:basedOn w:val="1023"/>
     <w:pPr>
       <w:pBdr/>
       <w:spacing w:after="100" w:afterAutospacing="1" w:before="100" w:beforeAutospacing="1"/>
@@ -36457,9 +36456,9 @@
       <w:lang w:val="es-CO" w:eastAsia="es-CO"/>
     </w:rPr>
   </w:style>
-  <w:style w:type="paragraph" w:styleId="1133" w:customStyle="1">
+  <w:style w:type="paragraph" w:styleId="1059" w:customStyle="1">
     <w:name w:val="font23"/>
-    <w:basedOn w:val="1097"/>
+    <w:basedOn w:val="1023"/>
     <w:pPr>
       <w:pBdr/>
       <w:spacing w:after="100" w:afterAutospacing="1" w:before="100" w:beforeAutospacing="1"/>
@@ -36475,9 +36474,9 @@
       <w:lang w:val="es-CO" w:eastAsia="es-CO"/>
     </w:rPr>
   </w:style>
-  <w:style w:type="paragraph" w:styleId="1134" w:customStyle="1">
+  <w:style w:type="paragraph" w:styleId="1060" w:customStyle="1">
     <w:name w:val="font24"/>
-    <w:basedOn w:val="1097"/>
+    <w:basedOn w:val="1023"/>
     <w:pPr>
       <w:pBdr/>
       <w:spacing w:after="100" w:afterAutospacing="1" w:before="100" w:beforeAutospacing="1"/>
@@ -36490,9 +36489,9 @@
       <w:lang w:val="es-CO" w:eastAsia="es-CO"/>
     </w:rPr>
   </w:style>
-  <w:style w:type="paragraph" w:styleId="1135" w:customStyle="1">
+  <w:style w:type="paragraph" w:styleId="1061" w:customStyle="1">
     <w:name w:val="xl66"/>
-    <w:basedOn w:val="1097"/>
+    <w:basedOn w:val="1023"/>
     <w:pPr>
       <w:pBdr/>
       <w:shd w:val="clear" w:color="000000" w:fill="ffffff"/>
@@ -36505,9 +36504,9 @@
       <w:lang w:val="es-CO" w:eastAsia="es-CO"/>
     </w:rPr>
   </w:style>
-  <w:style w:type="paragraph" w:styleId="1136" w:customStyle="1">
+  <w:style w:type="paragraph" w:styleId="1062" w:customStyle="1">
     <w:name w:val="xl67"/>
-    <w:basedOn w:val="1097"/>
+    <w:basedOn w:val="1023"/>
     <w:pPr>
       <w:pBdr>
         <w:top w:val="single" w:color="000000" w:sz="8" w:space="0"/>
@@ -36527,9 +36526,9 @@
       <w:lang w:val="es-CO" w:eastAsia="es-CO"/>
     </w:rPr>
   </w:style>
-  <w:style w:type="paragraph" w:styleId="1137" w:customStyle="1">
+  <w:style w:type="paragraph" w:styleId="1063" w:customStyle="1">
     <w:name w:val="xl68"/>
-    <w:basedOn w:val="1097"/>
+    <w:basedOn w:val="1023"/>
     <w:pPr>
       <w:pBdr>
         <w:top w:val="single" w:color="000000" w:sz="4" w:space="0"/>
@@ -36548,9 +36547,9 @@
       <w:lang w:val="es-CO" w:eastAsia="es-CO"/>
     </w:rPr>
   </w:style>
-  <w:style w:type="paragraph" w:styleId="1138" w:customStyle="1">
+  <w:style w:type="paragraph" w:styleId="1064" w:customStyle="1">
     <w:name w:val="xl69"/>
-    <w:basedOn w:val="1097"/>
+    <w:basedOn w:val="1023"/>
     <w:pPr>
       <w:pBdr>
         <w:top w:val="single" w:color="000000" w:sz="4" w:space="0"/>
@@ -36569,9 +36568,9 @@
       <w:lang w:val="es-CO" w:eastAsia="es-CO"/>
     </w:rPr>
   </w:style>
-  <w:style w:type="paragraph" w:styleId="1139" w:customStyle="1">
+  <w:style w:type="paragraph" w:styleId="1065" w:customStyle="1">
     <w:name w:val="xl70"/>
-    <w:basedOn w:val="1097"/>
+    <w:basedOn w:val="1023"/>
     <w:pPr>
       <w:pBdr>
         <w:top w:val="single" w:color="000000" w:sz="4" w:space="0"/>
@@ -36587,9 +36586,9 @@
       <w:lang w:val="es-CO" w:eastAsia="es-CO"/>
     </w:rPr>
   </w:style>
-  <w:style w:type="paragraph" w:styleId="1140" w:customStyle="1">
+  <w:style w:type="paragraph" w:styleId="1066" w:customStyle="1">
     <w:name w:val="xl71"/>
-    <w:basedOn w:val="1097"/>
+    <w:basedOn w:val="1023"/>
     <w:pPr>
       <w:pBdr>
         <w:top w:val="single" w:color="000000" w:sz="4" w:space="0"/>
@@ -36609,9 +36608,9 @@
       <w:lang w:val="es-CO" w:eastAsia="es-CO"/>
     </w:rPr>
   </w:style>
-  <w:style w:type="paragraph" w:styleId="1141" w:customStyle="1">
+  <w:style w:type="paragraph" w:styleId="1067" w:customStyle="1">
     <w:name w:val="xl72"/>
-    <w:basedOn w:val="1097"/>
+    <w:basedOn w:val="1023"/>
     <w:pPr>
       <w:pBdr>
         <w:top w:val="single" w:color="000000" w:sz="4" w:space="0"/>
@@ -36629,9 +36628,9 @@
       <w:lang w:val="es-CO" w:eastAsia="es-CO"/>
     </w:rPr>
   </w:style>
-  <w:style w:type="paragraph" w:styleId="1142" w:customStyle="1">
+  <w:style w:type="paragraph" w:styleId="1068" w:customStyle="1">
     <w:name w:val="xl73"/>
-    <w:basedOn w:val="1097"/>
+    <w:basedOn w:val="1023"/>
     <w:pPr>
       <w:pBdr>
         <w:left w:val="single" w:color="000000" w:sz="4" w:space="0"/>
@@ -36650,9 +36649,9 @@
       <w:lang w:val="es-CO" w:eastAsia="es-CO"/>
     </w:rPr>
   </w:style>
-  <w:style w:type="paragraph" w:styleId="1143" w:customStyle="1">
+  <w:style w:type="paragraph" w:styleId="1069" w:customStyle="1">
     <w:name w:val="xl74"/>
-    <w:basedOn w:val="1097"/>
+    <w:basedOn w:val="1023"/>
     <w:pPr>
       <w:pBdr>
         <w:top w:val="single" w:color="000000" w:sz="4" w:space="0"/>
@@ -36672,9 +36671,9 @@
       <w:lang w:val="es-CO" w:eastAsia="es-CO"/>
     </w:rPr>
   </w:style>
-  <w:style w:type="paragraph" w:styleId="1144" w:customStyle="1">
+  <w:style w:type="paragraph" w:styleId="1070" w:customStyle="1">
     <w:name w:val="xl75"/>
-    <w:basedOn w:val="1097"/>
+    <w:basedOn w:val="1023"/>
     <w:pPr>
       <w:pBdr>
         <w:top w:val="single" w:color="000000" w:sz="4" w:space="0"/>
@@ -36693,9 +36692,9 @@
       <w:lang w:val="es-CO" w:eastAsia="es-CO"/>
     </w:rPr>
   </w:style>
-  <w:style w:type="paragraph" w:styleId="1145" w:customStyle="1">
+  <w:style w:type="paragraph" w:styleId="1071" w:customStyle="1">
     <w:name w:val="xl76"/>
-    <w:basedOn w:val="1097"/>
+    <w:basedOn w:val="1023"/>
     <w:pPr>
       <w:pBdr>
         <w:top w:val="single" w:color="000000" w:sz="4" w:space="0"/>
@@ -36715,9 +36714,9 @@
       <w:lang w:val="es-CO" w:eastAsia="es-CO"/>
     </w:rPr>
   </w:style>
-  <w:style w:type="paragraph" w:styleId="1146" w:customStyle="1">
+  <w:style w:type="paragraph" w:styleId="1072" w:customStyle="1">
     <w:name w:val="xl77"/>
-    <w:basedOn w:val="1097"/>
+    <w:basedOn w:val="1023"/>
     <w:pPr>
       <w:pBdr>
         <w:top w:val="single" w:color="000000" w:sz="4" w:space="0"/>
@@ -36735,9 +36734,9 @@
       <w:lang w:val="es-CO" w:eastAsia="es-CO"/>
     </w:rPr>
   </w:style>
-  <w:style w:type="paragraph" w:styleId="1147" w:customStyle="1">
+  <w:style w:type="paragraph" w:styleId="1073" w:customStyle="1">
     <w:name w:val="xl78"/>
-    <w:basedOn w:val="1097"/>
+    <w:basedOn w:val="1023"/>
     <w:pPr>
       <w:pBdr>
         <w:top w:val="single" w:color="000000" w:sz="4" w:space="0"/>
@@ -36758,9 +36757,9 @@
       <w:lang w:val="es-CO" w:eastAsia="es-CO"/>
     </w:rPr>
   </w:style>
-  <w:style w:type="paragraph" w:styleId="1148" w:customStyle="1">
+  <w:style w:type="paragraph" w:styleId="1074" w:customStyle="1">
     <w:name w:val="xl79"/>
-    <w:basedOn w:val="1097"/>
+    <w:basedOn w:val="1023"/>
     <w:pPr>
       <w:pBdr>
         <w:top w:val="single" w:color="000000" w:sz="4" w:space="0"/>
@@ -36778,9 +36777,9 @@
       <w:lang w:val="es-CO" w:eastAsia="es-CO"/>
     </w:rPr>
   </w:style>
-  <w:style w:type="paragraph" w:styleId="1149" w:customStyle="1">
+  <w:style w:type="paragraph" w:styleId="1075" w:customStyle="1">
     <w:name w:val="xl80"/>
-    <w:basedOn w:val="1097"/>
+    <w:basedOn w:val="1023"/>
     <w:pPr>
       <w:pBdr>
         <w:top w:val="single" w:color="000000" w:sz="4" w:space="0"/>
@@ -36796,9 +36795,9 @@
       <w:lang w:val="es-CO" w:eastAsia="es-CO"/>
     </w:rPr>
   </w:style>
-  <w:style w:type="paragraph" w:styleId="1150" w:customStyle="1">
+  <w:style w:type="paragraph" w:styleId="1076" w:customStyle="1">
     <w:name w:val="xl81"/>
-    <w:basedOn w:val="1097"/>
+    <w:basedOn w:val="1023"/>
     <w:pPr>
       <w:pBdr>
         <w:top w:val="single" w:color="000000" w:sz="4" w:space="0"/>
@@ -36816,9 +36815,9 @@
       <w:lang w:val="es-CO" w:eastAsia="es-CO"/>
     </w:rPr>
   </w:style>
-  <w:style w:type="paragraph" w:styleId="1151" w:customStyle="1">
+  <w:style w:type="paragraph" w:styleId="1077" w:customStyle="1">
     <w:name w:val="xl82"/>
-    <w:basedOn w:val="1097"/>
+    <w:basedOn w:val="1023"/>
     <w:pPr>
       <w:pBdr>
         <w:top w:val="single" w:color="000000" w:sz="4" w:space="0"/>
@@ -36836,9 +36835,9 @@
       <w:lang w:val="es-CO" w:eastAsia="es-CO"/>
     </w:rPr>
   </w:style>
-  <w:style w:type="paragraph" w:styleId="1152" w:customStyle="1">
+  <w:style w:type="paragraph" w:styleId="1078" w:customStyle="1">
     <w:name w:val="xl83"/>
-    <w:basedOn w:val="1097"/>
+    <w:basedOn w:val="1023"/>
     <w:pPr>
       <w:pBdr>
         <w:top w:val="single" w:color="000000" w:sz="4" w:space="0"/>
@@ -36856,9 +36855,9 @@
       <w:lang w:val="es-CO" w:eastAsia="es-CO"/>
     </w:rPr>
   </w:style>
-  <w:style w:type="paragraph" w:styleId="1153" w:customStyle="1">
+  <w:style w:type="paragraph" w:styleId="1079" w:customStyle="1">
     <w:name w:val="xl84"/>
-    <w:basedOn w:val="1097"/>
+    <w:basedOn w:val="1023"/>
     <w:pPr>
       <w:pBdr>
         <w:top w:val="single" w:color="000000" w:sz="4" w:space="0"/>
@@ -36877,9 +36876,9 @@
       <w:lang w:val="es-CO" w:eastAsia="es-CO"/>
     </w:rPr>
   </w:style>
-  <w:style w:type="paragraph" w:styleId="1154" w:customStyle="1">
+  <w:style w:type="paragraph" w:styleId="1080" w:customStyle="1">
     <w:name w:val="xl85"/>
-    <w:basedOn w:val="1097"/>
+    <w:basedOn w:val="1023"/>
     <w:pPr>
       <w:pBdr>
         <w:top w:val="single" w:color="000000" w:sz="4" w:space="0"/>
@@ -36898,9 +36897,9 @@
       <w:lang w:val="es-CO" w:eastAsia="es-CO"/>
     </w:rPr>
   </w:style>
-  <w:style w:type="paragraph" w:styleId="1155" w:customStyle="1">
+  <w:style w:type="paragraph" w:styleId="1081" w:customStyle="1">
     <w:name w:val="xl86"/>
-    <w:basedOn w:val="1097"/>
+    <w:basedOn w:val="1023"/>
     <w:pPr>
       <w:pBdr>
         <w:top w:val="single" w:color="000000" w:sz="4" w:space="0"/>
@@ -36920,9 +36919,9 @@
       <w:lang w:val="es-CO" w:eastAsia="es-CO"/>
     </w:rPr>
   </w:style>
-  <w:style w:type="paragraph" w:styleId="1156" w:customStyle="1">
+  <w:style w:type="paragraph" w:styleId="1082" w:customStyle="1">
     <w:name w:val="xl87"/>
-    <w:basedOn w:val="1097"/>
+    <w:basedOn w:val="1023"/>
     <w:pPr>
       <w:pBdr>
         <w:top w:val="single" w:color="000000" w:sz="4" w:space="0"/>
@@ -36942,9 +36941,9 @@
       <w:lang w:val="es-CO" w:eastAsia="es-CO"/>
     </w:rPr>
   </w:style>
-  <w:style w:type="paragraph" w:styleId="1157" w:customStyle="1">
+  <w:style w:type="paragraph" w:styleId="1083" w:customStyle="1">
     <w:name w:val="xl88"/>
-    <w:basedOn w:val="1097"/>
+    <w:basedOn w:val="1023"/>
     <w:pPr>
       <w:pBdr>
         <w:top w:val="single" w:color="000000" w:sz="4" w:space="0"/>
@@ -36965,9 +36964,9 @@
       <w:lang w:val="es-CO" w:eastAsia="es-CO"/>
     </w:rPr>
   </w:style>
-  <w:style w:type="paragraph" w:styleId="1158" w:customStyle="1">
+  <w:style w:type="paragraph" w:styleId="1084" w:customStyle="1">
     <w:name w:val="xl89"/>
-    <w:basedOn w:val="1097"/>
+    <w:basedOn w:val="1023"/>
     <w:pPr>
       <w:pBdr>
         <w:top w:val="single" w:color="000000" w:sz="4" w:space="0"/>
@@ -36987,9 +36986,9 @@
       <w:lang w:val="es-CO" w:eastAsia="es-CO"/>
     </w:rPr>
   </w:style>
-  <w:style w:type="paragraph" w:styleId="1159" w:customStyle="1">
+  <w:style w:type="paragraph" w:styleId="1085" w:customStyle="1">
     <w:name w:val="xl90"/>
-    <w:basedOn w:val="1097"/>
+    <w:basedOn w:val="1023"/>
     <w:pPr>
       <w:pBdr>
         <w:top w:val="single" w:color="000000" w:sz="4" w:space="0"/>
@@ -37009,9 +37008,9 @@
       <w:lang w:val="es-CO" w:eastAsia="es-CO"/>
     </w:rPr>
   </w:style>
-  <w:style w:type="paragraph" w:styleId="1160" w:customStyle="1">
+  <w:style w:type="paragraph" w:styleId="1086" w:customStyle="1">
     <w:name w:val="xl91"/>
-    <w:basedOn w:val="1097"/>
+    <w:basedOn w:val="1023"/>
     <w:pPr>
       <w:pBdr>
         <w:top w:val="single" w:color="000000" w:sz="4" w:space="0"/>
@@ -37031,9 +37030,9 @@
       <w:lang w:val="es-CO" w:eastAsia="es-CO"/>
     </w:rPr>
   </w:style>
-  <w:style w:type="paragraph" w:styleId="1161" w:customStyle="1">
+  <w:style w:type="paragraph" w:styleId="1087" w:customStyle="1">
     <w:name w:val="xl92"/>
-    <w:basedOn w:val="1097"/>
+    <w:basedOn w:val="1023"/>
     <w:pPr>
       <w:pBdr>
         <w:top w:val="single" w:color="000000" w:sz="4" w:space="0"/>
@@ -37052,9 +37051,9 @@
       <w:lang w:val="es-CO" w:eastAsia="es-CO"/>
     </w:rPr>
   </w:style>
-  <w:style w:type="paragraph" w:styleId="1162" w:customStyle="1">
+  <w:style w:type="paragraph" w:styleId="1088" w:customStyle="1">
     <w:name w:val="xl93"/>
-    <w:basedOn w:val="1097"/>
+    <w:basedOn w:val="1023"/>
     <w:pPr>
       <w:pBdr>
         <w:top w:val="single" w:color="000000" w:sz="4" w:space="0"/>
@@ -37072,9 +37071,9 @@
       <w:lang w:val="es-CO" w:eastAsia="es-CO"/>
     </w:rPr>
   </w:style>
-  <w:style w:type="paragraph" w:styleId="1163" w:customStyle="1">
+  <w:style w:type="paragraph" w:styleId="1089" w:customStyle="1">
     <w:name w:val="xl94"/>
-    <w:basedOn w:val="1097"/>
+    <w:basedOn w:val="1023"/>
     <w:pPr>
       <w:pBdr>
         <w:top w:val="single" w:color="000000" w:sz="4" w:space="0"/>
@@ -37093,9 +37092,9 @@
       <w:lang w:val="es-CO" w:eastAsia="es-CO"/>
     </w:rPr>
   </w:style>
-  <w:style w:type="paragraph" w:styleId="1164" w:customStyle="1">
+  <w:style w:type="paragraph" w:styleId="1090" w:customStyle="1">
     <w:name w:val="xl95"/>
-    <w:basedOn w:val="1097"/>
+    <w:basedOn w:val="1023"/>
     <w:pPr>
       <w:pBdr>
         <w:top w:val="single" w:color="000000" w:sz="4" w:space="0"/>
@@ -37115,9 +37114,9 @@
       <w:lang w:val="es-CO" w:eastAsia="es-CO"/>
     </w:rPr>
   </w:style>
-  <w:style w:type="paragraph" w:styleId="1165" w:customStyle="1">
+  <w:style w:type="paragraph" w:styleId="1091" w:customStyle="1">
     <w:name w:val="xl96"/>
-    <w:basedOn w:val="1097"/>
+    <w:basedOn w:val="1023"/>
     <w:pPr>
       <w:pBdr>
         <w:top w:val="single" w:color="000000" w:sz="4" w:space="0"/>
@@ -37138,9 +37137,9 @@
       <w:lang w:val="es-CO" w:eastAsia="es-CO"/>
     </w:rPr>
   </w:style>
-  <w:style w:type="paragraph" w:styleId="1166" w:customStyle="1">
+  <w:style w:type="paragraph" w:styleId="1092" w:customStyle="1">
     <w:name w:val="xl97"/>
-    <w:basedOn w:val="1097"/>
+    <w:basedOn w:val="1023"/>
     <w:pPr>
       <w:pBdr>
         <w:right w:val="single" w:color="000000" w:sz="4" w:space="0"/>
@@ -37160,9 +37159,9 @@
       <w:lang w:val="es-CO" w:eastAsia="es-CO"/>
     </w:rPr>
   </w:style>
-  <w:style w:type="paragraph" w:styleId="1167" w:customStyle="1">
+  <w:style w:type="paragraph" w:styleId="1093" w:customStyle="1">
     <w:name w:val="xl98"/>
-    <w:basedOn w:val="1097"/>
+    <w:basedOn w:val="1023"/>
     <w:pPr>
       <w:pBdr>
         <w:top w:val="single" w:color="000000" w:sz="4" w:space="0"/>
@@ -37183,9 +37182,9 @@
       <w:lang w:val="es-CO" w:eastAsia="es-CO"/>
     </w:rPr>
   </w:style>
-  <w:style w:type="paragraph" w:styleId="1168" w:customStyle="1">
+  <w:style w:type="paragraph" w:styleId="1094" w:customStyle="1">
     <w:name w:val="xl99"/>
-    <w:basedOn w:val="1097"/>
+    <w:basedOn w:val="1023"/>
     <w:pPr>
       <w:pBdr>
         <w:top w:val="single" w:color="000000" w:sz="4" w:space="0"/>
@@ -37203,9 +37202,9 @@
       <w:lang w:val="es-CO" w:eastAsia="es-CO"/>
     </w:rPr>
   </w:style>
-  <w:style w:type="paragraph" w:styleId="1169" w:customStyle="1">
+  <w:style w:type="paragraph" w:styleId="1095" w:customStyle="1">
     <w:name w:val="xl100"/>
-    <w:basedOn w:val="1097"/>
+    <w:basedOn w:val="1023"/>
     <w:pPr>
       <w:pBdr>
         <w:top w:val="single" w:color="000000" w:sz="4" w:space="0"/>
@@ -37224,9 +37223,9 @@
       <w:lang w:val="es-CO" w:eastAsia="es-CO"/>
     </w:rPr>
   </w:style>
-  <w:style w:type="paragraph" w:styleId="1170" w:customStyle="1">
+  <w:style w:type="paragraph" w:styleId="1096" w:customStyle="1">
     <w:name w:val="xl101"/>
-    <w:basedOn w:val="1097"/>
+    <w:basedOn w:val="1023"/>
     <w:pPr>
       <w:pBdr>
         <w:top w:val="single" w:color="000000" w:sz="4" w:space="0"/>
@@ -37245,9 +37244,9 @@
       <w:lang w:val="es-CO" w:eastAsia="es-CO"/>
     </w:rPr>
   </w:style>
-  <w:style w:type="paragraph" w:styleId="1171" w:customStyle="1">
+  <w:style w:type="paragraph" w:styleId="1097" w:customStyle="1">
     <w:name w:val="xl102"/>
-    <w:basedOn w:val="1097"/>
+    <w:basedOn w:val="1023"/>
     <w:pPr>
       <w:pBdr>
         <w:top w:val="single" w:color="000000" w:sz="4" w:space="0"/>
@@ -37265,9 +37264,9 @@
       <w:lang w:val="es-CO" w:eastAsia="es-CO"/>
     </w:rPr>
   </w:style>
-  <w:style w:type="paragraph" w:styleId="1172" w:customStyle="1">
+  <w:style w:type="paragraph" w:styleId="1098" w:customStyle="1">
     <w:name w:val="xl103"/>
-    <w:basedOn w:val="1097"/>
+    <w:basedOn w:val="1023"/>
     <w:pPr>
       <w:pBdr>
         <w:top w:val="single" w:color="000000" w:sz="4" w:space="0"/>
@@ -37288,9 +37287,9 @@
       <w:lang w:val="es-CO" w:eastAsia="es-CO"/>
     </w:rPr>
   </w:style>
-  <w:style w:type="paragraph" w:styleId="1173" w:customStyle="1">
+  <w:style w:type="paragraph" w:styleId="1099" w:customStyle="1">
     <w:name w:val="xl104"/>
-    <w:basedOn w:val="1097"/>
+    <w:basedOn w:val="1023"/>
     <w:pPr>
       <w:pBdr>
         <w:top w:val="single" w:color="000000" w:sz="4" w:space="0"/>
@@ -37313,9 +37312,9 @@
       <w:lang w:val="es-CO" w:eastAsia="es-CO"/>
     </w:rPr>
   </w:style>
-  <w:style w:type="paragraph" w:styleId="1174" w:customStyle="1">
+  <w:style w:type="paragraph" w:styleId="1100" w:customStyle="1">
     <w:name w:val="xl105"/>
-    <w:basedOn w:val="1097"/>
+    <w:basedOn w:val="1023"/>
     <w:pPr>
       <w:pBdr>
         <w:top w:val="single" w:color="000000" w:sz="4" w:space="0"/>
@@ -37338,9 +37337,9 @@
       <w:lang w:val="es-CO" w:eastAsia="es-CO"/>
     </w:rPr>
   </w:style>
-  <w:style w:type="paragraph" w:styleId="1175" w:customStyle="1">
+  <w:style w:type="paragraph" w:styleId="1101" w:customStyle="1">
     <w:name w:val="xl106"/>
-    <w:basedOn w:val="1097"/>
+    <w:basedOn w:val="1023"/>
     <w:pPr>
       <w:pBdr>
         <w:top w:val="single" w:color="000000" w:sz="4" w:space="0"/>
@@ -37361,9 +37360,9 @@
       <w:lang w:val="es-CO" w:eastAsia="es-CO"/>
     </w:rPr>
   </w:style>
-  <w:style w:type="paragraph" w:styleId="1176" w:customStyle="1">
+  <w:style w:type="paragraph" w:styleId="1102" w:customStyle="1">
     <w:name w:val="xl107"/>
-    <w:basedOn w:val="1097"/>
+    <w:basedOn w:val="1023"/>
     <w:pPr>
       <w:pBdr>
         <w:top w:val="single" w:color="000000" w:sz="4" w:space="0"/>
@@ -37378,9 +37377,9 @@
       <w:lang w:val="es-CO" w:eastAsia="es-CO"/>
     </w:rPr>
   </w:style>
-  <w:style w:type="paragraph" w:styleId="1177" w:customStyle="1">
+  <w:style w:type="paragraph" w:styleId="1103" w:customStyle="1">
     <w:name w:val="xl108"/>
-    <w:basedOn w:val="1097"/>
+    <w:basedOn w:val="1023"/>
     <w:pPr>
       <w:pBdr>
         <w:top w:val="single" w:color="000000" w:sz="4" w:space="0"/>
@@ -37397,9 +37396,9 @@
       <w:lang w:val="es-CO" w:eastAsia="es-CO"/>
     </w:rPr>
   </w:style>
-  <w:style w:type="paragraph" w:styleId="1178" w:customStyle="1">
+  <w:style w:type="paragraph" w:styleId="1104" w:customStyle="1">
     <w:name w:val="xl109"/>
-    <w:basedOn w:val="1097"/>
+    <w:basedOn w:val="1023"/>
     <w:pPr>
       <w:pBdr>
         <w:top w:val="single" w:color="000000" w:sz="4" w:space="0"/>
@@ -37417,9 +37416,9 @@
       <w:lang w:val="es-CO" w:eastAsia="es-CO"/>
     </w:rPr>
   </w:style>
-  <w:style w:type="paragraph" w:styleId="1179" w:customStyle="1">
+  <w:style w:type="paragraph" w:styleId="1105" w:customStyle="1">
     <w:name w:val="xl110"/>
-    <w:basedOn w:val="1097"/>
+    <w:basedOn w:val="1023"/>
     <w:pPr>
       <w:pBdr>
         <w:right w:val="single" w:color="000000" w:sz="4" w:space="0"/>
@@ -37436,9 +37435,9 @@
       <w:lang w:val="es-CO" w:eastAsia="es-CO"/>
     </w:rPr>
   </w:style>
-  <w:style w:type="paragraph" w:styleId="1180" w:customStyle="1">
+  <w:style w:type="paragraph" w:styleId="1106" w:customStyle="1">
     <w:name w:val="xl111"/>
-    <w:basedOn w:val="1097"/>
+    <w:basedOn w:val="1023"/>
     <w:pPr>
       <w:pBdr>
         <w:bottom w:val="single" w:color="000000" w:sz="4" w:space="0"/>
@@ -37455,9 +37454,9 @@
       <w:lang w:val="es-CO" w:eastAsia="es-CO"/>
     </w:rPr>
   </w:style>
-  <w:style w:type="paragraph" w:styleId="1181" w:customStyle="1">
+  <w:style w:type="paragraph" w:styleId="1107" w:customStyle="1">
     <w:name w:val="xl112"/>
-    <w:basedOn w:val="1097"/>
+    <w:basedOn w:val="1023"/>
     <w:pPr>
       <w:pBdr>
         <w:top w:val="single" w:color="000000" w:sz="4" w:space="0"/>
@@ -37477,9 +37476,9 @@
       <w:lang w:val="es-CO" w:eastAsia="es-CO"/>
     </w:rPr>
   </w:style>
-  <w:style w:type="paragraph" w:styleId="1182" w:customStyle="1">
+  <w:style w:type="paragraph" w:styleId="1108" w:customStyle="1">
     <w:name w:val="xl113"/>
-    <w:basedOn w:val="1097"/>
+    <w:basedOn w:val="1023"/>
     <w:pPr>
       <w:pBdr>
         <w:top w:val="single" w:color="000000" w:sz="4" w:space="0"/>
@@ -37499,9 +37498,9 @@
       <w:lang w:val="es-CO" w:eastAsia="es-CO"/>
     </w:rPr>
   </w:style>
-  <w:style w:type="paragraph" w:styleId="1183" w:customStyle="1">
+  <w:style w:type="paragraph" w:styleId="1109" w:customStyle="1">
     <w:name w:val="xl114"/>
-    <w:basedOn w:val="1097"/>
+    <w:basedOn w:val="1023"/>
     <w:pPr>
       <w:pBdr>
         <w:top w:val="single" w:color="000000" w:sz="4" w:space="0"/>
@@ -37522,9 +37521,9 @@
       <w:lang w:val="es-CO" w:eastAsia="es-CO"/>
     </w:rPr>
   </w:style>
-  <w:style w:type="paragraph" w:styleId="1184" w:customStyle="1">
+  <w:style w:type="paragraph" w:styleId="1110" w:customStyle="1">
     <w:name w:val="xl115"/>
-    <w:basedOn w:val="1097"/>
+    <w:basedOn w:val="1023"/>
     <w:pPr>
       <w:pBdr>
         <w:top w:val="single" w:color="000000" w:sz="4" w:space="0"/>
@@ -37543,9 +37542,9 @@
       <w:lang w:val="es-CO" w:eastAsia="es-CO"/>
     </w:rPr>
   </w:style>
-  <w:style w:type="paragraph" w:styleId="1185" w:customStyle="1">
+  <w:style w:type="paragraph" w:styleId="1111" w:customStyle="1">
     <w:name w:val="xl116"/>
-    <w:basedOn w:val="1097"/>
+    <w:basedOn w:val="1023"/>
     <w:pPr>
       <w:pBdr>
         <w:top w:val="single" w:color="000000" w:sz="4" w:space="0"/>
@@ -37564,9 +37563,9 @@
       <w:lang w:val="es-CO" w:eastAsia="es-CO"/>
     </w:rPr>
   </w:style>
-  <w:style w:type="paragraph" w:styleId="1186" w:customStyle="1">
+  <w:style w:type="paragraph" w:styleId="1112" w:customStyle="1">
     <w:name w:val="xl117"/>
-    <w:basedOn w:val="1097"/>
+    <w:basedOn w:val="1023"/>
     <w:pPr>
       <w:pBdr>
         <w:top w:val="single" w:color="000000" w:sz="4" w:space="0"/>
@@ -37585,9 +37584,9 @@
       <w:lang w:val="es-CO" w:eastAsia="es-CO"/>
     </w:rPr>
   </w:style>
-  <w:style w:type="paragraph" w:styleId="1187" w:customStyle="1">
+  <w:style w:type="paragraph" w:styleId="1113" w:customStyle="1">
     <w:name w:val="xl118"/>
-    <w:basedOn w:val="1097"/>
+    <w:basedOn w:val="1023"/>
     <w:pPr>
       <w:pBdr>
         <w:top w:val="single" w:color="000000" w:sz="4" w:space="0"/>
@@ -37601,9 +37600,9 @@
       <w:lang w:val="es-CO" w:eastAsia="es-CO"/>
     </w:rPr>
   </w:style>
-  <w:style w:type="paragraph" w:styleId="1188" w:customStyle="1">
+  <w:style w:type="paragraph" w:styleId="1114" w:customStyle="1">
     <w:name w:val="xl119"/>
-    <w:basedOn w:val="1097"/>
+    <w:basedOn w:val="1023"/>
     <w:pPr>
       <w:pBdr>
         <w:top w:val="single" w:color="000000" w:sz="4" w:space="0"/>
@@ -37619,9 +37618,9 @@
       <w:lang w:val="es-CO" w:eastAsia="es-CO"/>
     </w:rPr>
   </w:style>
-  <w:style w:type="paragraph" w:styleId="1189" w:customStyle="1">
+  <w:style w:type="paragraph" w:styleId="1115" w:customStyle="1">
     <w:name w:val="xl120"/>
-    <w:basedOn w:val="1097"/>
+    <w:basedOn w:val="1023"/>
     <w:pPr>
       <w:pBdr>
         <w:top w:val="single" w:color="000000" w:sz="4" w:space="0"/>
@@ -37638,9 +37637,9 @@
       <w:lang w:val="es-CO" w:eastAsia="es-CO"/>
     </w:rPr>
   </w:style>
-  <w:style w:type="paragraph" w:styleId="1190" w:customStyle="1">
+  <w:style w:type="paragraph" w:styleId="1116" w:customStyle="1">
     <w:name w:val="xl121"/>
-    <w:basedOn w:val="1097"/>
+    <w:basedOn w:val="1023"/>
     <w:pPr>
       <w:pBdr>
         <w:right w:val="single" w:color="000000" w:sz="4" w:space="0"/>
@@ -37656,9 +37655,9 @@
       <w:lang w:val="es-CO" w:eastAsia="es-CO"/>
     </w:rPr>
   </w:style>
-  <w:style w:type="paragraph" w:styleId="1191" w:customStyle="1">
+  <w:style w:type="paragraph" w:styleId="1117" w:customStyle="1">
     <w:name w:val="xl122"/>
-    <w:basedOn w:val="1097"/>
+    <w:basedOn w:val="1023"/>
     <w:pPr>
       <w:pBdr>
         <w:bottom w:val="single" w:color="000000" w:sz="4" w:space="0"/>
@@ -37674,9 +37673,9 @@
       <w:lang w:val="es-CO" w:eastAsia="es-CO"/>
     </w:rPr>
   </w:style>
-  <w:style w:type="paragraph" w:styleId="1192" w:customStyle="1">
+  <w:style w:type="paragraph" w:styleId="1118" w:customStyle="1">
     <w:name w:val="xl123"/>
-    <w:basedOn w:val="1097"/>
+    <w:basedOn w:val="1023"/>
     <w:pPr>
       <w:pBdr>
         <w:left w:val="single" w:color="000000" w:sz="4" w:space="0"/>
@@ -37695,9 +37694,9 @@
       <w:lang w:val="es-CO" w:eastAsia="es-CO"/>
     </w:rPr>
   </w:style>
-  <w:style w:type="paragraph" w:styleId="1193" w:customStyle="1">
+  <w:style w:type="paragraph" w:styleId="1119" w:customStyle="1">
     <w:name w:val="xl124"/>
-    <w:basedOn w:val="1097"/>
+    <w:basedOn w:val="1023"/>
     <w:pPr>
       <w:pBdr>
         <w:right w:val="single" w:color="000000" w:sz="4" w:space="0"/>
@@ -37714,9 +37713,9 @@
       <w:lang w:val="es-CO" w:eastAsia="es-CO"/>
     </w:rPr>
   </w:style>
-  <w:style w:type="paragraph" w:styleId="1194" w:customStyle="1">
+  <w:style w:type="paragraph" w:styleId="1120" w:customStyle="1">
     <w:name w:val="xl125"/>
-    <w:basedOn w:val="1097"/>
+    <w:basedOn w:val="1023"/>
     <w:pPr>
       <w:pBdr>
         <w:top w:val="single" w:color="000000" w:sz="4" w:space="0"/>
@@ -37733,9 +37732,9 @@
       <w:lang w:val="es-CO" w:eastAsia="es-CO"/>
     </w:rPr>
   </w:style>
-  <w:style w:type="paragraph" w:styleId="1195" w:customStyle="1">
+  <w:style w:type="paragraph" w:styleId="1121" w:customStyle="1">
     <w:name w:val="xl126"/>
-    <w:basedOn w:val="1097"/>
+    <w:basedOn w:val="1023"/>
     <w:pPr>
       <w:pBdr>
         <w:top w:val="single" w:color="000000" w:sz="4" w:space="0"/>
@@ -37752,9 +37751,9 @@
       <w:lang w:val="es-CO" w:eastAsia="es-CO"/>
     </w:rPr>
   </w:style>
-  <w:style w:type="paragraph" w:styleId="1196" w:customStyle="1">
+  <w:style w:type="paragraph" w:styleId="1122" w:customStyle="1">
     <w:name w:val="xl127"/>
-    <w:basedOn w:val="1097"/>
+    <w:basedOn w:val="1023"/>
     <w:pPr>
       <w:pBdr>
         <w:top w:val="single" w:color="000000" w:sz="4" w:space="0"/>
@@ -37770,9 +37769,9 @@
       <w:lang w:val="es-CO" w:eastAsia="es-CO"/>
     </w:rPr>
   </w:style>
-  <w:style w:type="paragraph" w:styleId="1197" w:customStyle="1">
+  <w:style w:type="paragraph" w:styleId="1123" w:customStyle="1">
     <w:name w:val="xl128"/>
-    <w:basedOn w:val="1097"/>
+    <w:basedOn w:val="1023"/>
     <w:pPr>
       <w:pBdr>
         <w:top w:val="single" w:color="000000" w:sz="4" w:space="0"/>
@@ -37791,9 +37790,9 @@
       <w:lang w:val="es-CO" w:eastAsia="es-CO"/>
     </w:rPr>
   </w:style>
-  <w:style w:type="paragraph" w:styleId="1198" w:customStyle="1">
+  <w:style w:type="paragraph" w:styleId="1124" w:customStyle="1">
     <w:name w:val="xl129"/>
-    <w:basedOn w:val="1097"/>
+    <w:basedOn w:val="1023"/>
     <w:pPr>
       <w:pBdr>
         <w:left w:val="single" w:color="000000" w:sz="4" w:space="0"/>
@@ -37809,9 +37808,9 @@
       <w:lang w:val="es-CO" w:eastAsia="es-CO"/>
     </w:rPr>
   </w:style>
-  <w:style w:type="paragraph" w:styleId="1199" w:customStyle="1">
+  <w:style w:type="paragraph" w:styleId="1125" w:customStyle="1">
     <w:name w:val="xl130"/>
-    <w:basedOn w:val="1097"/>
+    <w:basedOn w:val="1023"/>
     <w:pPr>
       <w:pBdr>
         <w:top w:val="single" w:color="000000" w:sz="4" w:space="0"/>
@@ -37830,9 +37829,9 @@
       <w:lang w:val="es-CO" w:eastAsia="es-CO"/>
     </w:rPr>
   </w:style>
-  <w:style w:type="paragraph" w:styleId="1200" w:customStyle="1">
+  <w:style w:type="paragraph" w:styleId="1126" w:customStyle="1">
     <w:name w:val="xl131"/>
-    <w:basedOn w:val="1097"/>
+    <w:basedOn w:val="1023"/>
     <w:pPr>
       <w:pBdr>
         <w:top w:val="single" w:color="000000" w:sz="4" w:space="0"/>
@@ -37851,9 +37850,9 @@
       <w:lang w:val="es-CO" w:eastAsia="es-CO"/>
     </w:rPr>
   </w:style>
-  <w:style w:type="paragraph" w:styleId="1201" w:customStyle="1">
+  <w:style w:type="paragraph" w:styleId="1127" w:customStyle="1">
     <w:name w:val="xl132"/>
-    <w:basedOn w:val="1097"/>
+    <w:basedOn w:val="1023"/>
     <w:pPr>
       <w:pBdr>
         <w:top w:val="single" w:color="000000" w:sz="4" w:space="0"/>
@@ -37871,9 +37870,9 @@
       <w:lang w:val="es-CO" w:eastAsia="es-CO"/>
     </w:rPr>
   </w:style>
-  <w:style w:type="paragraph" w:styleId="1202" w:customStyle="1">
+  <w:style w:type="paragraph" w:styleId="1128" w:customStyle="1">
     <w:name w:val="xl133"/>
-    <w:basedOn w:val="1097"/>
+    <w:basedOn w:val="1023"/>
     <w:pPr>
       <w:pBdr>
         <w:left w:val="single" w:color="000000" w:sz="4" w:space="0"/>
@@ -37888,9 +37887,9 @@
       <w:lang w:val="es-CO" w:eastAsia="es-CO"/>
     </w:rPr>
   </w:style>
-  <w:style w:type="paragraph" w:styleId="1203" w:customStyle="1">
+  <w:style w:type="paragraph" w:styleId="1129" w:customStyle="1">
     <w:name w:val="xl134"/>
-    <w:basedOn w:val="1097"/>
+    <w:basedOn w:val="1023"/>
     <w:pPr>
       <w:pBdr/>
       <w:shd w:val="clear" w:color="000000" w:fill="ffffff"/>
@@ -37903,9 +37902,9 @@
       <w:lang w:val="es-CO" w:eastAsia="es-CO"/>
     </w:rPr>
   </w:style>
-  <w:style w:type="paragraph" w:styleId="1204" w:customStyle="1">
+  <w:style w:type="paragraph" w:styleId="1130" w:customStyle="1">
     <w:name w:val="xl135"/>
-    <w:basedOn w:val="1097"/>
+    <w:basedOn w:val="1023"/>
     <w:pPr>
       <w:pBdr/>
       <w:shd w:val="clear" w:color="000000" w:fill="262626"/>
@@ -37923,9 +37922,9 @@
       <w:lang w:val="es-CO" w:eastAsia="es-CO"/>
     </w:rPr>
   </w:style>
-  <w:style w:type="paragraph" w:styleId="1205" w:customStyle="1">
+  <w:style w:type="paragraph" w:styleId="1131" w:customStyle="1">
     <w:name w:val="xl136"/>
-    <w:basedOn w:val="1097"/>
+    <w:basedOn w:val="1023"/>
     <w:pPr>
       <w:pBdr/>
       <w:shd w:val="clear" w:color="000000" w:fill="ffffff"/>
@@ -37940,9 +37939,9 @@
       <w:lang w:val="es-CO" w:eastAsia="es-CO"/>
     </w:rPr>
   </w:style>
-  <w:style w:type="paragraph" w:styleId="1206" w:customStyle="1">
+  <w:style w:type="paragraph" w:styleId="1132" w:customStyle="1">
     <w:name w:val="xl137"/>
-    <w:basedOn w:val="1097"/>
+    <w:basedOn w:val="1023"/>
     <w:pPr>
       <w:pBdr/>
       <w:spacing w:after="100" w:afterAutospacing="1" w:before="100" w:beforeAutospacing="1"/>
@@ -37954,9 +37953,9 @@
       <w:lang w:val="es-CO" w:eastAsia="es-CO"/>
     </w:rPr>
   </w:style>
-  <w:style w:type="paragraph" w:styleId="1207" w:customStyle="1">
+  <w:style w:type="paragraph" w:styleId="1133" w:customStyle="1">
     <w:name w:val="xl138"/>
-    <w:basedOn w:val="1097"/>
+    <w:basedOn w:val="1023"/>
     <w:pPr>
       <w:pBdr/>
       <w:shd w:val="clear" w:color="000000" w:fill="ffffff"/>
@@ -37969,9 +37968,9 @@
       <w:lang w:val="es-CO" w:eastAsia="es-CO"/>
     </w:rPr>
   </w:style>
-  <w:style w:type="paragraph" w:styleId="1208" w:customStyle="1">
+  <w:style w:type="paragraph" w:styleId="1134" w:customStyle="1">
     <w:name w:val="xl139"/>
-    <w:basedOn w:val="1097"/>
+    <w:basedOn w:val="1023"/>
     <w:pPr>
       <w:pBdr/>
       <w:shd w:val="clear" w:color="000000" w:fill="00b0f0"/>
@@ -37984,9 +37983,9 @@
       <w:lang w:val="es-CO" w:eastAsia="es-CO"/>
     </w:rPr>
   </w:style>
-  <w:style w:type="paragraph" w:styleId="1209" w:customStyle="1">
+  <w:style w:type="paragraph" w:styleId="1135" w:customStyle="1">
     <w:name w:val="xl140"/>
-    <w:basedOn w:val="1097"/>
+    <w:basedOn w:val="1023"/>
     <w:pPr>
       <w:pBdr/>
       <w:spacing w:after="100" w:afterAutospacing="1" w:before="100" w:beforeAutospacing="1"/>
@@ -38000,9 +37999,9 @@
       <w:lang w:val="es-CO" w:eastAsia="es-CO"/>
     </w:rPr>
   </w:style>
-  <w:style w:type="paragraph" w:styleId="1210" w:customStyle="1">
+  <w:style w:type="paragraph" w:styleId="1136" w:customStyle="1">
     <w:name w:val="xl141"/>
-    <w:basedOn w:val="1097"/>
+    <w:basedOn w:val="1023"/>
     <w:pPr>
       <w:pBdr/>
       <w:spacing w:after="100" w:afterAutospacing="1" w:before="100" w:beforeAutospacing="1"/>
@@ -38014,9 +38013,9 @@
       <w:lang w:val="es-CO" w:eastAsia="es-CO"/>
     </w:rPr>
   </w:style>
-  <w:style w:type="paragraph" w:styleId="1211" w:customStyle="1">
+  <w:style w:type="paragraph" w:styleId="1137" w:customStyle="1">
     <w:name w:val="xl142"/>
-    <w:basedOn w:val="1097"/>
+    <w:basedOn w:val="1023"/>
     <w:pPr>
       <w:pBdr/>
       <w:shd w:val="clear" w:color="000000" w:fill="ffffff"/>
@@ -38029,9 +38028,9 @@
       <w:lang w:val="es-CO" w:eastAsia="es-CO"/>
     </w:rPr>
   </w:style>
-  <w:style w:type="paragraph" w:styleId="1212" w:customStyle="1">
+  <w:style w:type="paragraph" w:styleId="1138" w:customStyle="1">
     <w:name w:val="xl143"/>
-    <w:basedOn w:val="1097"/>
+    <w:basedOn w:val="1023"/>
     <w:pPr>
       <w:pBdr/>
       <w:spacing w:after="100" w:afterAutospacing="1" w:before="100" w:beforeAutospacing="1"/>
@@ -38045,9 +38044,9 @@
       <w:lang w:val="es-CO" w:eastAsia="es-CO"/>
     </w:rPr>
   </w:style>
-  <w:style w:type="paragraph" w:styleId="1213" w:customStyle="1">
+  <w:style w:type="paragraph" w:styleId="1139" w:customStyle="1">
     <w:name w:val="xl144"/>
-    <w:basedOn w:val="1097"/>
+    <w:basedOn w:val="1023"/>
     <w:pPr>
       <w:pBdr/>
       <w:shd w:val="clear" w:color="000000" w:fill="ffffff"/>
@@ -38062,9 +38061,9 @@
       <w:lang w:val="es-CO" w:eastAsia="es-CO"/>
     </w:rPr>
   </w:style>
-  <w:style w:type="paragraph" w:styleId="1214" w:customStyle="1">
+  <w:style w:type="paragraph" w:styleId="1140" w:customStyle="1">
     <w:name w:val="xl145"/>
-    <w:basedOn w:val="1097"/>
+    <w:basedOn w:val="1023"/>
     <w:pPr>
       <w:pBdr>
         <w:top w:val="single" w:color="000000" w:sz="12" w:space="0"/>
@@ -38082,9 +38081,9 @@
       <w:lang w:val="es-CO" w:eastAsia="es-CO"/>
     </w:rPr>
   </w:style>
-  <w:style w:type="paragraph" w:styleId="1215" w:customStyle="1">
+  <w:style w:type="paragraph" w:styleId="1141" w:customStyle="1">
     <w:name w:val="xl146"/>
-    <w:basedOn w:val="1097"/>
+    <w:basedOn w:val="1023"/>
     <w:pPr>
       <w:pBdr>
         <w:top w:val="single" w:color="000000" w:sz="12" w:space="0"/>
@@ -38099,9 +38098,9 @@
       <w:lang w:val="es-CO" w:eastAsia="es-CO"/>
     </w:rPr>
   </w:style>
-  <w:style w:type="paragraph" w:styleId="1216" w:customStyle="1">
+  <w:style w:type="paragraph" w:styleId="1142" w:customStyle="1">
     <w:name w:val="xl147"/>
-    <w:basedOn w:val="1097"/>
+    <w:basedOn w:val="1023"/>
     <w:pPr>
       <w:pBdr>
         <w:top w:val="single" w:color="000000" w:sz="12" w:space="0"/>
@@ -38115,9 +38114,9 @@
       <w:lang w:val="es-CO" w:eastAsia="es-CO"/>
     </w:rPr>
   </w:style>
-  <w:style w:type="paragraph" w:styleId="1217" w:customStyle="1">
+  <w:style w:type="paragraph" w:styleId="1143" w:customStyle="1">
     <w:name w:val="xl148"/>
-    <w:basedOn w:val="1097"/>
+    <w:basedOn w:val="1023"/>
     <w:pPr>
       <w:pBdr>
         <w:top w:val="single" w:color="000000" w:sz="4" w:space="0"/>
@@ -38138,9 +38137,9 @@
       <w:lang w:val="es-CO" w:eastAsia="es-CO"/>
     </w:rPr>
   </w:style>
-  <w:style w:type="paragraph" w:styleId="1218" w:customStyle="1">
+  <w:style w:type="paragraph" w:styleId="1144" w:customStyle="1">
     <w:name w:val="xl149"/>
-    <w:basedOn w:val="1097"/>
+    <w:basedOn w:val="1023"/>
     <w:pPr>
       <w:pBdr>
         <w:left w:val="single" w:color="000000" w:sz="12" w:space="0"/>
@@ -38160,9 +38159,9 @@
       <w:lang w:val="es-CO" w:eastAsia="es-CO"/>
     </w:rPr>
   </w:style>
-  <w:style w:type="paragraph" w:styleId="1219" w:customStyle="1">
+  <w:style w:type="paragraph" w:styleId="1145" w:customStyle="1">
     <w:name w:val="xl150"/>
-    <w:basedOn w:val="1097"/>
+    <w:basedOn w:val="1023"/>
     <w:pPr>
       <w:pBdr>
         <w:top w:val="single" w:color="000000" w:sz="4" w:space="0"/>
@@ -38183,9 +38182,9 @@
       <w:lang w:val="es-CO" w:eastAsia="es-CO"/>
     </w:rPr>
   </w:style>
-  <w:style w:type="paragraph" w:styleId="1220" w:customStyle="1">
+  <w:style w:type="paragraph" w:styleId="1146" w:customStyle="1">
     <w:name w:val="xl151"/>
-    <w:basedOn w:val="1097"/>
+    <w:basedOn w:val="1023"/>
     <w:pPr>
       <w:pBdr>
         <w:left w:val="single" w:color="000000" w:sz="12" w:space="0"/>
@@ -38203,9 +38202,9 @@
       <w:lang w:val="es-CO" w:eastAsia="es-CO"/>
     </w:rPr>
   </w:style>
-  <w:style w:type="paragraph" w:styleId="1221" w:customStyle="1">
+  <w:style w:type="paragraph" w:styleId="1147" w:customStyle="1">
     <w:name w:val="xl152"/>
-    <w:basedOn w:val="1097"/>
+    <w:basedOn w:val="1023"/>
     <w:pPr>
       <w:pBdr>
         <w:top w:val="single" w:color="000000" w:sz="4" w:space="0"/>
@@ -38225,9 +38224,9 @@
       <w:lang w:val="es-CO" w:eastAsia="es-CO"/>
     </w:rPr>
   </w:style>
-  <w:style w:type="paragraph" w:styleId="1222" w:customStyle="1">
+  <w:style w:type="paragraph" w:styleId="1148" w:customStyle="1">
     <w:name w:val="xl153"/>
-    <w:basedOn w:val="1097"/>
+    <w:basedOn w:val="1023"/>
     <w:pPr>
       <w:pBdr>
         <w:top w:val="single" w:color="000000" w:sz="4" w:space="0"/>
@@ -38246,9 +38245,9 @@
       <w:lang w:val="es-CO" w:eastAsia="es-CO"/>
     </w:rPr>
   </w:style>
-  <w:style w:type="paragraph" w:styleId="1223" w:customStyle="1">
+  <w:style w:type="paragraph" w:styleId="1149" w:customStyle="1">
     <w:name w:val="xl154"/>
-    <w:basedOn w:val="1097"/>
+    <w:basedOn w:val="1023"/>
     <w:pPr>
       <w:pBdr>
         <w:left w:val="single" w:color="000000" w:sz="12" w:space="0"/>
@@ -38267,9 +38266,9 @@
       <w:lang w:val="es-CO" w:eastAsia="es-CO"/>
     </w:rPr>
   </w:style>
-  <w:style w:type="paragraph" w:styleId="1224" w:customStyle="1">
+  <w:style w:type="paragraph" w:styleId="1150" w:customStyle="1">
     <w:name w:val="xl155"/>
-    <w:basedOn w:val="1097"/>
+    <w:basedOn w:val="1023"/>
     <w:pPr>
       <w:pBdr>
         <w:top w:val="single" w:color="000000" w:sz="4" w:space="0"/>
@@ -38289,9 +38288,9 @@
       <w:lang w:val="es-CO" w:eastAsia="es-CO"/>
     </w:rPr>
   </w:style>
-  <w:style w:type="paragraph" w:styleId="1225" w:customStyle="1">
+  <w:style w:type="paragraph" w:styleId="1151" w:customStyle="1">
     <w:name w:val="xl156"/>
-    <w:basedOn w:val="1097"/>
+    <w:basedOn w:val="1023"/>
     <w:pPr>
       <w:pBdr>
         <w:top w:val="single" w:color="000000" w:sz="4" w:space="0"/>
@@ -38307,9 +38306,9 @@
       <w:lang w:val="es-CO" w:eastAsia="es-CO"/>
     </w:rPr>
   </w:style>
-  <w:style w:type="paragraph" w:styleId="1226" w:customStyle="1">
+  <w:style w:type="paragraph" w:styleId="1152" w:customStyle="1">
     <w:name w:val="xl157"/>
-    <w:basedOn w:val="1097"/>
+    <w:basedOn w:val="1023"/>
     <w:pPr>
       <w:pBdr>
         <w:left w:val="single" w:color="000000" w:sz="12" w:space="0"/>
@@ -38326,9 +38325,9 @@
       <w:lang w:val="es-CO" w:eastAsia="es-CO"/>
     </w:rPr>
   </w:style>
-  <w:style w:type="paragraph" w:styleId="1227" w:customStyle="1">
+  <w:style w:type="paragraph" w:styleId="1153" w:customStyle="1">
     <w:name w:val="xl158"/>
-    <w:basedOn w:val="1097"/>
+    <w:basedOn w:val="1023"/>
     <w:pPr>
       <w:pBdr>
         <w:left w:val="single" w:color="000000" w:sz="12" w:space="0"/>
@@ -38346,9 +38345,9 @@
       <w:lang w:val="es-CO" w:eastAsia="es-CO"/>
     </w:rPr>
   </w:style>
-  <w:style w:type="paragraph" w:styleId="1228" w:customStyle="1">
+  <w:style w:type="paragraph" w:styleId="1154" w:customStyle="1">
     <w:name w:val="xl159"/>
-    <w:basedOn w:val="1097"/>
+    <w:basedOn w:val="1023"/>
     <w:pPr>
       <w:pBdr>
         <w:top w:val="single" w:color="000000" w:sz="4" w:space="0"/>
@@ -38368,9 +38367,9 @@
       <w:lang w:val="es-CO" w:eastAsia="es-CO"/>
     </w:rPr>
   </w:style>
-  <w:style w:type="paragraph" w:styleId="1229" w:customStyle="1">
+  <w:style w:type="paragraph" w:styleId="1155" w:customStyle="1">
     <w:name w:val="xl160"/>
-    <w:basedOn w:val="1097"/>
+    <w:basedOn w:val="1023"/>
     <w:pPr>
       <w:pBdr>
         <w:top w:val="single" w:color="000000" w:sz="4" w:space="0"/>
@@ -38391,9 +38390,9 @@
       <w:lang w:val="es-CO" w:eastAsia="es-CO"/>
     </w:rPr>
   </w:style>
-  <w:style w:type="paragraph" w:styleId="1230" w:customStyle="1">
+  <w:style w:type="paragraph" w:styleId="1156" w:customStyle="1">
     <w:name w:val="xl161"/>
-    <w:basedOn w:val="1097"/>
+    <w:basedOn w:val="1023"/>
     <w:pPr>
       <w:pBdr>
         <w:top w:val="single" w:color="000000" w:sz="4" w:space="0"/>
@@ -38412,9 +38411,9 @@
       <w:lang w:val="es-CO" w:eastAsia="es-CO"/>
     </w:rPr>
   </w:style>
-  <w:style w:type="paragraph" w:styleId="1231" w:customStyle="1">
+  <w:style w:type="paragraph" w:styleId="1157" w:customStyle="1">
     <w:name w:val="xl162"/>
-    <w:basedOn w:val="1097"/>
+    <w:basedOn w:val="1023"/>
     <w:pPr>
       <w:pBdr>
         <w:top w:val="single" w:color="000000" w:sz="4" w:space="0"/>
@@ -38432,9 +38431,9 @@
       <w:lang w:val="es-CO" w:eastAsia="es-CO"/>
     </w:rPr>
   </w:style>
-  <w:style w:type="paragraph" w:styleId="1232" w:customStyle="1">
+  <w:style w:type="paragraph" w:styleId="1158" w:customStyle="1">
     <w:name w:val="xl163"/>
-    <w:basedOn w:val="1097"/>
+    <w:basedOn w:val="1023"/>
     <w:pPr>
       <w:pBdr>
         <w:top w:val="single" w:color="000000" w:sz="4" w:space="0"/>
@@ -38449,9 +38448,9 @@
       <w:lang w:val="es-CO" w:eastAsia="es-CO"/>
     </w:rPr>
   </w:style>
-  <w:style w:type="paragraph" w:styleId="1233" w:customStyle="1">
+  <w:style w:type="paragraph" w:styleId="1159" w:customStyle="1">
     <w:name w:val="xl164"/>
-    <w:basedOn w:val="1097"/>
+    <w:basedOn w:val="1023"/>
     <w:pPr>
       <w:pBdr>
         <w:left w:val="single" w:color="000000" w:sz="12" w:space="0"/>
@@ -38467,9 +38466,9 @@
       <w:lang w:val="es-CO" w:eastAsia="es-CO"/>
     </w:rPr>
   </w:style>
-  <w:style w:type="paragraph" w:styleId="1234" w:customStyle="1">
+  <w:style w:type="paragraph" w:styleId="1160" w:customStyle="1">
     <w:name w:val="xl165"/>
-    <w:basedOn w:val="1097"/>
+    <w:basedOn w:val="1023"/>
     <w:pPr>
       <w:pBdr>
         <w:left w:val="single" w:color="000000" w:sz="12" w:space="0"/>
@@ -38486,9 +38485,9 @@
       <w:lang w:val="es-CO" w:eastAsia="es-CO"/>
     </w:rPr>
   </w:style>
-  <w:style w:type="paragraph" w:styleId="1235" w:customStyle="1">
+  <w:style w:type="paragraph" w:styleId="1161" w:customStyle="1">
     <w:name w:val="xl166"/>
-    <w:basedOn w:val="1097"/>
+    <w:basedOn w:val="1023"/>
     <w:pPr>
       <w:pBdr>
         <w:top w:val="single" w:color="000000" w:sz="4" w:space="0"/>
@@ -38509,9 +38508,9 @@
       <w:lang w:val="es-CO" w:eastAsia="es-CO"/>
     </w:rPr>
   </w:style>
-  <w:style w:type="paragraph" w:styleId="1236" w:customStyle="1">
+  <w:style w:type="paragraph" w:styleId="1162" w:customStyle="1">
     <w:name w:val="xl167"/>
-    <w:basedOn w:val="1097"/>
+    <w:basedOn w:val="1023"/>
     <w:pPr>
       <w:pBdr>
         <w:top w:val="single" w:color="000000" w:sz="4" w:space="0"/>
@@ -38532,9 +38531,9 @@
       <w:lang w:val="es-CO" w:eastAsia="es-CO"/>
     </w:rPr>
   </w:style>
-  <w:style w:type="paragraph" w:styleId="1237" w:customStyle="1">
+  <w:style w:type="paragraph" w:styleId="1163" w:customStyle="1">
     <w:name w:val="xl168"/>
-    <w:basedOn w:val="1097"/>
+    <w:basedOn w:val="1023"/>
     <w:pPr>
       <w:pBdr>
         <w:left w:val="single" w:color="000000" w:sz="12" w:space="0"/>
@@ -38550,9 +38549,9 @@
       <w:lang w:val="es-CO" w:eastAsia="es-CO"/>
     </w:rPr>
   </w:style>
-  <w:style w:type="paragraph" w:styleId="1238" w:customStyle="1">
+  <w:style w:type="paragraph" w:styleId="1164" w:customStyle="1">
     <w:name w:val="xl169"/>
-    <w:basedOn w:val="1097"/>
+    <w:basedOn w:val="1023"/>
     <w:pPr>
       <w:pBdr>
         <w:bottom w:val="single" w:color="000000" w:sz="12" w:space="0"/>
@@ -38567,9 +38566,9 @@
       <w:lang w:val="es-CO" w:eastAsia="es-CO"/>
     </w:rPr>
   </w:style>
-  <w:style w:type="paragraph" w:styleId="1239" w:customStyle="1">
+  <w:style w:type="paragraph" w:styleId="1165" w:customStyle="1">
     <w:name w:val="xl170"/>
-    <w:basedOn w:val="1097"/>
+    <w:basedOn w:val="1023"/>
     <w:pPr>
       <w:pBdr>
         <w:bottom w:val="single" w:color="000000" w:sz="12" w:space="0"/>
@@ -38585,9 +38584,9 @@
       <w:lang w:val="es-CO" w:eastAsia="es-CO"/>
     </w:rPr>
   </w:style>
-  <w:style w:type="paragraph" w:styleId="1240" w:customStyle="1">
+  <w:style w:type="paragraph" w:styleId="1166" w:customStyle="1">
     <w:name w:val="xl171"/>
-    <w:basedOn w:val="1097"/>
+    <w:basedOn w:val="1023"/>
     <w:pPr>
       <w:pBdr>
         <w:bottom w:val="single" w:color="000000" w:sz="12" w:space="0"/>
@@ -38601,9 +38600,9 @@
       <w:lang w:val="es-CO" w:eastAsia="es-CO"/>
     </w:rPr>
   </w:style>
-  <w:style w:type="paragraph" w:styleId="1241" w:customStyle="1">
+  <w:style w:type="paragraph" w:styleId="1167" w:customStyle="1">
     <w:name w:val="xl172"/>
-    <w:basedOn w:val="1097"/>
+    <w:basedOn w:val="1023"/>
     <w:pPr>
       <w:pBdr>
         <w:top w:val="single" w:color="000000" w:sz="4" w:space="0"/>
@@ -38619,9 +38618,9 @@
       <w:lang w:val="es-CO" w:eastAsia="es-CO"/>
     </w:rPr>
   </w:style>
-  <w:style w:type="paragraph" w:styleId="1242" w:customStyle="1">
+  <w:style w:type="paragraph" w:styleId="1168" w:customStyle="1">
     <w:name w:val="xl173"/>
-    <w:basedOn w:val="1097"/>
+    <w:basedOn w:val="1023"/>
     <w:pPr>
       <w:pBdr>
         <w:top w:val="single" w:color="000000" w:sz="4" w:space="0"/>
@@ -38638,9 +38637,9 @@
       <w:lang w:val="es-CO" w:eastAsia="es-CO"/>
     </w:rPr>
   </w:style>
-  <w:style w:type="paragraph" w:styleId="1243" w:customStyle="1">
+  <w:style w:type="paragraph" w:styleId="1169" w:customStyle="1">
     <w:name w:val="xl174"/>
-    <w:basedOn w:val="1097"/>
+    <w:basedOn w:val="1023"/>
     <w:pPr>
       <w:pBdr>
         <w:top w:val="single" w:color="000000" w:sz="4" w:space="0"/>
@@ -38659,9 +38658,9 @@
       <w:lang w:val="es-CO" w:eastAsia="es-CO"/>
     </w:rPr>
   </w:style>
-  <w:style w:type="paragraph" w:styleId="1244" w:customStyle="1">
+  <w:style w:type="paragraph" w:styleId="1170" w:customStyle="1">
     <w:name w:val="xl175"/>
-    <w:basedOn w:val="1097"/>
+    <w:basedOn w:val="1023"/>
     <w:pPr>
       <w:pBdr>
         <w:top w:val="single" w:color="000000" w:sz="4" w:space="0"/>
@@ -38678,9 +38677,9 @@
       <w:lang w:val="es-CO" w:eastAsia="es-CO"/>
     </w:rPr>
   </w:style>
-  <w:style w:type="paragraph" w:styleId="1245" w:customStyle="1">
+  <w:style w:type="paragraph" w:styleId="1171" w:customStyle="1">
     <w:name w:val="xl176"/>
-    <w:basedOn w:val="1097"/>
+    <w:basedOn w:val="1023"/>
     <w:pPr>
       <w:pBdr>
         <w:top w:val="single" w:color="000000" w:sz="4" w:space="0"/>
@@ -38696,9 +38695,9 @@
       <w:lang w:val="es-CO" w:eastAsia="es-CO"/>
     </w:rPr>
   </w:style>
-  <w:style w:type="paragraph" w:styleId="1246" w:customStyle="1">
+  <w:style w:type="paragraph" w:styleId="1172" w:customStyle="1">
     <w:name w:val="xl177"/>
-    <w:basedOn w:val="1097"/>
+    <w:basedOn w:val="1023"/>
     <w:pPr>
       <w:pBdr>
         <w:top w:val="single" w:color="000000" w:sz="4" w:space="0"/>
@@ -38715,9 +38714,9 @@
       <w:lang w:val="es-CO" w:eastAsia="es-CO"/>
     </w:rPr>
   </w:style>
-  <w:style w:type="paragraph" w:styleId="1247" w:customStyle="1">
+  <w:style w:type="paragraph" w:styleId="1173" w:customStyle="1">
     <w:name w:val="xl178"/>
-    <w:basedOn w:val="1097"/>
+    <w:basedOn w:val="1023"/>
     <w:pPr>
       <w:pBdr>
         <w:top w:val="single" w:color="000000" w:sz="4" w:space="0"/>
@@ -38735,9 +38734,9 @@
       <w:lang w:val="es-CO" w:eastAsia="es-CO"/>
     </w:rPr>
   </w:style>
-  <w:style w:type="paragraph" w:styleId="1248" w:customStyle="1">
+  <w:style w:type="paragraph" w:styleId="1174" w:customStyle="1">
     <w:name w:val="xl179"/>
-    <w:basedOn w:val="1097"/>
+    <w:basedOn w:val="1023"/>
     <w:pPr>
       <w:pBdr/>
       <w:shd w:val="clear" w:color="000000" w:fill="ffffff"/>
@@ -38752,9 +38751,9 @@
       <w:lang w:val="es-CO" w:eastAsia="es-CO"/>
     </w:rPr>
   </w:style>
-  <w:style w:type="paragraph" w:styleId="1249" w:customStyle="1">
+  <w:style w:type="paragraph" w:styleId="1175" w:customStyle="1">
     <w:name w:val="xl180"/>
-    <w:basedOn w:val="1097"/>
+    <w:basedOn w:val="1023"/>
     <w:pPr>
       <w:pBdr>
         <w:top w:val="single" w:color="000000" w:sz="4" w:space="0"/>
@@ -38774,9 +38773,9 @@
       <w:lang w:val="es-CO" w:eastAsia="es-CO"/>
     </w:rPr>
   </w:style>
-  <w:style w:type="paragraph" w:styleId="1250" w:customStyle="1">
+  <w:style w:type="paragraph" w:styleId="1176" w:customStyle="1">
     <w:name w:val="xl181"/>
-    <w:basedOn w:val="1097"/>
+    <w:basedOn w:val="1023"/>
     <w:pPr>
       <w:pBdr>
         <w:top w:val="single" w:color="000000" w:sz="4" w:space="0"/>
@@ -38796,9 +38795,9 @@
       <w:lang w:val="es-CO" w:eastAsia="es-CO"/>
     </w:rPr>
   </w:style>
-  <w:style w:type="paragraph" w:styleId="1251" w:customStyle="1">
+  <w:style w:type="paragraph" w:styleId="1177" w:customStyle="1">
     <w:name w:val="xl182"/>
-    <w:basedOn w:val="1097"/>
+    <w:basedOn w:val="1023"/>
     <w:pPr>
       <w:pBdr>
         <w:top w:val="single" w:color="000000" w:sz="4" w:space="0"/>
@@ -38816,9 +38815,9 @@
       <w:lang w:val="es-CO" w:eastAsia="es-CO"/>
     </w:rPr>
   </w:style>
-  <w:style w:type="paragraph" w:styleId="1252" w:customStyle="1">
+  <w:style w:type="paragraph" w:styleId="1178" w:customStyle="1">
     <w:name w:val="xl183"/>
-    <w:basedOn w:val="1097"/>
+    <w:basedOn w:val="1023"/>
     <w:pPr>
       <w:pBdr>
         <w:top w:val="single" w:color="000000" w:sz="4" w:space="0"/>
@@ -38835,9 +38834,9 @@
       <w:lang w:val="es-CO" w:eastAsia="es-CO"/>
     </w:rPr>
   </w:style>
-  <w:style w:type="paragraph" w:styleId="1253" w:customStyle="1">
+  <w:style w:type="paragraph" w:styleId="1179" w:customStyle="1">
     <w:name w:val="xl184"/>
-    <w:basedOn w:val="1097"/>
+    <w:basedOn w:val="1023"/>
     <w:pPr>
       <w:pBdr>
         <w:top w:val="single" w:color="000000" w:sz="4" w:space="0"/>
@@ -38855,9 +38854,9 @@
       <w:lang w:val="es-CO" w:eastAsia="es-CO"/>
     </w:rPr>
   </w:style>
-  <w:style w:type="paragraph" w:styleId="1254" w:customStyle="1">
+  <w:style w:type="paragraph" w:styleId="1180" w:customStyle="1">
     <w:name w:val="xl185"/>
-    <w:basedOn w:val="1097"/>
+    <w:basedOn w:val="1023"/>
     <w:pPr>
       <w:pBdr>
         <w:top w:val="single" w:color="000000" w:sz="4" w:space="0"/>
@@ -38877,9 +38876,9 @@
       <w:lang w:val="es-CO" w:eastAsia="es-CO"/>
     </w:rPr>
   </w:style>
-  <w:style w:type="paragraph" w:styleId="1255" w:customStyle="1">
+  <w:style w:type="paragraph" w:styleId="1181" w:customStyle="1">
     <w:name w:val="xl186"/>
-    <w:basedOn w:val="1097"/>
+    <w:basedOn w:val="1023"/>
     <w:pPr>
       <w:pBdr>
         <w:top w:val="single" w:color="000000" w:sz="4" w:space="0"/>
@@ -38898,9 +38897,9 @@
       <w:lang w:val="es-CO" w:eastAsia="es-CO"/>
     </w:rPr>
   </w:style>
-  <w:style w:type="paragraph" w:styleId="1256" w:customStyle="1">
+  <w:style w:type="paragraph" w:styleId="1182" w:customStyle="1">
     <w:name w:val="xl187"/>
-    <w:basedOn w:val="1097"/>
+    <w:basedOn w:val="1023"/>
     <w:pPr>
       <w:pBdr>
         <w:top w:val="single" w:color="000000" w:sz="4" w:space="0"/>
@@ -38920,9 +38919,9 @@
       <w:lang w:val="es-CO" w:eastAsia="es-CO"/>
     </w:rPr>
   </w:style>
-  <w:style w:type="paragraph" w:styleId="1257" w:customStyle="1">
+  <w:style w:type="paragraph" w:styleId="1183" w:customStyle="1">
     <w:name w:val="xl188"/>
-    <w:basedOn w:val="1097"/>
+    <w:basedOn w:val="1023"/>
     <w:pPr>
       <w:pBdr>
         <w:top w:val="single" w:color="000000" w:sz="4" w:space="0"/>
@@ -38940,9 +38939,9 @@
       <w:lang w:val="es-CO" w:eastAsia="es-CO"/>
     </w:rPr>
   </w:style>
-  <w:style w:type="paragraph" w:styleId="1258" w:customStyle="1">
+  <w:style w:type="paragraph" w:styleId="1184" w:customStyle="1">
     <w:name w:val="xl189"/>
-    <w:basedOn w:val="1097"/>
+    <w:basedOn w:val="1023"/>
     <w:pPr>
       <w:pBdr>
         <w:top w:val="single" w:color="000000" w:sz="4" w:space="0"/>
@@ -38959,9 +38958,9 @@
       <w:lang w:val="es-CO" w:eastAsia="es-CO"/>
     </w:rPr>
   </w:style>
-  <w:style w:type="paragraph" w:styleId="1259" w:customStyle="1">
+  <w:style w:type="paragraph" w:styleId="1185" w:customStyle="1">
     <w:name w:val="xl190"/>
-    <w:basedOn w:val="1097"/>
+    <w:basedOn w:val="1023"/>
     <w:pPr>
       <w:pBdr>
         <w:top w:val="single" w:color="000000" w:sz="4" w:space="0"/>
@@ -38979,9 +38978,9 @@
       <w:lang w:val="es-CO" w:eastAsia="es-CO"/>
     </w:rPr>
   </w:style>
-  <w:style w:type="paragraph" w:styleId="1260" w:customStyle="1">
+  <w:style w:type="paragraph" w:styleId="1186" w:customStyle="1">
     <w:name w:val="xl191"/>
-    <w:basedOn w:val="1097"/>
+    <w:basedOn w:val="1023"/>
     <w:pPr>
       <w:pBdr>
         <w:top w:val="single" w:color="000000" w:sz="4" w:space="0"/>
@@ -38999,9 +38998,9 @@
       <w:lang w:val="es-CO" w:eastAsia="es-CO"/>
     </w:rPr>
   </w:style>
-  <w:style w:type="paragraph" w:styleId="1261" w:customStyle="1">
+  <w:style w:type="paragraph" w:styleId="1187" w:customStyle="1">
     <w:name w:val="xl192"/>
-    <w:basedOn w:val="1097"/>
+    <w:basedOn w:val="1023"/>
     <w:pPr>
       <w:pBdr>
         <w:top w:val="single" w:color="000000" w:sz="4" w:space="0"/>
@@ -39018,9 +39017,9 @@
       <w:lang w:val="es-CO" w:eastAsia="es-CO"/>
     </w:rPr>
   </w:style>
-  <w:style w:type="paragraph" w:styleId="1262" w:customStyle="1">
+  <w:style w:type="paragraph" w:styleId="1188" w:customStyle="1">
     <w:name w:val="xl193"/>
-    <w:basedOn w:val="1097"/>
+    <w:basedOn w:val="1023"/>
     <w:pPr>
       <w:pBdr>
         <w:top w:val="single" w:color="000000" w:sz="4" w:space="0"/>
@@ -39038,9 +39037,9 @@
       <w:lang w:val="es-CO" w:eastAsia="es-CO"/>
     </w:rPr>
   </w:style>
-  <w:style w:type="paragraph" w:styleId="1263" w:customStyle="1">
+  <w:style w:type="paragraph" w:styleId="1189" w:customStyle="1">
     <w:name w:val="xl194"/>
-    <w:basedOn w:val="1097"/>
+    <w:basedOn w:val="1023"/>
     <w:pPr>
       <w:pBdr>
         <w:top w:val="single" w:color="000000" w:sz="4" w:space="0"/>
@@ -39058,9 +39057,9 @@
       <w:lang w:val="es-CO" w:eastAsia="es-CO"/>
     </w:rPr>
   </w:style>
-  <w:style w:type="paragraph" w:styleId="1264" w:customStyle="1">
+  <w:style w:type="paragraph" w:styleId="1190" w:customStyle="1">
     <w:name w:val="xl195"/>
-    <w:basedOn w:val="1097"/>
+    <w:basedOn w:val="1023"/>
     <w:pPr>
       <w:pBdr>
         <w:top w:val="single" w:color="000000" w:sz="4" w:space="0"/>
@@ -39077,9 +39076,9 @@
       <w:lang w:val="es-CO" w:eastAsia="es-CO"/>
     </w:rPr>
   </w:style>
-  <w:style w:type="paragraph" w:styleId="1265" w:customStyle="1">
+  <w:style w:type="paragraph" w:styleId="1191" w:customStyle="1">
     <w:name w:val="xl196"/>
-    <w:basedOn w:val="1097"/>
+    <w:basedOn w:val="1023"/>
     <w:pPr>
       <w:pBdr>
         <w:top w:val="single" w:color="000000" w:sz="4" w:space="0"/>
@@ -39097,9 +39096,9 @@
       <w:lang w:val="es-CO" w:eastAsia="es-CO"/>
     </w:rPr>
   </w:style>
-  <w:style w:type="paragraph" w:styleId="1266" w:customStyle="1">
+  <w:style w:type="paragraph" w:styleId="1192" w:customStyle="1">
     <w:name w:val="xl197"/>
-    <w:basedOn w:val="1097"/>
+    <w:basedOn w:val="1023"/>
     <w:pPr>
       <w:pBdr>
         <w:top w:val="single" w:color="000000" w:sz="4" w:space="0"/>
@@ -39116,9 +39115,9 @@
       <w:lang w:val="es-CO" w:eastAsia="es-CO"/>
     </w:rPr>
   </w:style>
-  <w:style w:type="paragraph" w:styleId="1267" w:customStyle="1">
+  <w:style w:type="paragraph" w:styleId="1193" w:customStyle="1">
     <w:name w:val="xl198"/>
-    <w:basedOn w:val="1097"/>
+    <w:basedOn w:val="1023"/>
     <w:pPr>
       <w:pBdr>
         <w:top w:val="single" w:color="000000" w:sz="4" w:space="0"/>
@@ -39134,9 +39133,9 @@
       <w:lang w:val="es-CO" w:eastAsia="es-CO"/>
     </w:rPr>
   </w:style>
-  <w:style w:type="paragraph" w:styleId="1268" w:customStyle="1">
+  <w:style w:type="paragraph" w:styleId="1194" w:customStyle="1">
     <w:name w:val="xl199"/>
-    <w:basedOn w:val="1097"/>
+    <w:basedOn w:val="1023"/>
     <w:pPr>
       <w:pBdr>
         <w:top w:val="single" w:color="000000" w:sz="4" w:space="0"/>
@@ -39153,9 +39152,9 @@
       <w:lang w:val="es-CO" w:eastAsia="es-CO"/>
     </w:rPr>
   </w:style>
-  <w:style w:type="paragraph" w:styleId="1269" w:customStyle="1">
+  <w:style w:type="paragraph" w:styleId="1195" w:customStyle="1">
     <w:name w:val="xl200"/>
-    <w:basedOn w:val="1097"/>
+    <w:basedOn w:val="1023"/>
     <w:pPr>
       <w:pBdr>
         <w:top w:val="single" w:color="000000" w:sz="4" w:space="0"/>
@@ -39174,9 +39173,9 @@
       <w:lang w:val="es-CO" w:eastAsia="es-CO"/>
     </w:rPr>
   </w:style>
-  <w:style w:type="paragraph" w:styleId="1270" w:customStyle="1">
+  <w:style w:type="paragraph" w:styleId="1196" w:customStyle="1">
     <w:name w:val="xl201"/>
-    <w:basedOn w:val="1097"/>
+    <w:basedOn w:val="1023"/>
     <w:pPr>
       <w:pBdr>
         <w:top w:val="single" w:color="000000" w:sz="4" w:space="0"/>
@@ -39194,9 +39193,9 @@
       <w:lang w:val="es-CO" w:eastAsia="es-CO"/>
     </w:rPr>
   </w:style>
-  <w:style w:type="paragraph" w:styleId="1271" w:customStyle="1">
+  <w:style w:type="paragraph" w:styleId="1197" w:customStyle="1">
     <w:name w:val="xl202"/>
-    <w:basedOn w:val="1097"/>
+    <w:basedOn w:val="1023"/>
     <w:pPr>
       <w:pBdr>
         <w:top w:val="single" w:color="000000" w:sz="4" w:space="0"/>
@@ -39215,9 +39214,9 @@
       <w:lang w:val="es-CO" w:eastAsia="es-CO"/>
     </w:rPr>
   </w:style>
-  <w:style w:type="paragraph" w:styleId="1272" w:customStyle="1">
+  <w:style w:type="paragraph" w:styleId="1198" w:customStyle="1">
     <w:name w:val="xl203"/>
-    <w:basedOn w:val="1097"/>
+    <w:basedOn w:val="1023"/>
     <w:pPr>
       <w:pBdr>
         <w:top w:val="single" w:color="000000" w:sz="4" w:space="0"/>
@@ -39236,9 +39235,9 @@
       <w:lang w:val="es-CO" w:eastAsia="es-CO"/>
     </w:rPr>
   </w:style>
-  <w:style w:type="paragraph" w:styleId="1273" w:customStyle="1">
+  <w:style w:type="paragraph" w:styleId="1199" w:customStyle="1">
     <w:name w:val="xl204"/>
-    <w:basedOn w:val="1097"/>
+    <w:basedOn w:val="1023"/>
     <w:pPr>
       <w:pBdr>
         <w:top w:val="single" w:color="000000" w:sz="4" w:space="0"/>
@@ -39257,9 +39256,9 @@
       <w:lang w:val="es-CO" w:eastAsia="es-CO"/>
     </w:rPr>
   </w:style>
-  <w:style w:type="paragraph" w:styleId="1274" w:customStyle="1">
+  <w:style w:type="paragraph" w:styleId="1200" w:customStyle="1">
     <w:name w:val="xl205"/>
-    <w:basedOn w:val="1097"/>
+    <w:basedOn w:val="1023"/>
     <w:pPr>
       <w:pBdr>
         <w:top w:val="single" w:color="000000" w:sz="4" w:space="0"/>
@@ -39280,9 +39279,9 @@
       <w:lang w:val="es-CO" w:eastAsia="es-CO"/>
     </w:rPr>
   </w:style>
-  <w:style w:type="paragraph" w:styleId="1275" w:customStyle="1">
+  <w:style w:type="paragraph" w:styleId="1201" w:customStyle="1">
     <w:name w:val="xl206"/>
-    <w:basedOn w:val="1097"/>
+    <w:basedOn w:val="1023"/>
     <w:pPr>
       <w:pBdr>
         <w:top w:val="single" w:color="000000" w:sz="4" w:space="0"/>
@@ -39299,9 +39298,9 @@
       <w:lang w:val="es-CO" w:eastAsia="es-CO"/>
     </w:rPr>
   </w:style>
-  <w:style w:type="paragraph" w:styleId="1276" w:customStyle="1">
+  <w:style w:type="paragraph" w:styleId="1202" w:customStyle="1">
     <w:name w:val="xl207"/>
-    <w:basedOn w:val="1097"/>
+    <w:basedOn w:val="1023"/>
     <w:pPr>
       <w:pBdr>
         <w:top w:val="single" w:color="000000" w:sz="4" w:space="0"/>
@@ -39319,9 +39318,9 @@
       <w:lang w:val="es-CO" w:eastAsia="es-CO"/>
     </w:rPr>
   </w:style>
-  <w:style w:type="paragraph" w:styleId="1277" w:customStyle="1">
+  <w:style w:type="paragraph" w:styleId="1203" w:customStyle="1">
     <w:name w:val="xl208"/>
-    <w:basedOn w:val="1097"/>
+    <w:basedOn w:val="1023"/>
     <w:pPr>
       <w:pBdr>
         <w:left w:val="single" w:color="000000" w:sz="4" w:space="0"/>
@@ -39338,9 +39337,9 @@
       <w:lang w:val="es-CO" w:eastAsia="es-CO"/>
     </w:rPr>
   </w:style>
-  <w:style w:type="paragraph" w:styleId="1278" w:customStyle="1">
+  <w:style w:type="paragraph" w:styleId="1204" w:customStyle="1">
     <w:name w:val="xl209"/>
-    <w:basedOn w:val="1097"/>
+    <w:basedOn w:val="1023"/>
     <w:pPr>
       <w:pBdr/>
       <w:spacing w:after="100" w:afterAutospacing="1" w:before="100" w:beforeAutospacing="1"/>
@@ -39355,9 +39354,9 @@
       <w:lang w:val="es-CO" w:eastAsia="es-CO"/>
     </w:rPr>
   </w:style>
-  <w:style w:type="paragraph" w:styleId="1279" w:customStyle="1">
+  <w:style w:type="paragraph" w:styleId="1205" w:customStyle="1">
     <w:name w:val="xl210"/>
-    <w:basedOn w:val="1097"/>
+    <w:basedOn w:val="1023"/>
     <w:pPr>
       <w:pBdr/>
       <w:shd w:val="clear" w:color="000000" w:fill="ffffff"/>
@@ -39370,9 +39369,9 @@
       <w:lang w:val="es-CO" w:eastAsia="es-CO"/>
     </w:rPr>
   </w:style>
-  <w:style w:type="paragraph" w:styleId="1280" w:customStyle="1">
+  <w:style w:type="paragraph" w:styleId="1206" w:customStyle="1">
     <w:name w:val="xl211"/>
-    <w:basedOn w:val="1097"/>
+    <w:basedOn w:val="1023"/>
     <w:pPr>
       <w:pBdr>
         <w:top w:val="single" w:color="000000" w:sz="4" w:space="0"/>
@@ -39391,9 +39390,9 @@
       <w:lang w:val="es-CO" w:eastAsia="es-CO"/>
     </w:rPr>
   </w:style>
-  <w:style w:type="paragraph" w:styleId="1281" w:customStyle="1">
+  <w:style w:type="paragraph" w:styleId="1207" w:customStyle="1">
     <w:name w:val="xl212"/>
-    <w:basedOn w:val="1097"/>
+    <w:basedOn w:val="1023"/>
     <w:pPr>
       <w:pBdr>
         <w:top w:val="single" w:color="000000" w:sz="4" w:space="0"/>
@@ -39412,9 +39411,9 @@
       <w:lang w:val="es-CO" w:eastAsia="es-CO"/>
     </w:rPr>
   </w:style>
-  <w:style w:type="paragraph" w:styleId="1282" w:customStyle="1">
+  <w:style w:type="paragraph" w:styleId="1208" w:customStyle="1">
     <w:name w:val="xl213"/>
-    <w:basedOn w:val="1097"/>
+    <w:basedOn w:val="1023"/>
     <w:pPr>
       <w:pBdr>
         <w:top w:val="single" w:color="000000" w:sz="4" w:space="0"/>
@@ -39433,9 +39432,9 @@
       <w:lang w:val="es-CO" w:eastAsia="es-CO"/>
     </w:rPr>
   </w:style>
-  <w:style w:type="paragraph" w:styleId="1283" w:customStyle="1">
+  <w:style w:type="paragraph" w:styleId="1209" w:customStyle="1">
     <w:name w:val="xl214"/>
-    <w:basedOn w:val="1097"/>
+    <w:basedOn w:val="1023"/>
     <w:pPr>
       <w:pBdr>
         <w:top w:val="single" w:color="000000" w:sz="4" w:space="0"/>
@@ -39456,9 +39455,9 @@
       <w:lang w:val="es-CO" w:eastAsia="es-CO"/>
     </w:rPr>
   </w:style>
-  <w:style w:type="paragraph" w:styleId="1284" w:customStyle="1">
+  <w:style w:type="paragraph" w:styleId="1210" w:customStyle="1">
     <w:name w:val="xl215"/>
-    <w:basedOn w:val="1097"/>
+    <w:basedOn w:val="1023"/>
     <w:pPr>
       <w:pBdr>
         <w:top w:val="single" w:color="000000" w:sz="4" w:space="0"/>
@@ -39479,9 +39478,9 @@
       <w:lang w:val="es-CO" w:eastAsia="es-CO"/>
     </w:rPr>
   </w:style>
-  <w:style w:type="paragraph" w:styleId="1285" w:customStyle="1">
+  <w:style w:type="paragraph" w:styleId="1211" w:customStyle="1">
     <w:name w:val="xl216"/>
-    <w:basedOn w:val="1097"/>
+    <w:basedOn w:val="1023"/>
     <w:pPr>
       <w:pBdr>
         <w:top w:val="single" w:color="000000" w:sz="4" w:space="0"/>
@@ -39499,9 +39498,9 @@
       <w:lang w:val="es-CO" w:eastAsia="es-CO"/>
     </w:rPr>
   </w:style>
-  <w:style w:type="paragraph" w:styleId="1286" w:customStyle="1">
+  <w:style w:type="paragraph" w:styleId="1212" w:customStyle="1">
     <w:name w:val="xl217"/>
-    <w:basedOn w:val="1097"/>
+    <w:basedOn w:val="1023"/>
     <w:pPr>
       <w:pBdr>
         <w:top w:val="single" w:color="000000" w:sz="4" w:space="0"/>
@@ -39520,9 +39519,9 @@
       <w:lang w:val="es-CO" w:eastAsia="es-CO"/>
     </w:rPr>
   </w:style>
-  <w:style w:type="paragraph" w:styleId="1287" w:customStyle="1">
+  <w:style w:type="paragraph" w:styleId="1213" w:customStyle="1">
     <w:name w:val="xl218"/>
-    <w:basedOn w:val="1097"/>
+    <w:basedOn w:val="1023"/>
     <w:pPr>
       <w:pBdr>
         <w:top w:val="single" w:color="000000" w:sz="4" w:space="0"/>
@@ -39540,9 +39539,9 @@
       <w:lang w:val="es-CO" w:eastAsia="es-CO"/>
     </w:rPr>
   </w:style>
-  <w:style w:type="paragraph" w:styleId="1288" w:customStyle="1">
+  <w:style w:type="paragraph" w:styleId="1214" w:customStyle="1">
     <w:name w:val="xl219"/>
-    <w:basedOn w:val="1097"/>
+    <w:basedOn w:val="1023"/>
     <w:pPr>
       <w:pBdr>
         <w:top w:val="single" w:color="000000" w:sz="4" w:space="0"/>
@@ -39561,9 +39560,9 @@
       <w:lang w:val="es-CO" w:eastAsia="es-CO"/>
     </w:rPr>
   </w:style>
-  <w:style w:type="paragraph" w:styleId="1289" w:customStyle="1">
+  <w:style w:type="paragraph" w:styleId="1215" w:customStyle="1">
     <w:name w:val="xl220"/>
-    <w:basedOn w:val="1097"/>
+    <w:basedOn w:val="1023"/>
     <w:pPr>
       <w:pBdr>
         <w:top w:val="single" w:color="000000" w:sz="4" w:space="0"/>
@@ -39582,9 +39581,9 @@
       <w:lang w:val="es-CO" w:eastAsia="es-CO"/>
     </w:rPr>
   </w:style>
-  <w:style w:type="paragraph" w:styleId="1290" w:customStyle="1">
+  <w:style w:type="paragraph" w:styleId="1216" w:customStyle="1">
     <w:name w:val="xl221"/>
-    <w:basedOn w:val="1097"/>
+    <w:basedOn w:val="1023"/>
     <w:pPr>
       <w:pBdr>
         <w:top w:val="single" w:color="000000" w:sz="4" w:space="0"/>
@@ -39604,9 +39603,9 @@
       <w:lang w:val="es-CO" w:eastAsia="es-CO"/>
     </w:rPr>
   </w:style>
-  <w:style w:type="paragraph" w:styleId="1291" w:customStyle="1">
+  <w:style w:type="paragraph" w:styleId="1217" w:customStyle="1">
     <w:name w:val="xl222"/>
-    <w:basedOn w:val="1097"/>
+    <w:basedOn w:val="1023"/>
     <w:pPr>
       <w:pBdr>
         <w:top w:val="single" w:color="000000" w:sz="4" w:space="0"/>
@@ -39626,9 +39625,9 @@
       <w:lang w:val="es-CO" w:eastAsia="es-CO"/>
     </w:rPr>
   </w:style>
-  <w:style w:type="paragraph" w:styleId="1292" w:customStyle="1">
+  <w:style w:type="paragraph" w:styleId="1218" w:customStyle="1">
     <w:name w:val="xl223"/>
-    <w:basedOn w:val="1097"/>
+    <w:basedOn w:val="1023"/>
     <w:pPr>
       <w:pBdr>
         <w:top w:val="single" w:color="000000" w:sz="4" w:space="0"/>
@@ -39647,9 +39646,9 @@
       <w:lang w:val="es-CO" w:eastAsia="es-CO"/>
     </w:rPr>
   </w:style>
-  <w:style w:type="paragraph" w:styleId="1293" w:customStyle="1">
+  <w:style w:type="paragraph" w:styleId="1219" w:customStyle="1">
     <w:name w:val="xl224"/>
-    <w:basedOn w:val="1097"/>
+    <w:basedOn w:val="1023"/>
     <w:pPr>
       <w:pBdr>
         <w:top w:val="single" w:color="000000" w:sz="4" w:space="0"/>
@@ -39669,9 +39668,9 @@
       <w:lang w:val="es-CO" w:eastAsia="es-CO"/>
     </w:rPr>
   </w:style>
-  <w:style w:type="paragraph" w:styleId="1294" w:customStyle="1">
+  <w:style w:type="paragraph" w:styleId="1220" w:customStyle="1">
     <w:name w:val="xl225"/>
-    <w:basedOn w:val="1097"/>
+    <w:basedOn w:val="1023"/>
     <w:pPr>
       <w:pBdr>
         <w:left w:val="single" w:color="000000" w:sz="12" w:space="0"/>
@@ -39689,9 +39688,9 @@
       <w:lang w:val="es-CO" w:eastAsia="es-CO"/>
     </w:rPr>
   </w:style>
-  <w:style w:type="paragraph" w:styleId="1295" w:customStyle="1">
+  <w:style w:type="paragraph" w:styleId="1221" w:customStyle="1">
     <w:name w:val="xl226"/>
-    <w:basedOn w:val="1097"/>
+    <w:basedOn w:val="1023"/>
     <w:pPr>
       <w:pBdr>
         <w:left w:val="single" w:color="000000" w:sz="4" w:space="0"/>
@@ -39709,9 +39708,9 @@
       <w:lang w:val="es-CO" w:eastAsia="es-CO"/>
     </w:rPr>
   </w:style>
-  <w:style w:type="paragraph" w:styleId="1296" w:customStyle="1">
+  <w:style w:type="paragraph" w:styleId="1222" w:customStyle="1">
     <w:name w:val="xl227"/>
-    <w:basedOn w:val="1097"/>
+    <w:basedOn w:val="1023"/>
     <w:pPr>
       <w:pBdr>
         <w:left w:val="single" w:color="000000" w:sz="4" w:space="0"/>
@@ -39728,9 +39727,9 @@
       <w:lang w:val="es-CO" w:eastAsia="es-CO"/>
     </w:rPr>
   </w:style>
-  <w:style w:type="paragraph" w:styleId="1297" w:customStyle="1">
+  <w:style w:type="paragraph" w:styleId="1223" w:customStyle="1">
     <w:name w:val="xl228"/>
-    <w:basedOn w:val="1097"/>
+    <w:basedOn w:val="1023"/>
     <w:pPr>
       <w:pBdr>
         <w:bottom w:val="single" w:color="000000" w:sz="4" w:space="0"/>
@@ -39747,9 +39746,9 @@
       <w:lang w:val="es-CO" w:eastAsia="es-CO"/>
     </w:rPr>
   </w:style>
-  <w:style w:type="paragraph" w:styleId="1298" w:customStyle="1">
+  <w:style w:type="paragraph" w:styleId="1224" w:customStyle="1">
     <w:name w:val="xl229"/>
-    <w:basedOn w:val="1097"/>
+    <w:basedOn w:val="1023"/>
     <w:pPr>
       <w:pBdr>
         <w:top w:val="single" w:color="000000" w:sz="4" w:space="0"/>
@@ -39768,9 +39767,9 @@
       <w:lang w:val="es-CO" w:eastAsia="es-CO"/>
     </w:rPr>
   </w:style>
-  <w:style w:type="paragraph" w:styleId="1299" w:customStyle="1">
+  <w:style w:type="paragraph" w:styleId="1225" w:customStyle="1">
     <w:name w:val="xl230"/>
-    <w:basedOn w:val="1097"/>
+    <w:basedOn w:val="1023"/>
     <w:pPr>
       <w:pBdr>
         <w:top w:val="single" w:color="000000" w:sz="4" w:space="0"/>
@@ -39788,9 +39787,9 @@
       <w:lang w:val="es-CO" w:eastAsia="es-CO"/>
     </w:rPr>
   </w:style>
-  <w:style w:type="paragraph" w:styleId="1300" w:customStyle="1">
+  <w:style w:type="paragraph" w:styleId="1226" w:customStyle="1">
     <w:name w:val="xl231"/>
-    <w:basedOn w:val="1097"/>
+    <w:basedOn w:val="1023"/>
     <w:pPr>
       <w:pBdr>
         <w:top w:val="single" w:color="000000" w:sz="4" w:space="0"/>
@@ -39809,9 +39808,9 @@
       <w:lang w:val="es-CO" w:eastAsia="es-CO"/>
     </w:rPr>
   </w:style>
-  <w:style w:type="paragraph" w:styleId="1301" w:customStyle="1">
+  <w:style w:type="paragraph" w:styleId="1227" w:customStyle="1">
     <w:name w:val="xl232"/>
-    <w:basedOn w:val="1097"/>
+    <w:basedOn w:val="1023"/>
     <w:pPr>
       <w:pBdr>
         <w:top w:val="single" w:color="000000" w:sz="4" w:space="0"/>
@@ -39832,9 +39831,9 @@
       <w:lang w:val="es-CO" w:eastAsia="es-CO"/>
     </w:rPr>
   </w:style>
-  <w:style w:type="paragraph" w:styleId="1302" w:customStyle="1">
+  <w:style w:type="paragraph" w:styleId="1228" w:customStyle="1">
     <w:name w:val="xl233"/>
-    <w:basedOn w:val="1097"/>
+    <w:basedOn w:val="1023"/>
     <w:pPr>
       <w:pBdr>
         <w:top w:val="single" w:color="000000" w:sz="4" w:space="0"/>
@@ -39851,9 +39850,9 @@
       <w:lang w:val="es-CO" w:eastAsia="es-CO"/>
     </w:rPr>
   </w:style>
-  <w:style w:type="paragraph" w:styleId="1303" w:customStyle="1">
+  <w:style w:type="paragraph" w:styleId="1229" w:customStyle="1">
     <w:name w:val="xl234"/>
-    <w:basedOn w:val="1097"/>
+    <w:basedOn w:val="1023"/>
     <w:pPr>
       <w:pBdr>
         <w:top w:val="single" w:color="000000" w:sz="4" w:space="0"/>
@@ -39869,9 +39868,9 @@
       <w:lang w:val="es-CO" w:eastAsia="es-CO"/>
     </w:rPr>
   </w:style>
-  <w:style w:type="paragraph" w:styleId="1304" w:customStyle="1">
+  <w:style w:type="paragraph" w:styleId="1230" w:customStyle="1">
     <w:name w:val="xl235"/>
-    <w:basedOn w:val="1097"/>
+    <w:basedOn w:val="1023"/>
     <w:pPr>
       <w:pBdr>
         <w:top w:val="single" w:color="000000" w:sz="4" w:space="0"/>
@@ -39888,9 +39887,9 @@
       <w:lang w:val="es-CO" w:eastAsia="es-CO"/>
     </w:rPr>
   </w:style>
-  <w:style w:type="paragraph" w:styleId="1305" w:customStyle="1">
+  <w:style w:type="paragraph" w:styleId="1231" w:customStyle="1">
     <w:name w:val="xl236"/>
-    <w:basedOn w:val="1097"/>
+    <w:basedOn w:val="1023"/>
     <w:pPr>
       <w:pBdr/>
       <w:shd w:val="clear" w:color="000000" w:fill="ffff00"/>
@@ -39905,9 +39904,9 @@
       <w:lang w:val="es-CO" w:eastAsia="es-CO"/>
     </w:rPr>
   </w:style>
-  <w:style w:type="paragraph" w:styleId="1306" w:customStyle="1">
+  <w:style w:type="paragraph" w:styleId="1232" w:customStyle="1">
     <w:name w:val="xl237"/>
-    <w:basedOn w:val="1097"/>
+    <w:basedOn w:val="1023"/>
     <w:pPr>
       <w:pBdr>
         <w:left w:val="single" w:color="000000" w:sz="12" w:space="0"/>
@@ -39927,9 +39926,9 @@
       <w:lang w:val="es-CO" w:eastAsia="es-CO"/>
     </w:rPr>
   </w:style>
-  <w:style w:type="paragraph" w:styleId="1307" w:customStyle="1">
+  <w:style w:type="paragraph" w:styleId="1233" w:customStyle="1">
     <w:name w:val="xl238"/>
-    <w:basedOn w:val="1097"/>
+    <w:basedOn w:val="1023"/>
     <w:pPr>
       <w:pBdr>
         <w:left w:val="single" w:color="000000" w:sz="4" w:space="0"/>
@@ -39949,9 +39948,9 @@
       <w:lang w:val="es-CO" w:eastAsia="es-CO"/>
     </w:rPr>
   </w:style>
-  <w:style w:type="paragraph" w:styleId="1308" w:customStyle="1">
+  <w:style w:type="paragraph" w:styleId="1234" w:customStyle="1">
     <w:name w:val="xl239"/>
-    <w:basedOn w:val="1097"/>
+    <w:basedOn w:val="1023"/>
     <w:pPr>
       <w:pBdr>
         <w:left w:val="single" w:color="000000" w:sz="4" w:space="0"/>
@@ -39971,9 +39970,9 @@
       <w:lang w:val="es-CO" w:eastAsia="es-CO"/>
     </w:rPr>
   </w:style>
-  <w:style w:type="paragraph" w:styleId="1309" w:customStyle="1">
+  <w:style w:type="paragraph" w:styleId="1235" w:customStyle="1">
     <w:name w:val="xl240"/>
-    <w:basedOn w:val="1097"/>
+    <w:basedOn w:val="1023"/>
     <w:pPr>
       <w:pBdr>
         <w:left w:val="single" w:color="000000" w:sz="4" w:space="0"/>
@@ -39992,9 +39991,9 @@
       <w:lang w:val="es-CO" w:eastAsia="es-CO"/>
     </w:rPr>
   </w:style>
-  <w:style w:type="paragraph" w:styleId="1310" w:customStyle="1">
+  <w:style w:type="paragraph" w:styleId="1236" w:customStyle="1">
     <w:name w:val="xl241"/>
-    <w:basedOn w:val="1097"/>
+    <w:basedOn w:val="1023"/>
     <w:pPr>
       <w:pBdr>
         <w:bottom w:val="single" w:color="000000" w:sz="4" w:space="0"/>
@@ -40013,9 +40012,9 @@
       <w:lang w:val="es-CO" w:eastAsia="es-CO"/>
     </w:rPr>
   </w:style>
-  <w:style w:type="paragraph" w:styleId="1311" w:customStyle="1">
+  <w:style w:type="paragraph" w:styleId="1237" w:customStyle="1">
     <w:name w:val="xl242"/>
-    <w:basedOn w:val="1097"/>
+    <w:basedOn w:val="1023"/>
     <w:pPr>
       <w:pBdr/>
       <w:shd w:val="clear" w:color="000000" w:fill="ffff00"/>
@@ -40029,9 +40028,9 @@
       <w:lang w:val="es-CO" w:eastAsia="es-CO"/>
     </w:rPr>
   </w:style>
-  <w:style w:type="paragraph" w:styleId="1312" w:customStyle="1">
+  <w:style w:type="paragraph" w:styleId="1238" w:customStyle="1">
     <w:name w:val="xl243"/>
-    <w:basedOn w:val="1097"/>
+    <w:basedOn w:val="1023"/>
     <w:pPr>
       <w:pBdr>
         <w:left w:val="single" w:color="000000" w:sz="12" w:space="0"/>
@@ -40048,9 +40047,9 @@
       <w:lang w:val="es-CO" w:eastAsia="es-CO"/>
     </w:rPr>
   </w:style>
-  <w:style w:type="paragraph" w:styleId="1313" w:customStyle="1">
+  <w:style w:type="paragraph" w:styleId="1239" w:customStyle="1">
     <w:name w:val="xl244"/>
-    <w:basedOn w:val="1097"/>
+    <w:basedOn w:val="1023"/>
     <w:pPr>
       <w:pBdr/>
       <w:shd w:val="clear" w:color="000000" w:fill="ffffff"/>
@@ -40065,9 +40064,9 @@
       <w:lang w:val="es-CO" w:eastAsia="es-CO"/>
     </w:rPr>
   </w:style>
-  <w:style w:type="paragraph" w:styleId="1314" w:customStyle="1">
+  <w:style w:type="paragraph" w:styleId="1240" w:customStyle="1">
     <w:name w:val="xl245"/>
-    <w:basedOn w:val="1097"/>
+    <w:basedOn w:val="1023"/>
     <w:pPr>
       <w:pBdr/>
       <w:shd w:val="clear" w:color="000000" w:fill="ffffff"/>
@@ -40083,9 +40082,9 @@
       <w:lang w:val="es-CO" w:eastAsia="es-CO"/>
     </w:rPr>
   </w:style>
-  <w:style w:type="paragraph" w:styleId="1315" w:customStyle="1">
+  <w:style w:type="paragraph" w:styleId="1241" w:customStyle="1">
     <w:name w:val="xl246"/>
-    <w:basedOn w:val="1097"/>
+    <w:basedOn w:val="1023"/>
     <w:pPr>
       <w:pBdr/>
       <w:shd w:val="clear" w:color="000000" w:fill="ffffff"/>
@@ -40101,9 +40100,9 @@
       <w:lang w:val="es-CO" w:eastAsia="es-CO"/>
     </w:rPr>
   </w:style>
-  <w:style w:type="paragraph" w:styleId="1316" w:customStyle="1">
+  <w:style w:type="paragraph" w:styleId="1242" w:customStyle="1">
     <w:name w:val="xl247"/>
-    <w:basedOn w:val="1097"/>
+    <w:basedOn w:val="1023"/>
     <w:pPr>
       <w:pBdr>
         <w:right w:val="single" w:color="000000" w:sz="4" w:space="0"/>
@@ -40121,9 +40120,9 @@
       <w:lang w:val="es-CO" w:eastAsia="es-CO"/>
     </w:rPr>
   </w:style>
-  <w:style w:type="paragraph" w:styleId="1317" w:customStyle="1">
+  <w:style w:type="paragraph" w:styleId="1243" w:customStyle="1">
     <w:name w:val="xl248"/>
-    <w:basedOn w:val="1097"/>
+    <w:basedOn w:val="1023"/>
     <w:pPr>
       <w:pBdr>
         <w:bottom w:val="single" w:color="000000" w:sz="4" w:space="0"/>
@@ -40141,9 +40140,9 @@
       <w:lang w:val="es-CO" w:eastAsia="es-CO"/>
     </w:rPr>
   </w:style>
-  <w:style w:type="paragraph" w:styleId="1318" w:customStyle="1">
+  <w:style w:type="paragraph" w:styleId="1244" w:customStyle="1">
     <w:name w:val="xl249"/>
-    <w:basedOn w:val="1097"/>
+    <w:basedOn w:val="1023"/>
     <w:pPr>
       <w:pBdr>
         <w:bottom w:val="single" w:color="000000" w:sz="4" w:space="0"/>
@@ -40161,9 +40160,9 @@
       <w:lang w:val="es-CO" w:eastAsia="es-CO"/>
     </w:rPr>
   </w:style>
-  <w:style w:type="paragraph" w:styleId="1319" w:customStyle="1">
+  <w:style w:type="paragraph" w:styleId="1245" w:customStyle="1">
     <w:name w:val="xl250"/>
-    <w:basedOn w:val="1097"/>
+    <w:basedOn w:val="1023"/>
     <w:pPr>
       <w:pBdr>
         <w:bottom w:val="single" w:color="000000" w:sz="4" w:space="0"/>
@@ -40182,9 +40181,9 @@
       <w:lang w:val="es-CO" w:eastAsia="es-CO"/>
     </w:rPr>
   </w:style>
-  <w:style w:type="paragraph" w:styleId="1320" w:customStyle="1">
+  <w:style w:type="paragraph" w:styleId="1246" w:customStyle="1">
     <w:name w:val="xl251"/>
-    <w:basedOn w:val="1097"/>
+    <w:basedOn w:val="1023"/>
     <w:pPr>
       <w:pBdr>
         <w:top w:val="single" w:color="000000" w:sz="4" w:space="0"/>
@@ -40204,9 +40203,9 @@
       <w:lang w:val="es-CO" w:eastAsia="es-CO"/>
     </w:rPr>
   </w:style>
-  <w:style w:type="paragraph" w:styleId="1321" w:customStyle="1">
+  <w:style w:type="paragraph" w:styleId="1247" w:customStyle="1">
     <w:name w:val="xl252"/>
-    <w:basedOn w:val="1097"/>
+    <w:basedOn w:val="1023"/>
     <w:pPr>
       <w:pBdr>
         <w:top w:val="single" w:color="000000" w:sz="4" w:space="0"/>
@@ -40225,9 +40224,9 @@
       <w:lang w:val="es-CO" w:eastAsia="es-CO"/>
     </w:rPr>
   </w:style>
-  <w:style w:type="paragraph" w:styleId="1322" w:customStyle="1">
+  <w:style w:type="paragraph" w:styleId="1248" w:customStyle="1">
     <w:name w:val="xl253"/>
-    <w:basedOn w:val="1097"/>
+    <w:basedOn w:val="1023"/>
     <w:pPr>
       <w:pBdr>
         <w:top w:val="single" w:color="000000" w:sz="4" w:space="0"/>
@@ -40247,9 +40246,9 @@
       <w:lang w:val="es-CO" w:eastAsia="es-CO"/>
     </w:rPr>
   </w:style>
-  <w:style w:type="paragraph" w:styleId="1323" w:customStyle="1">
+  <w:style w:type="paragraph" w:styleId="1249" w:customStyle="1">
     <w:name w:val="xl254"/>
-    <w:basedOn w:val="1097"/>
+    <w:basedOn w:val="1023"/>
     <w:pPr>
       <w:pBdr>
         <w:top w:val="single" w:color="000000" w:sz="4" w:space="0"/>
@@ -40271,9 +40270,9 @@
       <w:lang w:val="es-CO" w:eastAsia="es-CO"/>
     </w:rPr>
   </w:style>
-  <w:style w:type="paragraph" w:styleId="1324" w:customStyle="1">
+  <w:style w:type="paragraph" w:styleId="1250" w:customStyle="1">
     <w:name w:val="xl255"/>
-    <w:basedOn w:val="1097"/>
+    <w:basedOn w:val="1023"/>
     <w:pPr>
       <w:pBdr>
         <w:top w:val="single" w:color="000000" w:sz="4" w:space="0"/>
@@ -40294,9 +40293,9 @@
       <w:lang w:val="es-CO" w:eastAsia="es-CO"/>
     </w:rPr>
   </w:style>
-  <w:style w:type="paragraph" w:styleId="1325" w:customStyle="1">
+  <w:style w:type="paragraph" w:styleId="1251" w:customStyle="1">
     <w:name w:val="xl256"/>
-    <w:basedOn w:val="1097"/>
+    <w:basedOn w:val="1023"/>
     <w:pPr>
       <w:pBdr>
         <w:top w:val="single" w:color="000000" w:sz="4" w:space="0"/>
@@ -40318,9 +40317,9 @@
       <w:lang w:val="es-CO" w:eastAsia="es-CO"/>
     </w:rPr>
   </w:style>
-  <w:style w:type="paragraph" w:styleId="1326" w:customStyle="1">
+  <w:style w:type="paragraph" w:styleId="1252" w:customStyle="1">
     <w:name w:val="xl257"/>
-    <w:basedOn w:val="1097"/>
+    <w:basedOn w:val="1023"/>
     <w:pPr>
       <w:pBdr>
         <w:top w:val="single" w:color="000000" w:sz="4" w:space="0"/>
@@ -40338,9 +40337,9 @@
       <w:lang w:val="es-CO" w:eastAsia="es-CO"/>
     </w:rPr>
   </w:style>
-  <w:style w:type="paragraph" w:styleId="1327" w:customStyle="1">
+  <w:style w:type="paragraph" w:styleId="1253" w:customStyle="1">
     <w:name w:val="xl258"/>
-    <w:basedOn w:val="1097"/>
+    <w:basedOn w:val="1023"/>
     <w:pPr>
       <w:pBdr>
         <w:top w:val="single" w:color="000000" w:sz="4" w:space="0"/>
@@ -40358,9 +40357,9 @@
       <w:lang w:val="es-CO" w:eastAsia="es-CO"/>
     </w:rPr>
   </w:style>
-  <w:style w:type="paragraph" w:styleId="1328" w:customStyle="1">
+  <w:style w:type="paragraph" w:styleId="1254" w:customStyle="1">
     <w:name w:val="xl259"/>
-    <w:basedOn w:val="1097"/>
+    <w:basedOn w:val="1023"/>
     <w:pPr>
       <w:pBdr>
         <w:top w:val="single" w:color="000000" w:sz="4" w:space="0"/>
@@ -40379,9 +40378,9 @@
       <w:lang w:val="es-CO" w:eastAsia="es-CO"/>
     </w:rPr>
   </w:style>
-  <w:style w:type="paragraph" w:styleId="1329" w:customStyle="1">
+  <w:style w:type="paragraph" w:styleId="1255" w:customStyle="1">
     <w:name w:val="xl260"/>
-    <w:basedOn w:val="1097"/>
+    <w:basedOn w:val="1023"/>
     <w:pPr>
       <w:pBdr>
         <w:top w:val="single" w:color="000000" w:sz="4" w:space="0"/>
@@ -40399,9 +40398,9 @@
       <w:lang w:val="es-CO" w:eastAsia="es-CO"/>
     </w:rPr>
   </w:style>
-  <w:style w:type="paragraph" w:styleId="1330" w:customStyle="1">
+  <w:style w:type="paragraph" w:styleId="1256" w:customStyle="1">
     <w:name w:val="xl261"/>
-    <w:basedOn w:val="1097"/>
+    <w:basedOn w:val="1023"/>
     <w:pPr>
       <w:pBdr>
         <w:top w:val="single" w:color="000000" w:sz="4" w:space="0"/>
@@ -40420,9 +40419,9 @@
       <w:lang w:val="es-CO" w:eastAsia="es-CO"/>
     </w:rPr>
   </w:style>
-  <w:style w:type="paragraph" w:styleId="1331" w:customStyle="1">
+  <w:style w:type="paragraph" w:styleId="1257" w:customStyle="1">
     <w:name w:val="xl262"/>
-    <w:basedOn w:val="1097"/>
+    <w:basedOn w:val="1023"/>
     <w:pPr>
       <w:pBdr>
         <w:top w:val="single" w:color="000000" w:sz="4" w:space="0"/>
@@ -40441,9 +40440,9 @@
       <w:lang w:val="es-CO" w:eastAsia="es-CO"/>
     </w:rPr>
   </w:style>
-  <w:style w:type="paragraph" w:styleId="1332" w:customStyle="1">
+  <w:style w:type="paragraph" w:styleId="1258" w:customStyle="1">
     <w:name w:val="xl263"/>
-    <w:basedOn w:val="1097"/>
+    <w:basedOn w:val="1023"/>
     <w:pPr>
       <w:pBdr>
         <w:top w:val="single" w:color="000000" w:sz="4" w:space="0"/>
@@ -40461,9 +40460,9 @@
       <w:lang w:val="es-CO" w:eastAsia="es-CO"/>
     </w:rPr>
   </w:style>
-  <w:style w:type="paragraph" w:styleId="1333" w:customStyle="1">
+  <w:style w:type="paragraph" w:styleId="1259" w:customStyle="1">
     <w:name w:val="xl264"/>
-    <w:basedOn w:val="1097"/>
+    <w:basedOn w:val="1023"/>
     <w:pPr>
       <w:pBdr>
         <w:top w:val="single" w:color="000000" w:sz="4" w:space="0"/>
@@ -40482,9 +40481,9 @@
       <w:lang w:val="es-CO" w:eastAsia="es-CO"/>
     </w:rPr>
   </w:style>
-  <w:style w:type="paragraph" w:styleId="1334" w:customStyle="1">
+  <w:style w:type="paragraph" w:styleId="1260" w:customStyle="1">
     <w:name w:val="xl265"/>
-    <w:basedOn w:val="1097"/>
+    <w:basedOn w:val="1023"/>
     <w:pPr>
       <w:pBdr>
         <w:top w:val="single" w:color="000000" w:sz="4" w:space="0"/>
@@ -40502,9 +40501,9 @@
       <w:lang w:val="es-CO" w:eastAsia="es-CO"/>
     </w:rPr>
   </w:style>
-  <w:style w:type="paragraph" w:styleId="1335" w:customStyle="1">
+  <w:style w:type="paragraph" w:styleId="1261" w:customStyle="1">
     <w:name w:val="xl266"/>
-    <w:basedOn w:val="1097"/>
+    <w:basedOn w:val="1023"/>
     <w:pPr>
       <w:pBdr>
         <w:top w:val="single" w:color="000000" w:sz="4" w:space="0"/>
@@ -40523,9 +40522,9 @@
       <w:lang w:val="es-CO" w:eastAsia="es-CO"/>
     </w:rPr>
   </w:style>
-  <w:style w:type="paragraph" w:styleId="1336" w:customStyle="1">
+  <w:style w:type="paragraph" w:styleId="1262" w:customStyle="1">
     <w:name w:val="xl267"/>
-    <w:basedOn w:val="1097"/>
+    <w:basedOn w:val="1023"/>
     <w:pPr>
       <w:pBdr>
         <w:top w:val="single" w:color="000000" w:sz="4" w:space="0"/>
@@ -40547,9 +40546,9 @@
       <w:lang w:val="es-CO" w:eastAsia="es-CO"/>
     </w:rPr>
   </w:style>
-  <w:style w:type="paragraph" w:styleId="1337" w:customStyle="1">
+  <w:style w:type="paragraph" w:styleId="1263" w:customStyle="1">
     <w:name w:val="xl268"/>
-    <w:basedOn w:val="1097"/>
+    <w:basedOn w:val="1023"/>
     <w:pPr>
       <w:pBdr>
         <w:top w:val="single" w:color="000000" w:sz="4" w:space="0"/>
@@ -40570,9 +40569,9 @@
       <w:lang w:val="es-CO" w:eastAsia="es-CO"/>
     </w:rPr>
   </w:style>
-  <w:style w:type="paragraph" w:styleId="1338" w:customStyle="1">
+  <w:style w:type="paragraph" w:styleId="1264" w:customStyle="1">
     <w:name w:val="xl269"/>
-    <w:basedOn w:val="1097"/>
+    <w:basedOn w:val="1023"/>
     <w:pPr>
       <w:pBdr>
         <w:top w:val="single" w:color="000000" w:sz="4" w:space="0"/>
@@ -40594,9 +40593,9 @@
       <w:lang w:val="es-CO" w:eastAsia="es-CO"/>
     </w:rPr>
   </w:style>
-  <w:style w:type="paragraph" w:styleId="1339" w:customStyle="1">
+  <w:style w:type="paragraph" w:styleId="1265" w:customStyle="1">
     <w:name w:val="xl270"/>
-    <w:basedOn w:val="1097"/>
+    <w:basedOn w:val="1023"/>
     <w:pPr>
       <w:pBdr>
         <w:top w:val="single" w:color="000000" w:sz="4" w:space="0"/>
@@ -40614,9 +40613,9 @@
       <w:lang w:val="es-CO" w:eastAsia="es-CO"/>
     </w:rPr>
   </w:style>
-  <w:style w:type="paragraph" w:styleId="1340" w:customStyle="1">
+  <w:style w:type="paragraph" w:styleId="1266" w:customStyle="1">
     <w:name w:val="xl271"/>
-    <w:basedOn w:val="1097"/>
+    <w:basedOn w:val="1023"/>
     <w:pPr>
       <w:pBdr>
         <w:top w:val="single" w:color="000000" w:sz="4" w:space="0"/>
@@ -40634,9 +40633,9 @@
       <w:lang w:val="es-CO" w:eastAsia="es-CO"/>
     </w:rPr>
   </w:style>
-  <w:style w:type="paragraph" w:styleId="1341" w:customStyle="1">
+  <w:style w:type="paragraph" w:styleId="1267" w:customStyle="1">
     <w:name w:val="xl272"/>
-    <w:basedOn w:val="1097"/>
+    <w:basedOn w:val="1023"/>
     <w:pPr>
       <w:pBdr>
         <w:top w:val="single" w:color="000000" w:sz="4" w:space="0"/>
@@ -40654,9 +40653,9 @@
       <w:lang w:val="es-CO" w:eastAsia="es-CO"/>
     </w:rPr>
   </w:style>
-  <w:style w:type="paragraph" w:styleId="1342" w:customStyle="1">
+  <w:style w:type="paragraph" w:styleId="1268" w:customStyle="1">
     <w:name w:val="xl273"/>
-    <w:basedOn w:val="1097"/>
+    <w:basedOn w:val="1023"/>
     <w:pPr>
       <w:pBdr>
         <w:top w:val="single" w:color="000000" w:sz="4" w:space="0"/>
@@ -40673,9 +40672,9 @@
       <w:lang w:val="es-CO" w:eastAsia="es-CO"/>
     </w:rPr>
   </w:style>
-  <w:style w:type="paragraph" w:styleId="1343" w:customStyle="1">
+  <w:style w:type="paragraph" w:styleId="1269" w:customStyle="1">
     <w:name w:val="xl274"/>
-    <w:basedOn w:val="1097"/>
+    <w:basedOn w:val="1023"/>
     <w:pPr>
       <w:pBdr>
         <w:top w:val="single" w:color="000000" w:sz="4" w:space="0"/>
@@ -40693,9 +40692,9 @@
       <w:lang w:val="es-CO" w:eastAsia="es-CO"/>
     </w:rPr>
   </w:style>
-  <w:style w:type="paragraph" w:styleId="1344" w:customStyle="1">
+  <w:style w:type="paragraph" w:styleId="1270" w:customStyle="1">
     <w:name w:val="xl275"/>
-    <w:basedOn w:val="1097"/>
+    <w:basedOn w:val="1023"/>
     <w:pPr>
       <w:pBdr>
         <w:top w:val="single" w:color="000000" w:sz="4" w:space="0"/>
@@ -40714,9 +40713,9 @@
       <w:lang w:val="es-CO" w:eastAsia="es-CO"/>
     </w:rPr>
   </w:style>
-  <w:style w:type="paragraph" w:styleId="1345" w:customStyle="1">
+  <w:style w:type="paragraph" w:styleId="1271" w:customStyle="1">
     <w:name w:val="xl276"/>
-    <w:basedOn w:val="1097"/>
+    <w:basedOn w:val="1023"/>
     <w:pPr>
       <w:pBdr>
         <w:top w:val="single" w:color="000000" w:sz="4" w:space="0"/>
@@ -40735,9 +40734,9 @@
       <w:lang w:val="es-CO" w:eastAsia="es-CO"/>
     </w:rPr>
   </w:style>
-  <w:style w:type="paragraph" w:styleId="1346" w:customStyle="1">
+  <w:style w:type="paragraph" w:styleId="1272" w:customStyle="1">
     <w:name w:val="xl277"/>
-    <w:basedOn w:val="1097"/>
+    <w:basedOn w:val="1023"/>
     <w:pPr>
       <w:pBdr>
         <w:left w:val="single" w:color="000000" w:sz="12" w:space="0"/>
@@ -40753,9 +40752,9 @@
       <w:lang w:val="es-CO" w:eastAsia="es-CO"/>
     </w:rPr>
   </w:style>
-  <w:style w:type="paragraph" w:styleId="1347" w:customStyle="1">
+  <w:style w:type="paragraph" w:styleId="1273" w:customStyle="1">
     <w:name w:val="xl278"/>
-    <w:basedOn w:val="1097"/>
+    <w:basedOn w:val="1023"/>
     <w:pPr>
       <w:pBdr/>
       <w:spacing w:after="100" w:afterAutospacing="1" w:before="100" w:beforeAutospacing="1"/>
@@ -40769,9 +40768,9 @@
       <w:lang w:val="es-CO" w:eastAsia="es-CO"/>
     </w:rPr>
   </w:style>
-  <w:style w:type="paragraph" w:styleId="1348" w:customStyle="1">
+  <w:style w:type="paragraph" w:styleId="1274" w:customStyle="1">
     <w:name w:val="xl279"/>
-    <w:basedOn w:val="1097"/>
+    <w:basedOn w:val="1023"/>
     <w:pPr>
       <w:pBdr/>
       <w:spacing w:after="100" w:afterAutospacing="1" w:before="100" w:beforeAutospacing="1"/>
@@ -40786,9 +40785,9 @@
       <w:lang w:val="es-CO" w:eastAsia="es-CO"/>
     </w:rPr>
   </w:style>
-  <w:style w:type="paragraph" w:styleId="1349" w:customStyle="1">
+  <w:style w:type="paragraph" w:styleId="1275" w:customStyle="1">
     <w:name w:val="xl280"/>
-    <w:basedOn w:val="1097"/>
+    <w:basedOn w:val="1023"/>
     <w:pPr>
       <w:pBdr/>
       <w:spacing w:after="100" w:afterAutospacing="1" w:before="100" w:beforeAutospacing="1"/>
@@ -40803,9 +40802,9 @@
       <w:lang w:val="es-CO" w:eastAsia="es-CO"/>
     </w:rPr>
   </w:style>
-  <w:style w:type="paragraph" w:styleId="1350" w:customStyle="1">
+  <w:style w:type="paragraph" w:styleId="1276" w:customStyle="1">
     <w:name w:val="xl281"/>
-    <w:basedOn w:val="1097"/>
+    <w:basedOn w:val="1023"/>
     <w:pPr>
       <w:pBdr>
         <w:right w:val="single" w:color="000000" w:sz="4" w:space="0"/>
@@ -40822,9 +40821,9 @@
       <w:lang w:val="es-CO" w:eastAsia="es-CO"/>
     </w:rPr>
   </w:style>
-  <w:style w:type="paragraph" w:styleId="1351" w:customStyle="1">
+  <w:style w:type="paragraph" w:styleId="1277" w:customStyle="1">
     <w:name w:val="xl282"/>
-    <w:basedOn w:val="1097"/>
+    <w:basedOn w:val="1023"/>
     <w:pPr>
       <w:pBdr>
         <w:top w:val="single" w:color="000000" w:sz="4" w:space="0"/>
@@ -40842,9 +40841,9 @@
       <w:lang w:val="es-CO" w:eastAsia="es-CO"/>
     </w:rPr>
   </w:style>
-  <w:style w:type="paragraph" w:styleId="1352" w:customStyle="1">
+  <w:style w:type="paragraph" w:styleId="1278" w:customStyle="1">
     <w:name w:val="xl283"/>
-    <w:basedOn w:val="1097"/>
+    <w:basedOn w:val="1023"/>
     <w:pPr>
       <w:pBdr>
         <w:top w:val="single" w:color="000000" w:sz="4" w:space="0"/>
@@ -40862,9 +40861,9 @@
       <w:lang w:val="es-CO" w:eastAsia="es-CO"/>
     </w:rPr>
   </w:style>
-  <w:style w:type="paragraph" w:styleId="1353" w:customStyle="1">
+  <w:style w:type="paragraph" w:styleId="1279" w:customStyle="1">
     <w:name w:val="xl284"/>
-    <w:basedOn w:val="1097"/>
+    <w:basedOn w:val="1023"/>
     <w:pPr>
       <w:pBdr>
         <w:top w:val="single" w:color="000000" w:sz="4" w:space="0"/>
@@ -40883,9 +40882,9 @@
       <w:lang w:val="es-CO" w:eastAsia="es-CO"/>
     </w:rPr>
   </w:style>
-  <w:style w:type="paragraph" w:styleId="1354" w:customStyle="1">
+  <w:style w:type="paragraph" w:styleId="1280" w:customStyle="1">
     <w:name w:val="xl285"/>
-    <w:basedOn w:val="1097"/>
+    <w:basedOn w:val="1023"/>
     <w:pPr>
       <w:pBdr>
         <w:top w:val="single" w:color="000000" w:sz="4" w:space="0"/>
@@ -40907,9 +40906,9 @@
       <w:lang w:val="es-CO" w:eastAsia="es-CO"/>
     </w:rPr>
   </w:style>
-  <w:style w:type="paragraph" w:styleId="1355" w:customStyle="1">
+  <w:style w:type="paragraph" w:styleId="1281" w:customStyle="1">
     <w:name w:val="xl286"/>
-    <w:basedOn w:val="1097"/>
+    <w:basedOn w:val="1023"/>
     <w:pPr>
       <w:pBdr>
         <w:top w:val="single" w:color="000000" w:sz="4" w:space="0"/>
@@ -40930,9 +40929,9 @@
       <w:lang w:val="es-CO" w:eastAsia="es-CO"/>
     </w:rPr>
   </w:style>
-  <w:style w:type="paragraph" w:styleId="1356" w:customStyle="1">
+  <w:style w:type="paragraph" w:styleId="1282" w:customStyle="1">
     <w:name w:val="xl287"/>
-    <w:basedOn w:val="1097"/>
+    <w:basedOn w:val="1023"/>
     <w:pPr>
       <w:pBdr>
         <w:top w:val="single" w:color="000000" w:sz="4" w:space="0"/>
@@ -40954,9 +40953,9 @@
       <w:lang w:val="es-CO" w:eastAsia="es-CO"/>
     </w:rPr>
   </w:style>
-  <w:style w:type="paragraph" w:styleId="1357" w:customStyle="1">
+  <w:style w:type="paragraph" w:styleId="1283" w:customStyle="1">
     <w:name w:val="xl288"/>
-    <w:basedOn w:val="1097"/>
+    <w:basedOn w:val="1023"/>
     <w:pPr>
       <w:pBdr>
         <w:top w:val="single" w:color="000000" w:sz="4" w:space="0"/>
@@ -40975,9 +40974,9 @@
       <w:lang w:val="es-CO" w:eastAsia="es-CO"/>
     </w:rPr>
   </w:style>
-  <w:style w:type="paragraph" w:styleId="1358" w:customStyle="1">
+  <w:style w:type="paragraph" w:styleId="1284" w:customStyle="1">
     <w:name w:val="xl289"/>
-    <w:basedOn w:val="1097"/>
+    <w:basedOn w:val="1023"/>
     <w:pPr>
       <w:pBdr>
         <w:top w:val="single" w:color="000000" w:sz="4" w:space="0"/>
@@ -40995,9 +40994,9 @@
       <w:lang w:val="es-CO" w:eastAsia="es-CO"/>
     </w:rPr>
   </w:style>
-  <w:style w:type="paragraph" w:styleId="1359" w:customStyle="1">
+  <w:style w:type="paragraph" w:styleId="1285" w:customStyle="1">
     <w:name w:val="xl290"/>
-    <w:basedOn w:val="1097"/>
+    <w:basedOn w:val="1023"/>
     <w:pPr>
       <w:pBdr>
         <w:top w:val="single" w:color="000000" w:sz="4" w:space="0"/>
@@ -41016,9 +41015,9 @@
       <w:lang w:val="es-CO" w:eastAsia="es-CO"/>
     </w:rPr>
   </w:style>
-  <w:style w:type="paragraph" w:styleId="1360" w:customStyle="1">
+  <w:style w:type="paragraph" w:styleId="1286" w:customStyle="1">
     <w:name w:val="xl291"/>
-    <w:basedOn w:val="1097"/>
+    <w:basedOn w:val="1023"/>
     <w:pPr>
       <w:pBdr>
         <w:top w:val="single" w:color="000000" w:sz="4" w:space="0"/>
@@ -41039,9 +41038,9 @@
       <w:lang w:val="es-CO" w:eastAsia="es-CO"/>
     </w:rPr>
   </w:style>
-  <w:style w:type="paragraph" w:styleId="1361" w:customStyle="1">
+  <w:style w:type="paragraph" w:styleId="1287" w:customStyle="1">
     <w:name w:val="xl292"/>
-    <w:basedOn w:val="1097"/>
+    <w:basedOn w:val="1023"/>
     <w:pPr>
       <w:pBdr>
         <w:top w:val="single" w:color="000000" w:sz="4" w:space="0"/>
@@ -41061,9 +41060,9 @@
       <w:lang w:val="es-CO" w:eastAsia="es-CO"/>
     </w:rPr>
   </w:style>
-  <w:style w:type="paragraph" w:styleId="1362" w:customStyle="1">
+  <w:style w:type="paragraph" w:styleId="1288" w:customStyle="1">
     <w:name w:val="xl293"/>
-    <w:basedOn w:val="1097"/>
+    <w:basedOn w:val="1023"/>
     <w:pPr>
       <w:pBdr>
         <w:top w:val="single" w:color="000000" w:sz="4" w:space="0"/>
@@ -41084,9 +41083,9 @@
       <w:lang w:val="es-CO" w:eastAsia="es-CO"/>
     </w:rPr>
   </w:style>
-  <w:style w:type="paragraph" w:styleId="1363" w:customStyle="1">
+  <w:style w:type="paragraph" w:styleId="1289" w:customStyle="1">
     <w:name w:val="xl294"/>
-    <w:basedOn w:val="1097"/>
+    <w:basedOn w:val="1023"/>
     <w:pPr>
       <w:pBdr>
         <w:top w:val="single" w:color="000000" w:sz="4" w:space="0"/>
@@ -41108,9 +41107,9 @@
       <w:lang w:val="es-CO" w:eastAsia="es-CO"/>
     </w:rPr>
   </w:style>
-  <w:style w:type="paragraph" w:styleId="1364" w:customStyle="1">
+  <w:style w:type="paragraph" w:styleId="1290" w:customStyle="1">
     <w:name w:val="xl295"/>
-    <w:basedOn w:val="1097"/>
+    <w:basedOn w:val="1023"/>
     <w:pPr>
       <w:pBdr>
         <w:top w:val="single" w:color="000000" w:sz="4" w:space="0"/>
@@ -41131,9 +41130,9 @@
       <w:lang w:val="es-CO" w:eastAsia="es-CO"/>
     </w:rPr>
   </w:style>
-  <w:style w:type="paragraph" w:styleId="1365" w:customStyle="1">
+  <w:style w:type="paragraph" w:styleId="1291" w:customStyle="1">
     <w:name w:val="xl296"/>
-    <w:basedOn w:val="1097"/>
+    <w:basedOn w:val="1023"/>
     <w:pPr>
       <w:pBdr>
         <w:top w:val="single" w:color="000000" w:sz="4" w:space="0"/>
@@ -41155,9 +41154,9 @@
       <w:lang w:val="es-CO" w:eastAsia="es-CO"/>
     </w:rPr>
   </w:style>
-  <w:style w:type="paragraph" w:styleId="1366" w:customStyle="1">
+  <w:style w:type="paragraph" w:styleId="1292" w:customStyle="1">
     <w:name w:val="xl297"/>
-    <w:basedOn w:val="1097"/>
+    <w:basedOn w:val="1023"/>
     <w:pPr>
       <w:pBdr>
         <w:top w:val="single" w:color="000000" w:sz="4" w:space="0"/>
@@ -41177,9 +41176,9 @@
       <w:lang w:val="es-CO" w:eastAsia="es-CO"/>
     </w:rPr>
   </w:style>
-  <w:style w:type="paragraph" w:styleId="1367" w:customStyle="1">
+  <w:style w:type="paragraph" w:styleId="1293" w:customStyle="1">
     <w:name w:val="xl298"/>
-    <w:basedOn w:val="1097"/>
+    <w:basedOn w:val="1023"/>
     <w:pPr>
       <w:pBdr>
         <w:top w:val="single" w:color="000000" w:sz="4" w:space="0"/>
@@ -41198,9 +41197,9 @@
       <w:lang w:val="es-CO" w:eastAsia="es-CO"/>
     </w:rPr>
   </w:style>
-  <w:style w:type="paragraph" w:styleId="1368" w:customStyle="1">
+  <w:style w:type="paragraph" w:styleId="1294" w:customStyle="1">
     <w:name w:val="xl299"/>
-    <w:basedOn w:val="1097"/>
+    <w:basedOn w:val="1023"/>
     <w:pPr>
       <w:pBdr>
         <w:top w:val="single" w:color="000000" w:sz="4" w:space="0"/>
@@ -41220,9 +41219,9 @@
       <w:lang w:val="es-CO" w:eastAsia="es-CO"/>
     </w:rPr>
   </w:style>
-  <w:style w:type="paragraph" w:styleId="1369" w:customStyle="1">
+  <w:style w:type="paragraph" w:styleId="1295" w:customStyle="1">
     <w:name w:val="xl300"/>
-    <w:basedOn w:val="1097"/>
+    <w:basedOn w:val="1023"/>
     <w:pPr>
       <w:pBdr>
         <w:top w:val="single" w:color="000000" w:sz="4" w:space="0"/>
@@ -41243,9 +41242,9 @@
       <w:lang w:val="es-CO" w:eastAsia="es-CO"/>
     </w:rPr>
   </w:style>
-  <w:style w:type="paragraph" w:styleId="1370" w:customStyle="1">
+  <w:style w:type="paragraph" w:styleId="1296" w:customStyle="1">
     <w:name w:val="xl301"/>
-    <w:basedOn w:val="1097"/>
+    <w:basedOn w:val="1023"/>
     <w:pPr>
       <w:pBdr>
         <w:top w:val="single" w:color="000000" w:sz="4" w:space="0"/>
@@ -41265,9 +41264,9 @@
       <w:lang w:val="es-CO" w:eastAsia="es-CO"/>
     </w:rPr>
   </w:style>
-  <w:style w:type="paragraph" w:styleId="1371" w:customStyle="1">
+  <w:style w:type="paragraph" w:styleId="1297" w:customStyle="1">
     <w:name w:val="xl302"/>
-    <w:basedOn w:val="1097"/>
+    <w:basedOn w:val="1023"/>
     <w:pPr>
       <w:pBdr>
         <w:top w:val="single" w:color="000000" w:sz="4" w:space="0"/>
@@ -41288,9 +41287,9 @@
       <w:lang w:val="es-CO" w:eastAsia="es-CO"/>
     </w:rPr>
   </w:style>
-  <w:style w:type="paragraph" w:styleId="1372" w:customStyle="1">
+  <w:style w:type="paragraph" w:styleId="1298" w:customStyle="1">
     <w:name w:val="xl303"/>
-    <w:basedOn w:val="1097"/>
+    <w:basedOn w:val="1023"/>
     <w:pPr>
       <w:pBdr>
         <w:top w:val="single" w:color="000000" w:sz="4" w:space="0"/>
@@ -41309,9 +41308,9 @@
       <w:lang w:val="es-CO" w:eastAsia="es-CO"/>
     </w:rPr>
   </w:style>
-  <w:style w:type="paragraph" w:styleId="1373" w:customStyle="1">
+  <w:style w:type="paragraph" w:styleId="1299" w:customStyle="1">
     <w:name w:val="xl304"/>
-    <w:basedOn w:val="1097"/>
+    <w:basedOn w:val="1023"/>
     <w:pPr>
       <w:pBdr>
         <w:top w:val="single" w:color="000000" w:sz="4" w:space="0"/>
@@ -41330,9 +41329,9 @@
       <w:lang w:val="es-CO" w:eastAsia="es-CO"/>
     </w:rPr>
   </w:style>
-  <w:style w:type="paragraph" w:styleId="1374" w:customStyle="1">
+  <w:style w:type="paragraph" w:styleId="1300" w:customStyle="1">
     <w:name w:val="xl305"/>
-    <w:basedOn w:val="1097"/>
+    <w:basedOn w:val="1023"/>
     <w:pPr>
       <w:pBdr>
         <w:top w:val="single" w:color="000000" w:sz="4" w:space="0"/>
@@ -41351,9 +41350,9 @@
       <w:lang w:val="es-CO" w:eastAsia="es-CO"/>
     </w:rPr>
   </w:style>
-  <w:style w:type="paragraph" w:styleId="1375" w:customStyle="1">
+  <w:style w:type="paragraph" w:styleId="1301" w:customStyle="1">
     <w:name w:val="xl306"/>
-    <w:basedOn w:val="1097"/>
+    <w:basedOn w:val="1023"/>
     <w:pPr>
       <w:pBdr>
         <w:top w:val="single" w:color="000000" w:sz="4" w:space="0"/>
@@ -41371,9 +41370,9 @@
       <w:lang w:val="es-CO" w:eastAsia="es-CO"/>
     </w:rPr>
   </w:style>
-  <w:style w:type="paragraph" w:styleId="1376" w:customStyle="1">
+  <w:style w:type="paragraph" w:styleId="1302" w:customStyle="1">
     <w:name w:val="xl307"/>
-    <w:basedOn w:val="1097"/>
+    <w:basedOn w:val="1023"/>
     <w:pPr>
       <w:pBdr>
         <w:top w:val="single" w:color="000000" w:sz="4" w:space="0"/>
@@ -41392,9 +41391,9 @@
       <w:lang w:val="es-CO" w:eastAsia="es-CO"/>
     </w:rPr>
   </w:style>
-  <w:style w:type="paragraph" w:styleId="1377" w:customStyle="1">
+  <w:style w:type="paragraph" w:styleId="1303" w:customStyle="1">
     <w:name w:val="xl308"/>
-    <w:basedOn w:val="1097"/>
+    <w:basedOn w:val="1023"/>
     <w:pPr>
       <w:pBdr>
         <w:top w:val="single" w:color="000000" w:sz="4" w:space="0"/>
@@ -41411,9 +41410,9 @@
       <w:lang w:val="es-CO" w:eastAsia="es-CO"/>
     </w:rPr>
   </w:style>
-  <w:style w:type="paragraph" w:styleId="1378" w:customStyle="1">
+  <w:style w:type="paragraph" w:styleId="1304" w:customStyle="1">
     <w:name w:val="xl309"/>
-    <w:basedOn w:val="1097"/>
+    <w:basedOn w:val="1023"/>
     <w:pPr>
       <w:pBdr>
         <w:top w:val="single" w:color="000000" w:sz="4" w:space="0"/>
@@ -41432,9 +41431,9 @@
       <w:lang w:val="es-CO" w:eastAsia="es-CO"/>
     </w:rPr>
   </w:style>
-  <w:style w:type="paragraph" w:styleId="1379" w:customStyle="1">
+  <w:style w:type="paragraph" w:styleId="1305" w:customStyle="1">
     <w:name w:val="xl310"/>
-    <w:basedOn w:val="1097"/>
+    <w:basedOn w:val="1023"/>
     <w:pPr>
       <w:pBdr>
         <w:top w:val="single" w:color="000000" w:sz="4" w:space="0"/>
@@ -41451,9 +41450,9 @@
       <w:lang w:val="es-CO" w:eastAsia="es-CO"/>
     </w:rPr>
   </w:style>
-  <w:style w:type="paragraph" w:styleId="1380" w:customStyle="1">
+  <w:style w:type="paragraph" w:styleId="1306" w:customStyle="1">
     <w:name w:val="xl311"/>
-    <w:basedOn w:val="1097"/>
+    <w:basedOn w:val="1023"/>
     <w:pPr>
       <w:pBdr/>
       <w:shd w:val="clear" w:color="000000" w:fill="ffffff"/>
@@ -41469,9 +41468,9 @@
       <w:lang w:val="es-CO" w:eastAsia="es-CO"/>
     </w:rPr>
   </w:style>
-  <w:style w:type="paragraph" w:styleId="1381" w:customStyle="1">
+  <w:style w:type="paragraph" w:styleId="1307" w:customStyle="1">
     <w:name w:val="xl312"/>
-    <w:basedOn w:val="1097"/>
+    <w:basedOn w:val="1023"/>
     <w:pPr>
       <w:pBdr/>
       <w:shd w:val="clear" w:color="000000" w:fill="ffffff"/>
@@ -41487,9 +41486,9 @@
       <w:lang w:val="es-CO" w:eastAsia="es-CO"/>
     </w:rPr>
   </w:style>
-  <w:style w:type="paragraph" w:styleId="1382" w:customStyle="1">
+  <w:style w:type="paragraph" w:styleId="1308" w:customStyle="1">
     <w:name w:val="xl313"/>
-    <w:basedOn w:val="1097"/>
+    <w:basedOn w:val="1023"/>
     <w:pPr>
       <w:pBdr>
         <w:right w:val="single" w:color="000000" w:sz="4" w:space="0"/>
@@ -41507,9 +41506,9 @@
       <w:lang w:val="es-CO" w:eastAsia="es-CO"/>
     </w:rPr>
   </w:style>
-  <w:style w:type="paragraph" w:styleId="1383" w:customStyle="1">
+  <w:style w:type="paragraph" w:styleId="1309" w:customStyle="1">
     <w:name w:val="xl314"/>
-    <w:basedOn w:val="1097"/>
+    <w:basedOn w:val="1023"/>
     <w:pPr>
       <w:pBdr>
         <w:left w:val="single" w:color="000000" w:sz="4" w:space="0"/>
@@ -41526,9 +41525,9 @@
       <w:lang w:val="es-CO" w:eastAsia="es-CO"/>
     </w:rPr>
   </w:style>
-  <w:style w:type="paragraph" w:styleId="1384" w:customStyle="1">
+  <w:style w:type="paragraph" w:styleId="1310" w:customStyle="1">
     <w:name w:val="xl315"/>
-    <w:basedOn w:val="1097"/>
+    <w:basedOn w:val="1023"/>
     <w:pPr>
       <w:pBdr/>
       <w:shd w:val="clear" w:color="000000" w:fill="bfbfbf"/>
@@ -41543,9 +41542,9 @@
       <w:lang w:val="es-CO" w:eastAsia="es-CO"/>
     </w:rPr>
   </w:style>
-  <w:style w:type="paragraph" w:styleId="1385" w:customStyle="1">
+  <w:style w:type="paragraph" w:styleId="1311" w:customStyle="1">
     <w:name w:val="xl316"/>
-    <w:basedOn w:val="1097"/>
+    <w:basedOn w:val="1023"/>
     <w:pPr>
       <w:pBdr>
         <w:top w:val="single" w:color="000000" w:sz="4" w:space="0"/>
@@ -41565,9 +41564,9 @@
       <w:lang w:val="es-CO" w:eastAsia="es-CO"/>
     </w:rPr>
   </w:style>
-  <w:style w:type="paragraph" w:styleId="1386" w:customStyle="1">
+  <w:style w:type="paragraph" w:styleId="1312" w:customStyle="1">
     <w:name w:val="xl317"/>
-    <w:basedOn w:val="1097"/>
+    <w:basedOn w:val="1023"/>
     <w:pPr>
       <w:pBdr>
         <w:top w:val="single" w:color="000000" w:sz="4" w:space="0"/>
@@ -41586,9 +41585,9 @@
       <w:lang w:val="es-CO" w:eastAsia="es-CO"/>
     </w:rPr>
   </w:style>
-  <w:style w:type="paragraph" w:styleId="1387" w:customStyle="1">
+  <w:style w:type="paragraph" w:styleId="1313" w:customStyle="1">
     <w:name w:val="xl318"/>
-    <w:basedOn w:val="1097"/>
+    <w:basedOn w:val="1023"/>
     <w:pPr>
       <w:pBdr>
         <w:top w:val="single" w:color="000000" w:sz="4" w:space="0"/>
@@ -41606,9 +41605,9 @@
       <w:lang w:val="es-CO" w:eastAsia="es-CO"/>
     </w:rPr>
   </w:style>
-  <w:style w:type="paragraph" w:styleId="1388" w:customStyle="1">
+  <w:style w:type="paragraph" w:styleId="1314" w:customStyle="1">
     <w:name w:val="xl319"/>
-    <w:basedOn w:val="1097"/>
+    <w:basedOn w:val="1023"/>
     <w:pPr>
       <w:pBdr>
         <w:top w:val="single" w:color="000000" w:sz="4" w:space="0"/>
@@ -41627,9 +41626,9 @@
       <w:lang w:val="es-CO" w:eastAsia="es-CO"/>
     </w:rPr>
   </w:style>
-  <w:style w:type="paragraph" w:styleId="1389" w:customStyle="1">
+  <w:style w:type="paragraph" w:styleId="1315" w:customStyle="1">
     <w:name w:val="xl320"/>
-    <w:basedOn w:val="1097"/>
+    <w:basedOn w:val="1023"/>
     <w:pPr>
       <w:pBdr>
         <w:top w:val="single" w:color="000000" w:sz="4" w:space="0"/>
@@ -41646,9 +41645,9 @@
       <w:lang w:val="es-CO" w:eastAsia="es-CO"/>
     </w:rPr>
   </w:style>
-  <w:style w:type="paragraph" w:styleId="1390" w:customStyle="1">
+  <w:style w:type="paragraph" w:styleId="1316" w:customStyle="1">
     <w:name w:val="xl321"/>
-    <w:basedOn w:val="1097"/>
+    <w:basedOn w:val="1023"/>
     <w:pPr>
       <w:pBdr>
         <w:top w:val="single" w:color="000000" w:sz="4" w:space="0"/>
@@ -41664,9 +41663,9 @@
       <w:lang w:val="es-CO" w:eastAsia="es-CO"/>
     </w:rPr>
   </w:style>
-  <w:style w:type="paragraph" w:styleId="1391" w:customStyle="1">
+  <w:style w:type="paragraph" w:styleId="1317" w:customStyle="1">
     <w:name w:val="xl322"/>
-    <w:basedOn w:val="1097"/>
+    <w:basedOn w:val="1023"/>
     <w:pPr>
       <w:pBdr>
         <w:top w:val="single" w:color="000000" w:sz="4" w:space="0"/>
@@ -41683,9 +41682,9 @@
       <w:lang w:val="es-CO" w:eastAsia="es-CO"/>
     </w:rPr>
   </w:style>
-  <w:style w:type="paragraph" w:styleId="1392" w:customStyle="1">
+  <w:style w:type="paragraph" w:styleId="1318" w:customStyle="1">
     <w:name w:val="xl323"/>
-    <w:basedOn w:val="1097"/>
+    <w:basedOn w:val="1023"/>
     <w:pPr>
       <w:pBdr>
         <w:top w:val="single" w:color="000000" w:sz="4" w:space="0"/>
@@ -41703,9 +41702,9 @@
       <w:lang w:val="es-CO" w:eastAsia="es-CO"/>
     </w:rPr>
   </w:style>
-  <w:style w:type="paragraph" w:styleId="1393" w:customStyle="1">
+  <w:style w:type="paragraph" w:styleId="1319" w:customStyle="1">
     <w:name w:val="xl324"/>
-    <w:basedOn w:val="1097"/>
+    <w:basedOn w:val="1023"/>
     <w:pPr>
       <w:pBdr>
         <w:top w:val="single" w:color="000000" w:sz="4" w:space="0"/>
@@ -41722,9 +41721,9 @@
       <w:lang w:val="es-CO" w:eastAsia="es-CO"/>
     </w:rPr>
   </w:style>
-  <w:style w:type="paragraph" w:styleId="1394" w:customStyle="1">
+  <w:style w:type="paragraph" w:styleId="1320" w:customStyle="1">
     <w:name w:val="xl325"/>
-    <w:basedOn w:val="1097"/>
+    <w:basedOn w:val="1023"/>
     <w:pPr>
       <w:pBdr>
         <w:top w:val="single" w:color="000000" w:sz="4" w:space="0"/>
@@ -41742,9 +41741,9 @@
       <w:lang w:val="es-CO" w:eastAsia="es-CO"/>
     </w:rPr>
   </w:style>
-  <w:style w:type="paragraph" w:styleId="1395" w:customStyle="1">
+  <w:style w:type="paragraph" w:styleId="1321" w:customStyle="1">
     <w:name w:val="xl326"/>
-    <w:basedOn w:val="1097"/>
+    <w:basedOn w:val="1023"/>
     <w:pPr>
       <w:pBdr>
         <w:top w:val="single" w:color="000000" w:sz="4" w:space="0"/>
@@ -41763,9 +41762,9 @@
       <w:lang w:val="es-CO" w:eastAsia="es-CO"/>
     </w:rPr>
   </w:style>
-  <w:style w:type="paragraph" w:styleId="1396" w:customStyle="1">
+  <w:style w:type="paragraph" w:styleId="1322" w:customStyle="1">
     <w:name w:val="xl327"/>
-    <w:basedOn w:val="1097"/>
+    <w:basedOn w:val="1023"/>
     <w:pPr>
       <w:pBdr>
         <w:top w:val="single" w:color="000000" w:sz="4" w:space="0"/>
@@ -41784,9 +41783,9 @@
       <w:lang w:val="es-CO" w:eastAsia="es-CO"/>
     </w:rPr>
   </w:style>
-  <w:style w:type="paragraph" w:styleId="1397" w:customStyle="1">
+  <w:style w:type="paragraph" w:styleId="1323" w:customStyle="1">
     <w:name w:val="xl328"/>
-    <w:basedOn w:val="1097"/>
+    <w:basedOn w:val="1023"/>
     <w:pPr>
       <w:pBdr>
         <w:top w:val="single" w:color="000000" w:sz="4" w:space="0"/>
@@ -41805,9 +41804,9 @@
       <w:lang w:val="es-CO" w:eastAsia="es-CO"/>
     </w:rPr>
   </w:style>
-  <w:style w:type="paragraph" w:styleId="1398" w:customStyle="1">
+  <w:style w:type="paragraph" w:styleId="1324" w:customStyle="1">
     <w:name w:val="xl329"/>
-    <w:basedOn w:val="1097"/>
+    <w:basedOn w:val="1023"/>
     <w:pPr>
       <w:pBdr>
         <w:top w:val="single" w:color="000000" w:sz="4" w:space="0"/>
@@ -41825,9 +41824,9 @@
       <w:lang w:val="es-CO" w:eastAsia="es-CO"/>
     </w:rPr>
   </w:style>
-  <w:style w:type="paragraph" w:styleId="1399" w:customStyle="1">
+  <w:style w:type="paragraph" w:styleId="1325" w:customStyle="1">
     <w:name w:val="xl330"/>
-    <w:basedOn w:val="1097"/>
+    <w:basedOn w:val="1023"/>
     <w:pPr>
       <w:pBdr>
         <w:top w:val="single" w:color="000000" w:sz="4" w:space="0"/>
@@ -41846,9 +41845,9 @@
       <w:lang w:val="es-CO" w:eastAsia="es-CO"/>
     </w:rPr>
   </w:style>
-  <w:style w:type="paragraph" w:styleId="1400" w:customStyle="1">
+  <w:style w:type="paragraph" w:styleId="1326" w:customStyle="1">
     <w:name w:val="xl331"/>
-    <w:basedOn w:val="1097"/>
+    <w:basedOn w:val="1023"/>
     <w:pPr>
       <w:pBdr>
         <w:top w:val="single" w:color="000000" w:sz="4" w:space="0"/>
@@ -41866,9 +41865,9 @@
       <w:lang w:val="es-CO" w:eastAsia="es-CO"/>
     </w:rPr>
   </w:style>
-  <w:style w:type="paragraph" w:styleId="1401" w:customStyle="1">
+  <w:style w:type="paragraph" w:styleId="1327" w:customStyle="1">
     <w:name w:val="xl332"/>
-    <w:basedOn w:val="1097"/>
+    <w:basedOn w:val="1023"/>
     <w:pPr>
       <w:pBdr>
         <w:top w:val="single" w:color="000000" w:sz="4" w:space="0"/>
@@ -41887,9 +41886,9 @@
       <w:lang w:val="es-CO" w:eastAsia="es-CO"/>
     </w:rPr>
   </w:style>
-  <w:style w:type="paragraph" w:styleId="1402" w:customStyle="1">
+  <w:style w:type="paragraph" w:styleId="1328" w:customStyle="1">
     <w:name w:val="xl333"/>
-    <w:basedOn w:val="1097"/>
+    <w:basedOn w:val="1023"/>
     <w:pPr>
       <w:pBdr>
         <w:top w:val="single" w:color="000000" w:sz="4" w:space="0"/>
@@ -41905,9 +41904,9 @@
       <w:lang w:val="es-CO" w:eastAsia="es-CO"/>
     </w:rPr>
   </w:style>
-  <w:style w:type="paragraph" w:styleId="1403" w:customStyle="1">
+  <w:style w:type="paragraph" w:styleId="1329" w:customStyle="1">
     <w:name w:val="xl334"/>
-    <w:basedOn w:val="1097"/>
+    <w:basedOn w:val="1023"/>
     <w:pPr>
       <w:pBdr>
         <w:top w:val="single" w:color="000000" w:sz="4" w:space="0"/>
@@ -41922,9 +41921,9 @@
       <w:lang w:val="es-CO" w:eastAsia="es-CO"/>
     </w:rPr>
   </w:style>
-  <w:style w:type="paragraph" w:styleId="1404" w:customStyle="1">
+  <w:style w:type="paragraph" w:styleId="1330" w:customStyle="1">
     <w:name w:val="xl335"/>
-    <w:basedOn w:val="1097"/>
+    <w:basedOn w:val="1023"/>
     <w:pPr>
       <w:pBdr>
         <w:top w:val="single" w:color="000000" w:sz="4" w:space="0"/>
@@ -41940,9 +41939,9 @@
       <w:lang w:val="es-CO" w:eastAsia="es-CO"/>
     </w:rPr>
   </w:style>
-  <w:style w:type="paragraph" w:styleId="1405" w:customStyle="1">
+  <w:style w:type="paragraph" w:styleId="1331" w:customStyle="1">
     <w:name w:val="xl336"/>
-    <w:basedOn w:val="1097"/>
+    <w:basedOn w:val="1023"/>
     <w:pPr>
       <w:pBdr>
         <w:top w:val="single" w:color="000000" w:sz="4" w:space="0"/>
@@ -41959,9 +41958,9 @@
       <w:lang w:val="es-CO" w:eastAsia="es-CO"/>
     </w:rPr>
   </w:style>
-  <w:style w:type="paragraph" w:styleId="1406" w:customStyle="1">
+  <w:style w:type="paragraph" w:styleId="1332" w:customStyle="1">
     <w:name w:val="xl337"/>
-    <w:basedOn w:val="1097"/>
+    <w:basedOn w:val="1023"/>
     <w:pPr>
       <w:pBdr>
         <w:top w:val="single" w:color="000000" w:sz="4" w:space="0"/>
@@ -41977,9 +41976,9 @@
       <w:lang w:val="es-CO" w:eastAsia="es-CO"/>
     </w:rPr>
   </w:style>
-  <w:style w:type="paragraph" w:styleId="1407" w:customStyle="1">
+  <w:style w:type="paragraph" w:styleId="1333" w:customStyle="1">
     <w:name w:val="xl338"/>
-    <w:basedOn w:val="1097"/>
+    <w:basedOn w:val="1023"/>
     <w:pPr>
       <w:pBdr>
         <w:top w:val="single" w:color="000000" w:sz="4" w:space="0"/>
@@ -41996,9 +41995,9 @@
       <w:lang w:val="es-CO" w:eastAsia="es-CO"/>
     </w:rPr>
   </w:style>
-  <w:style w:type="paragraph" w:styleId="1408" w:customStyle="1">
+  <w:style w:type="paragraph" w:styleId="1334" w:customStyle="1">
     <w:name w:val="xl339"/>
-    <w:basedOn w:val="1097"/>
+    <w:basedOn w:val="1023"/>
     <w:pPr>
       <w:pBdr>
         <w:bottom w:val="single" w:color="000000" w:sz="4" w:space="0"/>
@@ -42015,9 +42014,9 @@
       <w:lang w:val="es-CO" w:eastAsia="es-CO"/>
     </w:rPr>
   </w:style>
-  <w:style w:type="paragraph" w:styleId="1409" w:customStyle="1">
+  <w:style w:type="paragraph" w:styleId="1335" w:customStyle="1">
     <w:name w:val="xl340"/>
-    <w:basedOn w:val="1097"/>
+    <w:basedOn w:val="1023"/>
     <w:pPr>
       <w:pBdr>
         <w:bottom w:val="single" w:color="000000" w:sz="4" w:space="0"/>
@@ -42034,9 +42033,9 @@
       <w:lang w:val="es-CO" w:eastAsia="es-CO"/>
     </w:rPr>
   </w:style>
-  <w:style w:type="paragraph" w:styleId="1410" w:customStyle="1">
+  <w:style w:type="paragraph" w:styleId="1336" w:customStyle="1">
     <w:name w:val="xl341"/>
-    <w:basedOn w:val="1097"/>
+    <w:basedOn w:val="1023"/>
     <w:pPr>
       <w:pBdr>
         <w:bottom w:val="single" w:color="000000" w:sz="4" w:space="0"/>
@@ -42054,9 +42053,9 @@
       <w:lang w:val="es-CO" w:eastAsia="es-CO"/>
     </w:rPr>
   </w:style>
-  <w:style w:type="paragraph" w:styleId="1411" w:customStyle="1">
+  <w:style w:type="paragraph" w:styleId="1337" w:customStyle="1">
     <w:name w:val="xl342"/>
-    <w:basedOn w:val="1097"/>
+    <w:basedOn w:val="1023"/>
     <w:pPr>
       <w:pBdr>
         <w:top w:val="single" w:color="000000" w:sz="4" w:space="0"/>
@@ -42075,9 +42074,9 @@
       <w:lang w:val="es-CO" w:eastAsia="es-CO"/>
     </w:rPr>
   </w:style>
-  <w:style w:type="paragraph" w:styleId="1412" w:customStyle="1">
+  <w:style w:type="paragraph" w:styleId="1338" w:customStyle="1">
     <w:name w:val="xl343"/>
-    <w:basedOn w:val="1097"/>
+    <w:basedOn w:val="1023"/>
     <w:pPr>
       <w:pBdr>
         <w:top w:val="single" w:color="000000" w:sz="4" w:space="0"/>
@@ -42096,9 +42095,9 @@
       <w:lang w:val="es-CO" w:eastAsia="es-CO"/>
     </w:rPr>
   </w:style>
-  <w:style w:type="paragraph" w:styleId="1413" w:customStyle="1">
+  <w:style w:type="paragraph" w:styleId="1339" w:customStyle="1">
     <w:name w:val="xl344"/>
-    <w:basedOn w:val="1097"/>
+    <w:basedOn w:val="1023"/>
     <w:pPr>
       <w:pBdr>
         <w:top w:val="single" w:color="000000" w:sz="4" w:space="0"/>
@@ -42118,9 +42117,9 @@
       <w:lang w:val="es-CO" w:eastAsia="es-CO"/>
     </w:rPr>
   </w:style>
-  <w:style w:type="paragraph" w:styleId="1414" w:customStyle="1">
+  <w:style w:type="paragraph" w:styleId="1340" w:customStyle="1">
     <w:name w:val="xl345"/>
-    <w:basedOn w:val="1097"/>
+    <w:basedOn w:val="1023"/>
     <w:pPr>
       <w:pBdr>
         <w:top w:val="single" w:color="000000" w:sz="4" w:space="0"/>
@@ -42138,9 +42137,9 @@
       <w:lang w:val="es-CO" w:eastAsia="es-CO"/>
     </w:rPr>
   </w:style>
-  <w:style w:type="paragraph" w:styleId="1415" w:customStyle="1">
+  <w:style w:type="paragraph" w:styleId="1341" w:customStyle="1">
     <w:name w:val="xl346"/>
-    <w:basedOn w:val="1097"/>
+    <w:basedOn w:val="1023"/>
     <w:pPr>
       <w:pBdr>
         <w:top w:val="single" w:color="000000" w:sz="12" w:space="0"/>
@@ -42157,9 +42156,9 @@
       <w:lang w:val="es-CO" w:eastAsia="es-CO"/>
     </w:rPr>
   </w:style>
-  <w:style w:type="paragraph" w:styleId="1416" w:customStyle="1">
+  <w:style w:type="paragraph" w:styleId="1342" w:customStyle="1">
     <w:name w:val="xl347"/>
-    <w:basedOn w:val="1097"/>
+    <w:basedOn w:val="1023"/>
     <w:pPr>
       <w:pBdr>
         <w:top w:val="single" w:color="000000" w:sz="12" w:space="0"/>
@@ -42175,9 +42174,9 @@
       <w:lang w:val="es-CO" w:eastAsia="es-CO"/>
     </w:rPr>
   </w:style>
-  <w:style w:type="paragraph" w:styleId="1417" w:customStyle="1">
+  <w:style w:type="paragraph" w:styleId="1343" w:customStyle="1">
     <w:name w:val="xl348"/>
-    <w:basedOn w:val="1097"/>
+    <w:basedOn w:val="1023"/>
     <w:pPr>
       <w:pBdr>
         <w:top w:val="single" w:color="000000" w:sz="12" w:space="0"/>
@@ -42194,9 +42193,9 @@
       <w:lang w:val="es-CO" w:eastAsia="es-CO"/>
     </w:rPr>
   </w:style>
-  <w:style w:type="paragraph" w:styleId="1418" w:customStyle="1">
+  <w:style w:type="paragraph" w:styleId="1344" w:customStyle="1">
     <w:name w:val="xl349"/>
-    <w:basedOn w:val="1097"/>
+    <w:basedOn w:val="1023"/>
     <w:pPr>
       <w:pBdr>
         <w:left w:val="single" w:color="000000" w:sz="12" w:space="0"/>
@@ -42212,9 +42211,9 @@
       <w:lang w:val="es-CO" w:eastAsia="es-CO"/>
     </w:rPr>
   </w:style>
-  <w:style w:type="paragraph" w:styleId="1419" w:customStyle="1">
+  <w:style w:type="paragraph" w:styleId="1345" w:customStyle="1">
     <w:name w:val="xl350"/>
-    <w:basedOn w:val="1097"/>
+    <w:basedOn w:val="1023"/>
     <w:pPr>
       <w:pBdr/>
       <w:spacing w:after="100" w:afterAutospacing="1" w:before="100" w:beforeAutospacing="1"/>
@@ -42228,9 +42227,9 @@
       <w:lang w:val="es-CO" w:eastAsia="es-CO"/>
     </w:rPr>
   </w:style>
-  <w:style w:type="paragraph" w:styleId="1420" w:customStyle="1">
+  <w:style w:type="paragraph" w:styleId="1346" w:customStyle="1">
     <w:name w:val="xl351"/>
-    <w:basedOn w:val="1097"/>
+    <w:basedOn w:val="1023"/>
     <w:pPr>
       <w:pBdr>
         <w:right w:val="single" w:color="000000" w:sz="4" w:space="0"/>
@@ -42246,9 +42245,9 @@
       <w:lang w:val="es-CO" w:eastAsia="es-CO"/>
     </w:rPr>
   </w:style>
-  <w:style w:type="paragraph" w:styleId="1421" w:customStyle="1">
+  <w:style w:type="paragraph" w:styleId="1347" w:customStyle="1">
     <w:name w:val="xl352"/>
-    <w:basedOn w:val="1097"/>
+    <w:basedOn w:val="1023"/>
     <w:pPr>
       <w:pBdr>
         <w:top w:val="single" w:color="000000" w:sz="4" w:space="0"/>
@@ -42266,9 +42265,9 @@
       <w:lang w:val="es-CO" w:eastAsia="es-CO"/>
     </w:rPr>
   </w:style>
-  <w:style w:type="paragraph" w:styleId="1422" w:customStyle="1">
+  <w:style w:type="paragraph" w:styleId="1348" w:customStyle="1">
     <w:name w:val="xl353"/>
-    <w:basedOn w:val="1097"/>
+    <w:basedOn w:val="1023"/>
     <w:pPr>
       <w:pBdr>
         <w:top w:val="single" w:color="000000" w:sz="4" w:space="0"/>
@@ -42286,9 +42285,9 @@
       <w:lang w:val="es-CO" w:eastAsia="es-CO"/>
     </w:rPr>
   </w:style>
-  <w:style w:type="paragraph" w:styleId="1423" w:customStyle="1">
+  <w:style w:type="paragraph" w:styleId="1349" w:customStyle="1">
     <w:name w:val="xl354"/>
-    <w:basedOn w:val="1097"/>
+    <w:basedOn w:val="1023"/>
     <w:pPr>
       <w:pBdr>
         <w:top w:val="single" w:color="000000" w:sz="4" w:space="0"/>
@@ -42307,9 +42306,9 @@
       <w:lang w:val="es-CO" w:eastAsia="es-CO"/>
     </w:rPr>
   </w:style>
-  <w:style w:type="paragraph" w:styleId="1424" w:customStyle="1">
+  <w:style w:type="paragraph" w:styleId="1350" w:customStyle="1">
     <w:name w:val="xl355"/>
-    <w:basedOn w:val="1097"/>
+    <w:basedOn w:val="1023"/>
     <w:pPr>
       <w:pBdr>
         <w:top w:val="single" w:color="000000" w:sz="4" w:space="0"/>
@@ -42327,9 +42326,9 @@
       <w:lang w:val="es-CO" w:eastAsia="es-CO"/>
     </w:rPr>
   </w:style>
-  <w:style w:type="paragraph" w:styleId="1425" w:customStyle="1">
+  <w:style w:type="paragraph" w:styleId="1351" w:customStyle="1">
     <w:name w:val="xl356"/>
-    <w:basedOn w:val="1097"/>
+    <w:basedOn w:val="1023"/>
     <w:pPr>
       <w:pBdr>
         <w:top w:val="single" w:color="000000" w:sz="4" w:space="0"/>
@@ -42348,9 +42347,9 @@
       <w:lang w:val="es-CO" w:eastAsia="es-CO"/>
     </w:rPr>
   </w:style>
-  <w:style w:type="paragraph" w:styleId="1426" w:customStyle="1">
+  <w:style w:type="paragraph" w:styleId="1352" w:customStyle="1">
     <w:name w:val="xl357"/>
-    <w:basedOn w:val="1097"/>
+    <w:basedOn w:val="1023"/>
     <w:pPr>
       <w:pBdr>
         <w:top w:val="single" w:color="000000" w:sz="4" w:space="0"/>
@@ -42368,9 +42367,9 @@
       <w:lang w:val="es-CO" w:eastAsia="es-CO"/>
     </w:rPr>
   </w:style>
-  <w:style w:type="paragraph" w:styleId="1427" w:customStyle="1">
+  <w:style w:type="paragraph" w:styleId="1353" w:customStyle="1">
     <w:name w:val="xl358"/>
-    <w:basedOn w:val="1097"/>
+    <w:basedOn w:val="1023"/>
     <w:pPr>
       <w:pBdr>
         <w:top w:val="single" w:color="000000" w:sz="4" w:space="0"/>
@@ -42389,9 +42388,9 @@
       <w:lang w:val="es-CO" w:eastAsia="es-CO"/>
     </w:rPr>
   </w:style>
-  <w:style w:type="paragraph" w:styleId="1428" w:customStyle="1">
+  <w:style w:type="paragraph" w:styleId="1354" w:customStyle="1">
     <w:name w:val="xl359"/>
-    <w:basedOn w:val="1097"/>
+    <w:basedOn w:val="1023"/>
     <w:pPr>
       <w:pBdr>
         <w:top w:val="single" w:color="000000" w:sz="4" w:space="0"/>
@@ -42411,9 +42410,9 @@
       <w:lang w:val="es-CO" w:eastAsia="es-CO"/>
     </w:rPr>
   </w:style>
-  <w:style w:type="paragraph" w:styleId="1429" w:customStyle="1">
+  <w:style w:type="paragraph" w:styleId="1355" w:customStyle="1">
     <w:name w:val="xl360"/>
-    <w:basedOn w:val="1097"/>
+    <w:basedOn w:val="1023"/>
     <w:pPr>
       <w:pBdr>
         <w:top w:val="single" w:color="000000" w:sz="4" w:space="0"/>
@@ -42430,9 +42429,9 @@
       <w:lang w:val="es-CO" w:eastAsia="es-CO"/>
     </w:rPr>
   </w:style>
-  <w:style w:type="paragraph" w:styleId="1430" w:customStyle="1">
+  <w:style w:type="paragraph" w:styleId="1356" w:customStyle="1">
     <w:name w:val="xl361"/>
-    <w:basedOn w:val="1097"/>
+    <w:basedOn w:val="1023"/>
     <w:pPr>
       <w:pBdr>
         <w:top w:val="single" w:color="000000" w:sz="4" w:space="0"/>
@@ -42452,9 +42451,9 @@
       <w:lang w:val="es-CO" w:eastAsia="es-CO"/>
     </w:rPr>
   </w:style>
-  <w:style w:type="paragraph" w:styleId="1431" w:customStyle="1">
+  <w:style w:type="paragraph" w:styleId="1357" w:customStyle="1">
     <w:name w:val="xl362"/>
-    <w:basedOn w:val="1097"/>
+    <w:basedOn w:val="1023"/>
     <w:pPr>
       <w:pBdr>
         <w:left w:val="single" w:color="000000" w:sz="12" w:space="0"/>
@@ -42473,9 +42472,9 @@
       <w:lang w:val="es-CO" w:eastAsia="es-CO"/>
     </w:rPr>
   </w:style>
-  <w:style w:type="paragraph" w:styleId="1432" w:customStyle="1">
+  <w:style w:type="paragraph" w:styleId="1358" w:customStyle="1">
     <w:name w:val="xl363"/>
-    <w:basedOn w:val="1097"/>
+    <w:basedOn w:val="1023"/>
     <w:pPr>
       <w:pBdr>
         <w:top w:val="single" w:color="000000" w:sz="4" w:space="0"/>
@@ -42494,9 +42493,9 @@
       <w:lang w:val="es-CO" w:eastAsia="es-CO"/>
     </w:rPr>
   </w:style>
-  <w:style w:type="paragraph" w:styleId="1433" w:customStyle="1">
+  <w:style w:type="paragraph" w:styleId="1359" w:customStyle="1">
     <w:name w:val="xl364"/>
-    <w:basedOn w:val="1097"/>
+    <w:basedOn w:val="1023"/>
     <w:pPr>
       <w:pBdr>
         <w:left w:val="single" w:color="000000" w:sz="4" w:space="0"/>
@@ -42515,9 +42514,9 @@
       <w:lang w:val="es-CO" w:eastAsia="es-CO"/>
     </w:rPr>
   </w:style>
-  <w:style w:type="paragraph" w:styleId="1434" w:customStyle="1">
+  <w:style w:type="paragraph" w:styleId="1360" w:customStyle="1">
     <w:name w:val="xl365"/>
-    <w:basedOn w:val="1097"/>
+    <w:basedOn w:val="1023"/>
     <w:pPr>
       <w:pBdr>
         <w:top w:val="single" w:color="000000" w:sz="4" w:space="0"/>
@@ -42535,9 +42534,9 @@
       <w:lang w:val="es-CO" w:eastAsia="es-CO"/>
     </w:rPr>
   </w:style>
-  <w:style w:type="paragraph" w:styleId="1435" w:customStyle="1">
+  <w:style w:type="paragraph" w:styleId="1361" w:customStyle="1">
     <w:name w:val="xl366"/>
-    <w:basedOn w:val="1097"/>
+    <w:basedOn w:val="1023"/>
     <w:pPr>
       <w:pBdr>
         <w:top w:val="single" w:color="000000" w:sz="4" w:space="0"/>
@@ -42554,9 +42553,9 @@
       <w:lang w:val="es-CO" w:eastAsia="es-CO"/>
     </w:rPr>
   </w:style>
-  <w:style w:type="paragraph" w:styleId="1436" w:customStyle="1">
+  <w:style w:type="paragraph" w:styleId="1362" w:customStyle="1">
     <w:name w:val="xl367"/>
-    <w:basedOn w:val="1097"/>
+    <w:basedOn w:val="1023"/>
     <w:pPr>
       <w:pBdr>
         <w:top w:val="single" w:color="000000" w:sz="4" w:space="0"/>
@@ -42574,9 +42573,9 @@
       <w:lang w:val="es-CO" w:eastAsia="es-CO"/>
     </w:rPr>
   </w:style>
-  <w:style w:type="paragraph" w:styleId="1437" w:customStyle="1">
+  <w:style w:type="paragraph" w:styleId="1363" w:customStyle="1">
     <w:name w:val="xl368"/>
-    <w:basedOn w:val="1097"/>
+    <w:basedOn w:val="1023"/>
     <w:pPr>
       <w:pBdr>
         <w:top w:val="single" w:color="000000" w:sz="4" w:space="0"/>
@@ -42595,9 +42594,9 @@
       <w:lang w:val="es-CO" w:eastAsia="es-CO"/>
     </w:rPr>
   </w:style>
-  <w:style w:type="paragraph" w:styleId="1438" w:customStyle="1">
+  <w:style w:type="paragraph" w:styleId="1364" w:customStyle="1">
     <w:name w:val="xl369"/>
-    <w:basedOn w:val="1097"/>
+    <w:basedOn w:val="1023"/>
     <w:pPr>
       <w:pBdr>
         <w:top w:val="single" w:color="000000" w:sz="4" w:space="0"/>
@@ -42617,9 +42616,9 @@
       <w:lang w:val="es-CO" w:eastAsia="es-CO"/>
     </w:rPr>
   </w:style>
-  <w:style w:type="paragraph" w:styleId="1439" w:customStyle="1">
+  <w:style w:type="paragraph" w:styleId="1365" w:customStyle="1">
     <w:name w:val="xl370"/>
-    <w:basedOn w:val="1097"/>
+    <w:basedOn w:val="1023"/>
     <w:pPr>
       <w:pBdr>
         <w:top w:val="single" w:color="000000" w:sz="4" w:space="0"/>
@@ -42638,9 +42637,9 @@
       <w:lang w:val="es-CO" w:eastAsia="es-CO"/>
     </w:rPr>
   </w:style>
-  <w:style w:type="paragraph" w:styleId="1440" w:customStyle="1">
+  <w:style w:type="paragraph" w:styleId="1366" w:customStyle="1">
     <w:name w:val="xl371"/>
-    <w:basedOn w:val="1097"/>
+    <w:basedOn w:val="1023"/>
     <w:pPr>
       <w:pBdr>
         <w:top w:val="single" w:color="000000" w:sz="4" w:space="0"/>
@@ -42660,9 +42659,9 @@
       <w:lang w:val="es-CO" w:eastAsia="es-CO"/>
     </w:rPr>
   </w:style>
-  <w:style w:type="paragraph" w:styleId="1441" w:customStyle="1">
+  <w:style w:type="paragraph" w:styleId="1367" w:customStyle="1">
     <w:name w:val="xl372"/>
-    <w:basedOn w:val="1097"/>
+    <w:basedOn w:val="1023"/>
     <w:pPr>
       <w:pBdr>
         <w:top w:val="single" w:color="000000" w:sz="4" w:space="0"/>
@@ -42679,9 +42678,9 @@
       <w:lang w:val="es-CO" w:eastAsia="es-CO"/>
     </w:rPr>
   </w:style>
-  <w:style w:type="paragraph" w:styleId="1442" w:customStyle="1">
+  <w:style w:type="paragraph" w:styleId="1368" w:customStyle="1">
     <w:name w:val="xl373"/>
-    <w:basedOn w:val="1097"/>
+    <w:basedOn w:val="1023"/>
     <w:pPr>
       <w:pBdr>
         <w:left w:val="single" w:color="000000" w:sz="12" w:space="0"/>
@@ -42701,9 +42700,9 @@
       <w:lang w:val="es-CO" w:eastAsia="es-CO"/>
     </w:rPr>
   </w:style>
-  <w:style w:type="paragraph" w:styleId="1443" w:customStyle="1">
+  <w:style w:type="paragraph" w:styleId="1369" w:customStyle="1">
     <w:name w:val="xl374"/>
-    <w:basedOn w:val="1097"/>
+    <w:basedOn w:val="1023"/>
     <w:pPr>
       <w:pBdr>
         <w:left w:val="single" w:color="000000" w:sz="12" w:space="0"/>
@@ -42722,9 +42721,9 @@
       <w:lang w:val="es-CO" w:eastAsia="es-CO"/>
     </w:rPr>
   </w:style>
-  <w:style w:type="paragraph" w:styleId="1444" w:customStyle="1">
+  <w:style w:type="paragraph" w:styleId="1370" w:customStyle="1">
     <w:name w:val="xl375"/>
-    <w:basedOn w:val="1097"/>
+    <w:basedOn w:val="1023"/>
     <w:pPr>
       <w:pBdr>
         <w:left w:val="single" w:color="000000" w:sz="12" w:space="0"/>
@@ -42744,10 +42743,10 @@
       <w:lang w:val="es-CO" w:eastAsia="es-CO"/>
     </w:rPr>
   </w:style>
-  <w:style w:type="paragraph" w:styleId="1445">
+  <w:style w:type="paragraph" w:styleId="1371">
     <w:name w:val="Header"/>
-    <w:basedOn w:val="1097"/>
-    <w:link w:val="1446"/>
+    <w:basedOn w:val="1023"/>
+    <w:link w:val="1372"/>
     <w:uiPriority w:val="99"/>
     <w:unhideWhenUsed/>
     <w:pPr>
@@ -42760,10 +42759,10 @@
       <w:ind/>
     </w:pPr>
   </w:style>
-  <w:style w:type="character" w:styleId="1446" w:customStyle="1">
+  <w:style w:type="character" w:styleId="1372" w:customStyle="1">
     <w:name w:val="Encabezado Car"/>
-    <w:basedOn w:val="1101"/>
-    <w:link w:val="1445"/>
+    <w:basedOn w:val="1027"/>
+    <w:link w:val="1371"/>
     <w:uiPriority w:val="99"/>
     <w:pPr>
       <w:pBdr/>
@@ -42777,10 +42776,10 @@
       <w:lang w:val="es-ES" w:eastAsia="es-ES_tradnl"/>
     </w:rPr>
   </w:style>
-  <w:style w:type="paragraph" w:styleId="1447">
+  <w:style w:type="paragraph" w:styleId="1373">
     <w:name w:val="Footer"/>
-    <w:basedOn w:val="1097"/>
-    <w:link w:val="1448"/>
+    <w:basedOn w:val="1023"/>
+    <w:link w:val="1374"/>
     <w:uiPriority w:val="99"/>
     <w:unhideWhenUsed/>
     <w:pPr>
@@ -42793,10 +42792,10 @@
       <w:ind/>
     </w:pPr>
   </w:style>
-  <w:style w:type="character" w:styleId="1448" w:customStyle="1">
+  <w:style w:type="character" w:styleId="1374" w:customStyle="1">
     <w:name w:val="Pie de página Car"/>
-    <w:basedOn w:val="1101"/>
-    <w:link w:val="1447"/>
+    <w:basedOn w:val="1027"/>
+    <w:link w:val="1373"/>
     <w:uiPriority w:val="99"/>
     <w:pPr>
       <w:pBdr/>
@@ -42810,27 +42809,27 @@
       <w:lang w:val="es-ES" w:eastAsia="es-ES_tradnl"/>
     </w:rPr>
   </w:style>
-  <w:style w:type="character" w:styleId="1449" w:customStyle="1">
+  <w:style w:type="character" w:styleId="1375" w:customStyle="1">
     <w:name w:val="normaltextrun"/>
-    <w:basedOn w:val="1101"/>
+    <w:basedOn w:val="1027"/>
     <w:pPr>
       <w:pBdr/>
       <w:spacing/>
       <w:ind/>
     </w:pPr>
   </w:style>
-  <w:style w:type="character" w:styleId="1450" w:customStyle="1">
+  <w:style w:type="character" w:styleId="1376" w:customStyle="1">
     <w:name w:val="eop"/>
-    <w:basedOn w:val="1101"/>
+    <w:basedOn w:val="1027"/>
     <w:pPr>
       <w:pBdr/>
       <w:spacing/>
       <w:ind/>
     </w:pPr>
   </w:style>
-  <w:style w:type="paragraph" w:styleId="1451">
+  <w:style w:type="paragraph" w:styleId="1377">
     <w:name w:val="List Paragraph"/>
-    <w:basedOn w:val="1097"/>
+    <w:basedOn w:val="1023"/>
     <w:uiPriority w:val="34"/>
     <w:qFormat/>
     <w:pPr>
@@ -42840,9 +42839,9 @@
       <w:contextualSpacing w:val="true"/>
     </w:pPr>
   </w:style>
-  <w:style w:type="table" w:styleId="1452">
+  <w:style w:type="table" w:styleId="1378">
     <w:name w:val="Table Grid"/>
-    <w:basedOn w:val="1102"/>
+    <w:basedOn w:val="1028"/>
     <w:uiPriority w:val="39"/>
     <w:pPr>
       <w:pBdr/>
@@ -43032,9 +43031,9 @@
       </w:tcPr>
     </w:tblStylePr>
   </w:style>
-  <w:style w:type="character" w:styleId="1453">
+  <w:style w:type="character" w:styleId="1379">
     <w:name w:val="annotation reference"/>
-    <w:basedOn w:val="1101"/>
+    <w:basedOn w:val="1027"/>
     <w:uiPriority w:val="99"/>
     <w:semiHidden/>
     <w:unhideWhenUsed/>
@@ -43048,9 +43047,9 @@
       <w:szCs w:val="16"/>
     </w:rPr>
   </w:style>
-  <w:style w:type="paragraph" w:styleId="1454">
+  <w:style w:type="paragraph" w:styleId="1380">
     <w:name w:val="No Spacing"/>
-    <w:link w:val="1455"/>
+    <w:link w:val="1381"/>
     <w:uiPriority w:val="1"/>
     <w:qFormat/>
     <w:pPr>
@@ -43064,10 +43063,10 @@
       <w14:ligatures w14:val="none"/>
     </w:rPr>
   </w:style>
-  <w:style w:type="character" w:styleId="1455" w:customStyle="1">
+  <w:style w:type="character" w:styleId="1381" w:customStyle="1">
     <w:name w:val="Sin espaciado Car"/>
-    <w:basedOn w:val="1101"/>
-    <w:link w:val="1454"/>
+    <w:basedOn w:val="1027"/>
+    <w:link w:val="1380"/>
     <w:uiPriority w:val="1"/>
     <w:pPr>
       <w:pBdr/>
@@ -43080,9 +43079,9 @@
       <w14:ligatures w14:val="none"/>
     </w:rPr>
   </w:style>
-  <w:style w:type="table" w:styleId="1456">
+  <w:style w:type="table" w:styleId="1382">
     <w:name w:val="Grid Table 4"/>
-    <w:basedOn w:val="1102"/>
+    <w:basedOn w:val="1028"/>
     <w:uiPriority w:val="49"/>
     <w:pPr>
       <w:pBdr/>
@@ -43308,10 +43307,10 @@
       </w:tcPr>
     </w:tblStylePr>
   </w:style>
-  <w:style w:type="paragraph" w:styleId="1457">
+  <w:style w:type="paragraph" w:styleId="1383">
     <w:name w:val="Body Text Indent"/>
-    <w:basedOn w:val="1097"/>
-    <w:link w:val="1458"/>
+    <w:basedOn w:val="1023"/>
+    <w:link w:val="1384"/>
     <w:uiPriority w:val="99"/>
     <w:semiHidden/>
     <w:unhideWhenUsed/>
@@ -43321,10 +43320,10 @@
       <w:ind w:left="283"/>
     </w:pPr>
   </w:style>
-  <w:style w:type="character" w:styleId="1458" w:customStyle="1">
+  <w:style w:type="character" w:styleId="1384" w:customStyle="1">
     <w:name w:val="Sangría de texto normal Car"/>
-    <w:basedOn w:val="1101"/>
-    <w:link w:val="1457"/>
+    <w:basedOn w:val="1027"/>
+    <w:link w:val="1383"/>
     <w:uiPriority w:val="99"/>
     <w:semiHidden/>
     <w:pPr>
@@ -43339,10 +43338,10 @@
       <w:lang w:val="es-ES" w:eastAsia="es-ES_tradnl"/>
     </w:rPr>
   </w:style>
-  <w:style w:type="paragraph" w:styleId="1459">
+  <w:style w:type="paragraph" w:styleId="1385">
     <w:name w:val="Body Text First Indent 2"/>
-    <w:basedOn w:val="1457"/>
-    <w:link w:val="1460"/>
+    <w:basedOn w:val="1383"/>
+    <w:link w:val="1386"/>
     <w:uiPriority w:val="99"/>
     <w:unhideWhenUsed/>
     <w:pPr>
@@ -43359,10 +43358,10 @@
       <w14:ligatures w14:val="none"/>
     </w:rPr>
   </w:style>
-  <w:style w:type="character" w:styleId="1460" w:customStyle="1">
+  <w:style w:type="character" w:styleId="1386" w:customStyle="1">
     <w:name w:val="Texto independiente primera sangría 2 Car"/>
-    <w:basedOn w:val="1458"/>
-    <w:link w:val="1459"/>
+    <w:basedOn w:val="1384"/>
+    <w:link w:val="1385"/>
     <w:uiPriority w:val="99"/>
     <w:pPr>
       <w:pBdr/>
